--- a/高中数学/高中数学同步/第3章 排列、组合与二项式定理·简单卷（29题）.docx
+++ b/高中数学/高中数学同步/第3章 排列、组合与二项式定理·简单卷（29题）.docx
@@ -16,398 +16,6 @@
         <w:t>第3章 排列、组合与二项式定理·简单卷（29题）</w:t>
       </w:r>
     </w:p>
-    <w:p>
-      <w:pPr>
-        <w:spacing w:before="0" w:after="0" w:line="300" w:lineRule="auto"/>
-        <w:jc w:val="left"/>
-      </w:pPr>
-      <w:r>
-        <w:rPr>
-          <w:rFonts w:ascii="Times New Roman" w:hAnsi="Times New Roman" w:eastAsia="宋体"/>
-          <w:b/>
-          <w:sz w:val="21"/>
-        </w:rPr>
-        <w:t>3.1.1 基本计数原理</w:t>
-      </w:r>
-    </w:p>
-    <w:p>
-      <w:pPr>
-        <w:spacing w:before="0" w:after="0" w:line="300" w:lineRule="auto"/>
-        <w:jc w:val="left"/>
-      </w:pPr>
-      <w:r>
-        <w:rPr>
-          <w:rFonts w:ascii="Times New Roman" w:hAnsi="Times New Roman" w:eastAsia="宋体"/>
-          <w:b/>
-          <w:sz w:val="21"/>
-        </w:rPr>
-        <w:t>3.1.1 基本计数原理：分类加法直接计数</w:t>
-      </w:r>
-    </w:p>
-    <w:p>
-      <w:pPr>
-        <w:spacing w:before="0" w:after="0" w:line="300" w:lineRule="auto"/>
-        <w:jc w:val="left"/>
-      </w:pPr>
-      <w:r>
-        <w:rPr>
-          <w:rFonts w:ascii="Times New Roman" w:hAnsi="Times New Roman" w:eastAsia="宋体"/>
-          <w:b/>
-          <w:sz w:val="21"/>
-        </w:rPr>
-        <w:t>3.1.1 基本计数原理：分步乘法直接计数</w:t>
-      </w:r>
-    </w:p>
-    <w:p>
-      <w:pPr>
-        <w:spacing w:before="0" w:after="0" w:line="300" w:lineRule="auto"/>
-        <w:jc w:val="left"/>
-      </w:pPr>
-      <w:r>
-        <w:rPr>
-          <w:rFonts w:ascii="Times New Roman" w:hAnsi="Times New Roman" w:eastAsia="宋体"/>
-          <w:b/>
-          <w:sz w:val="21"/>
-        </w:rPr>
-        <w:t>3.1.1 基本计数原理：分类分步综合（乘加复合）</w:t>
-      </w:r>
-    </w:p>
-    <w:p>
-      <w:pPr>
-        <w:spacing w:before="0" w:after="0" w:line="300" w:lineRule="auto"/>
-        <w:jc w:val="left"/>
-      </w:pPr>
-      <w:r>
-        <w:rPr>
-          <w:rFonts w:ascii="Times New Roman" w:hAnsi="Times New Roman" w:eastAsia="宋体"/>
-          <w:b/>
-          <w:sz w:val="21"/>
-        </w:rPr>
-        <w:t>3.1.1 基本计数原理：数字数位计数</w:t>
-      </w:r>
-    </w:p>
-    <w:p>
-      <w:pPr>
-        <w:spacing w:before="0" w:after="0" w:line="300" w:lineRule="auto"/>
-        <w:jc w:val="left"/>
-      </w:pPr>
-      <w:r>
-        <w:rPr>
-          <w:rFonts w:ascii="Times New Roman" w:hAnsi="Times New Roman" w:eastAsia="宋体"/>
-          <w:b/>
-          <w:sz w:val="21"/>
-        </w:rPr>
-        <w:t>3.1.1 基本计数原理：涂色（区域分步染色）</w:t>
-      </w:r>
-    </w:p>
-    <w:p>
-      <w:pPr>
-        <w:spacing w:before="0" w:after="0" w:line="300" w:lineRule="auto"/>
-        <w:jc w:val="left"/>
-      </w:pPr>
-      <w:r>
-        <w:rPr>
-          <w:rFonts w:ascii="Times New Roman" w:hAnsi="Times New Roman" w:eastAsia="宋体"/>
-          <w:b/>
-          <w:sz w:val="21"/>
-        </w:rPr>
-        <w:t>3.1.2 排列与排列数</w:t>
-      </w:r>
-    </w:p>
-    <w:p>
-      <w:pPr>
-        <w:spacing w:before="0" w:after="0" w:line="300" w:lineRule="auto"/>
-        <w:jc w:val="left"/>
-      </w:pPr>
-      <w:r>
-        <w:rPr>
-          <w:rFonts w:ascii="Times New Roman" w:hAnsi="Times New Roman" w:eastAsia="宋体"/>
-          <w:b/>
-          <w:sz w:val="21"/>
-        </w:rPr>
-        <w:t>3.1.2 排列与排列数：排列概念辨析</w:t>
-      </w:r>
-    </w:p>
-    <w:p>
-      <w:pPr>
-        <w:spacing w:before="0" w:after="0" w:line="300" w:lineRule="auto"/>
-        <w:jc w:val="left"/>
-      </w:pPr>
-      <w:r>
-        <w:rPr>
-          <w:rFonts w:ascii="Times New Roman" w:hAnsi="Times New Roman" w:eastAsia="宋体"/>
-          <w:b/>
-          <w:sz w:val="21"/>
-        </w:rPr>
-        <w:t>3.1.2 排列与排列数：排列数公式计算</w:t>
-      </w:r>
-    </w:p>
-    <w:p>
-      <w:pPr>
-        <w:spacing w:before="0" w:after="0" w:line="300" w:lineRule="auto"/>
-        <w:jc w:val="left"/>
-      </w:pPr>
-      <w:r>
-        <w:rPr>
-          <w:rFonts w:ascii="Times New Roman" w:hAnsi="Times New Roman" w:eastAsia="宋体"/>
-          <w:b/>
-          <w:sz w:val="21"/>
-        </w:rPr>
-        <w:t>3.1.2 排列与排列数：排列数方程</w:t>
-      </w:r>
-    </w:p>
-    <w:p>
-      <w:pPr>
-        <w:spacing w:before="0" w:after="0" w:line="300" w:lineRule="auto"/>
-        <w:jc w:val="left"/>
-      </w:pPr>
-      <w:r>
-        <w:rPr>
-          <w:rFonts w:ascii="Times New Roman" w:hAnsi="Times New Roman" w:eastAsia="宋体"/>
-          <w:b/>
-          <w:sz w:val="21"/>
-        </w:rPr>
-        <w:t>3.1.2 排列与排列数：全排列应用</w:t>
-      </w:r>
-    </w:p>
-    <w:p>
-      <w:pPr>
-        <w:spacing w:before="0" w:after="0" w:line="300" w:lineRule="auto"/>
-        <w:jc w:val="left"/>
-      </w:pPr>
-      <w:r>
-        <w:rPr>
-          <w:rFonts w:ascii="Times New Roman" w:hAnsi="Times New Roman" w:eastAsia="宋体"/>
-          <w:b/>
-          <w:sz w:val="21"/>
-        </w:rPr>
-        <w:t>3.1.2 排列与排列数：特殊位置优先</w:t>
-      </w:r>
-    </w:p>
-    <w:p>
-      <w:pPr>
-        <w:spacing w:before="0" w:after="0" w:line="300" w:lineRule="auto"/>
-        <w:jc w:val="left"/>
-      </w:pPr>
-      <w:r>
-        <w:rPr>
-          <w:rFonts w:ascii="Times New Roman" w:hAnsi="Times New Roman" w:eastAsia="宋体"/>
-          <w:b/>
-          <w:sz w:val="21"/>
-        </w:rPr>
-        <w:t>3.1.3 组合与组合数</w:t>
-      </w:r>
-    </w:p>
-    <w:p>
-      <w:pPr>
-        <w:spacing w:before="0" w:after="0" w:line="300" w:lineRule="auto"/>
-        <w:jc w:val="left"/>
-      </w:pPr>
-      <w:r>
-        <w:rPr>
-          <w:rFonts w:ascii="Times New Roman" w:hAnsi="Times New Roman" w:eastAsia="宋体"/>
-          <w:b/>
-          <w:sz w:val="21"/>
-        </w:rPr>
-        <w:t>3.1.3 组合与组合数：组合概念辨析</w:t>
-      </w:r>
-    </w:p>
-    <w:p>
-      <w:pPr>
-        <w:spacing w:before="0" w:after="0" w:line="300" w:lineRule="auto"/>
-        <w:jc w:val="left"/>
-      </w:pPr>
-      <w:r>
-        <w:rPr>
-          <w:rFonts w:ascii="Times New Roman" w:hAnsi="Times New Roman" w:eastAsia="宋体"/>
-          <w:b/>
-          <w:sz w:val="21"/>
-        </w:rPr>
-        <w:t>3.1.3 组合与组合数：组合数直接计算（含排列对照）</w:t>
-      </w:r>
-    </w:p>
-    <w:p>
-      <w:pPr>
-        <w:spacing w:before="0" w:after="0" w:line="300" w:lineRule="auto"/>
-        <w:jc w:val="left"/>
-      </w:pPr>
-      <w:r>
-        <w:rPr>
-          <w:rFonts w:ascii="Times New Roman" w:hAnsi="Times New Roman" w:eastAsia="宋体"/>
-          <w:b/>
-          <w:sz w:val="21"/>
-        </w:rPr>
-        <w:t>3.1.3 组合与组合数：组合数公式与性质计算</w:t>
-      </w:r>
-    </w:p>
-    <w:p>
-      <w:pPr>
-        <w:spacing w:before="0" w:after="0" w:line="300" w:lineRule="auto"/>
-        <w:jc w:val="left"/>
-      </w:pPr>
-      <w:r>
-        <w:rPr>
-          <w:rFonts w:ascii="Times New Roman" w:hAnsi="Times New Roman" w:eastAsia="宋体"/>
-          <w:b/>
-          <w:sz w:val="21"/>
-        </w:rPr>
-        <w:t>3.1.3 组合与组合数：直接组合应用（分步选派）</w:t>
-      </w:r>
-    </w:p>
-    <w:p>
-      <w:pPr>
-        <w:spacing w:before="0" w:after="0" w:line="300" w:lineRule="auto"/>
-        <w:jc w:val="left"/>
-      </w:pPr>
-      <w:r>
-        <w:rPr>
-          <w:rFonts w:ascii="Times New Roman" w:hAnsi="Times New Roman" w:eastAsia="宋体"/>
-          <w:b/>
-          <w:sz w:val="21"/>
-        </w:rPr>
-        <w:t>3.1.3 组合与组合数：几何组合（圆上点集）</w:t>
-      </w:r>
-    </w:p>
-    <w:p>
-      <w:pPr>
-        <w:spacing w:before="0" w:after="0" w:line="300" w:lineRule="auto"/>
-        <w:jc w:val="left"/>
-      </w:pPr>
-      <w:r>
-        <w:rPr>
-          <w:rFonts w:ascii="Times New Roman" w:hAnsi="Times New Roman" w:eastAsia="宋体"/>
-          <w:b/>
-          <w:sz w:val="21"/>
-        </w:rPr>
-        <w:t>3.3 二项式定理与杨辉三角</w:t>
-      </w:r>
-    </w:p>
-    <w:p>
-      <w:pPr>
-        <w:spacing w:before="0" w:after="0" w:line="300" w:lineRule="auto"/>
-        <w:jc w:val="left"/>
-      </w:pPr>
-      <w:r>
-        <w:rPr>
-          <w:rFonts w:ascii="Times New Roman" w:hAnsi="Times New Roman" w:eastAsia="宋体"/>
-          <w:b/>
-          <w:sz w:val="21"/>
-        </w:rPr>
-        <w:t>3.3 二项式定理与杨辉三角：定理正用（直接展开）</w:t>
-      </w:r>
-    </w:p>
-    <w:p>
-      <w:pPr>
-        <w:spacing w:before="0" w:after="0" w:line="300" w:lineRule="auto"/>
-        <w:jc w:val="left"/>
-      </w:pPr>
-      <w:r>
-        <w:rPr>
-          <w:rFonts w:ascii="Times New Roman" w:hAnsi="Times New Roman" w:eastAsia="宋体"/>
-          <w:b/>
-          <w:sz w:val="21"/>
-        </w:rPr>
-        <w:t>3.3 二项式定理与杨辉三角：定理逆用（并项还原）</w:t>
-      </w:r>
-    </w:p>
-    <w:p>
-      <w:pPr>
-        <w:spacing w:before="0" w:after="0" w:line="300" w:lineRule="auto"/>
-        <w:jc w:val="left"/>
-      </w:pPr>
-      <w:r>
-        <w:rPr>
-          <w:rFonts w:ascii="Times New Roman" w:hAnsi="Times New Roman" w:eastAsia="宋体"/>
-          <w:b/>
-          <w:sz w:val="21"/>
-        </w:rPr>
-        <w:t>3.3 二项式定理与杨辉三角：通项定指数（常数项等）</w:t>
-      </w:r>
-    </w:p>
-    <w:p>
-      <w:pPr>
-        <w:spacing w:before="0" w:after="0" w:line="300" w:lineRule="auto"/>
-        <w:jc w:val="left"/>
-      </w:pPr>
-      <w:r>
-        <w:rPr>
-          <w:rFonts w:ascii="Times New Roman" w:hAnsi="Times New Roman" w:eastAsia="宋体"/>
-          <w:b/>
-          <w:sz w:val="21"/>
-        </w:rPr>
-        <w:t>3.3 二项式定理与杨辉三角：通项定参（求a、n）</w:t>
-      </w:r>
-    </w:p>
-    <w:p>
-      <w:pPr>
-        <w:spacing w:before="0" w:after="0" w:line="300" w:lineRule="auto"/>
-        <w:jc w:val="left"/>
-      </w:pPr>
-      <w:r>
-        <w:rPr>
-          <w:rFonts w:ascii="Times New Roman" w:hAnsi="Times New Roman" w:eastAsia="宋体"/>
-          <w:b/>
-          <w:sz w:val="21"/>
-        </w:rPr>
-        <w:t>3.3 二项式定理与杨辉三角：多项式乘积系数</w:t>
-      </w:r>
-    </w:p>
-    <w:p>
-      <w:pPr>
-        <w:spacing w:before="0" w:after="0" w:line="300" w:lineRule="auto"/>
-        <w:jc w:val="left"/>
-      </w:pPr>
-      <w:r>
-        <w:rPr>
-          <w:rFonts w:ascii="Times New Roman" w:hAnsi="Times New Roman" w:eastAsia="宋体"/>
-          <w:b/>
-          <w:sz w:val="21"/>
-        </w:rPr>
-        <w:t>3.3 二项式定理与杨辉三角：二项式系数性质</w:t>
-      </w:r>
-    </w:p>
-    <w:p>
-      <w:pPr>
-        <w:spacing w:before="0" w:after="0" w:line="300" w:lineRule="auto"/>
-        <w:jc w:val="left"/>
-      </w:pPr>
-      <w:r>
-        <w:rPr>
-          <w:rFonts w:ascii="Times New Roman" w:hAnsi="Times New Roman" w:eastAsia="宋体"/>
-          <w:b/>
-          <w:sz w:val="21"/>
-        </w:rPr>
-        <w:t>3.3 二项式定理与杨辉三角：赋值法系数和</w:t>
-      </w:r>
-    </w:p>
-    <w:p>
-      <w:pPr>
-        <w:spacing w:before="0" w:after="0" w:line="300" w:lineRule="auto"/>
-        <w:jc w:val="left"/>
-      </w:pPr>
-      <w:r>
-        <w:rPr>
-          <w:rFonts w:ascii="Times New Roman" w:hAnsi="Times New Roman" w:eastAsia="宋体"/>
-          <w:b/>
-          <w:sz w:val="21"/>
-        </w:rPr>
-        <w:t>3.3 二项式定理与杨辉三角：近似计算</w:t>
-      </w:r>
-    </w:p>
-    <w:p>
-      <w:pPr>
-        <w:spacing w:before="0" w:after="0" w:line="300" w:lineRule="auto"/>
-        <w:jc w:val="left"/>
-      </w:pPr>
-      <w:r>
-        <w:rPr>
-          <w:rFonts w:ascii="Times New Roman" w:hAnsi="Times New Roman" w:eastAsia="宋体"/>
-          <w:b/>
-          <w:sz w:val="21"/>
-        </w:rPr>
-        <w:t>3.3 二项式定理与杨辉三角：赋值证恒等式</w:t>
-      </w:r>
-    </w:p>
     <w:sectPr>
       <w:footerReference w:type="default" r:id="rId9"/>
       <w:pgSz w:w="11906" w:h="16838"/>
@@ -415,6 +23,26 @@
       <w:cols w:space="720"/>
       <w:docGrid w:linePitch="360"/>
     </w:sectPr>
+    <w:p>
+      <w:r>
+        <w:rPr>
+          <w:rFonts w:ascii="Times New Roman" w:hAnsi="Times New Roman" w:eastAsia="宋体"/>
+          <w:b/>
+          <w:sz w:val="21"/>
+        </w:rPr>
+        <w:t>3.1.1 基本计数原理</w:t>
+      </w:r>
+    </w:p>
+    <w:p>
+      <w:r>
+        <w:rPr>
+          <w:rFonts w:ascii="Times New Roman" w:hAnsi="Times New Roman" w:eastAsia="宋体"/>
+          <w:b/>
+          <w:sz w:val="21"/>
+        </w:rPr>
+        <w:t>3.1.1 基本计数原理：分类加法直接计数</w:t>
+      </w:r>
+    </w:p>
     <w:p>
       <w:pPr>
         <w:shd w:val="clear" w:color="auto" w:fill="auto"/>

--- a/高中数学/高中数学同步/第3章 排列、组合与二项式定理·简单卷（29题）.docx
+++ b/高中数学/高中数学同步/第3章 排列、组合与二项式定理·简单卷（29题）.docx
@@ -16,19 +16,15 @@
         <w:t>第3章 排列、组合与二项式定理·简单卷（29题）</w:t>
       </w:r>
     </w:p>
-    <w:sectPr>
-      <w:footerReference w:type="default" r:id="rId9"/>
-      <w:pgSz w:w="11906" w:h="16838"/>
-      <w:pgMar w:top="720" w:right="720" w:bottom="720" w:left="720" w:header="720" w:footer="720" w:gutter="0"/>
-      <w:cols w:space="720"/>
-      <w:docGrid w:linePitch="360"/>
-    </w:sectPr>
+    <w:p/>
     <w:p>
       <w:r>
         <w:rPr>
-          <w:rFonts w:ascii="Times New Roman" w:hAnsi="Times New Roman" w:eastAsia="宋体"/>
           <w:b/>
-          <w:sz w:val="21"/>
+          <w:bCs/>
+          <w:rFonts w:ascii="Times New Roman" w:hAnsi="Times New Roman" w:eastAsia="宋体"/>
+          <w:sz w:val="21"/>
+          <w:szCs w:val="21"/>
         </w:rPr>
         <w:t>3.1.1 基本计数原理</w:t>
       </w:r>
@@ -36,9 +32,11 @@
     <w:p>
       <w:r>
         <w:rPr>
-          <w:rFonts w:ascii="Times New Roman" w:hAnsi="Times New Roman" w:eastAsia="宋体"/>
           <w:b/>
-          <w:sz w:val="21"/>
+          <w:bCs/>
+          <w:rFonts w:ascii="Times New Roman" w:hAnsi="Times New Roman" w:eastAsia="宋体"/>
+          <w:sz w:val="21"/>
+          <w:szCs w:val="21"/>
         </w:rPr>
         <w:t>3.1.1 基本计数原理：分类加法直接计数</w:t>
       </w:r>
@@ -283,6 +281,1243 @@
           <w:szCs w:val="21"/>
         </w:rPr>
         <w:t>故选：C</w:t>
+      </w:r>
+    </w:p>
+    <w:p>
+      <w:pPr>
+        <w:spacing w:before="0" w:after="0" w:line="300" w:lineRule="auto"/>
+        <w:jc w:val="left"/>
+      </w:pPr>
+    </w:p>
+    <w:p>
+      <w:r>
+        <w:rPr>
+          <w:b/>
+          <w:bCs/>
+          <w:rFonts w:ascii="Times New Roman" w:hAnsi="Times New Roman" w:eastAsia="宋体"/>
+          <w:sz w:val="21"/>
+          <w:szCs w:val="21"/>
+        </w:rPr>
+        <w:t>3.1.1 基本计数原理：分步乘法直接计数</w:t>
+      </w:r>
+    </w:p>
+    <w:p>
+      <w:pPr>
+        <w:shd w:val="clear" w:color="auto" w:fill="auto"/>
+        <w:spacing w:line="300" w:lineRule="auto" w:before="0" w:after="0"/>
+        <w:jc w:val="left"/>
+        <w:rPr>
+          <w:sz w:val="21"/>
+          <w:szCs w:val="21"/>
+        </w:rPr>
+      </w:pPr>
+      <w:r>
+        <w:rPr>
+          <w:rFonts w:ascii="Times New Roman" w:hAnsi="Times New Roman" w:eastAsia="宋体"/>
+          <w:sz w:val="21"/>
+          <w:szCs w:val="21"/>
+        </w:rPr>
+        <w:t>2．某大学食堂备有6种荤菜、5种素菜、3种汤，现要配成一荤一素一汤的套餐，则可以配成不同套餐的种数为（</w:t>
+      </w:r>
+      <w:r>
+        <w:rPr>
+          <w:rFonts w:ascii="Times New Roman" w:eastAsia="宋体" w:hAnsi="Times New Roman" w:cs="Times New Roman"/>
+          <w:kern w:val="0"/>
+          <w:sz w:val="21"/>
+          <w:szCs w:val="21"/>
+        </w:rPr>
+        <w:t>    </w:t>
+      </w:r>
+      <w:r>
+        <w:rPr>
+          <w:rFonts w:ascii="Times New Roman" w:hAnsi="Times New Roman" w:eastAsia="宋体"/>
+          <w:sz w:val="21"/>
+          <w:szCs w:val="21"/>
+        </w:rPr>
+        <w:t>）</w:t>
+      </w:r>
+    </w:p>
+    <w:p>
+      <w:pPr>
+        <w:shd w:val="clear" w:color="auto" w:fill="auto"/>
+        <w:tabs>
+          <w:tab w:val="left" w:pos="2078"/>
+          <w:tab w:val="left" w:pos="4156"/>
+          <w:tab w:val="left" w:pos="6234"/>
+        </w:tabs>
+        <w:spacing w:line="300" w:lineRule="auto" w:before="0" w:after="0"/>
+        <w:jc w:val="left"/>
+        <w:rPr>
+          <w:sz w:val="21"/>
+          <w:szCs w:val="21"/>
+        </w:rPr>
+      </w:pPr>
+      <w:r>
+        <w:rPr>
+          <w:rFonts w:ascii="Times New Roman" w:hAnsi="Times New Roman" w:eastAsia="宋体"/>
+          <w:sz w:val="21"/>
+          <w:szCs w:val="21"/>
+        </w:rPr>
+        <w:t>A．30</w:t>
+      </w:r>
+      <w:r>
+        <w:rPr>
+          <w:rFonts w:ascii="Times New Roman" w:hAnsi="Times New Roman" w:eastAsia="宋体"/>
+          <w:sz w:val="21"/>
+          <w:szCs w:val="21"/>
+        </w:rPr>
+        <w:tab/>
+      </w:r>
+      <w:r>
+        <w:rPr>
+          <w:rFonts w:ascii="Times New Roman" w:hAnsi="Times New Roman" w:eastAsia="宋体"/>
+          <w:sz w:val="21"/>
+          <w:szCs w:val="21"/>
+        </w:rPr>
+        <w:t>B．14</w:t>
+      </w:r>
+      <w:r>
+        <w:rPr>
+          <w:rFonts w:ascii="Times New Roman" w:hAnsi="Times New Roman" w:eastAsia="宋体"/>
+          <w:sz w:val="21"/>
+          <w:szCs w:val="21"/>
+        </w:rPr>
+        <w:tab/>
+      </w:r>
+      <w:r>
+        <w:rPr>
+          <w:rFonts w:ascii="Times New Roman" w:hAnsi="Times New Roman" w:eastAsia="宋体"/>
+          <w:sz w:val="21"/>
+          <w:szCs w:val="21"/>
+        </w:rPr>
+        <w:t>C．33</w:t>
+      </w:r>
+      <w:r>
+        <w:rPr>
+          <w:rFonts w:ascii="Times New Roman" w:hAnsi="Times New Roman" w:eastAsia="宋体"/>
+          <w:sz w:val="21"/>
+          <w:szCs w:val="21"/>
+        </w:rPr>
+        <w:tab/>
+      </w:r>
+      <w:r>
+        <w:rPr>
+          <w:rFonts w:ascii="Times New Roman" w:hAnsi="Times New Roman" w:eastAsia="宋体"/>
+          <w:sz w:val="21"/>
+          <w:szCs w:val="21"/>
+        </w:rPr>
+        <w:t>D．90</w:t>
+      </w:r>
+    </w:p>
+    <w:p>
+      <w:pPr>
+        <w:shd w:val="clear" w:color="auto" w:fill="auto"/>
+        <w:spacing w:line="300" w:lineRule="auto" w:before="0" w:after="0"/>
+        <w:jc w:val="left"/>
+        <w:rPr>
+          <w:sz w:val="21"/>
+          <w:szCs w:val="21"/>
+        </w:rPr>
+      </w:pPr>
+      <w:r>
+        <w:rPr>
+          <w:rFonts w:ascii="Times New Roman" w:hAnsi="Times New Roman" w:eastAsia="宋体"/>
+          <w:sz w:val="21"/>
+          <w:szCs w:val="21"/>
+        </w:rPr>
+        <w:t>【答案】D</w:t>
+      </w:r>
+      <w:r>
+        <w:rPr>
+          <w:rFonts w:ascii="Times New Roman" w:hAnsi="Times New Roman" w:eastAsia="宋体"/>
+          <w:sz w:val="21"/>
+          <w:szCs w:val="21"/>
+        </w:rPr>
+        <w:t xml:space="preserve">　</w:t>
+      </w:r>
+      <w:r>
+        <w:rPr>
+          <w:rFonts w:ascii="Times New Roman" w:hAnsi="Times New Roman" w:eastAsia="宋体"/>
+          <w:sz w:val="21"/>
+          <w:szCs w:val="21"/>
+        </w:rPr>
+        <w:t>【难度】0.94</w:t>
+      </w:r>
+      <w:r>
+        <w:rPr>
+          <w:rFonts w:ascii="Times New Roman" w:hAnsi="Times New Roman" w:eastAsia="宋体"/>
+          <w:sz w:val="21"/>
+          <w:szCs w:val="21"/>
+        </w:rPr>
+        <w:t xml:space="preserve">　</w:t>
+      </w:r>
+      <w:r>
+        <w:rPr>
+          <w:rFonts w:ascii="Times New Roman" w:hAnsi="Times New Roman" w:eastAsia="宋体"/>
+          <w:sz w:val="21"/>
+          <w:szCs w:val="21"/>
+        </w:rPr>
+        <w:t>【知识点】分步乘法计数原理及简单应用</w:t>
+      </w:r>
+    </w:p>
+    <w:p>
+      <w:pPr>
+        <w:shd w:val="clear" w:color="auto" w:fill="auto"/>
+        <w:spacing w:line="300" w:lineRule="auto" w:before="0" w:after="0"/>
+        <w:jc w:val="left"/>
+        <w:rPr>
+          <w:sz w:val="21"/>
+          <w:szCs w:val="21"/>
+        </w:rPr>
+      </w:pPr>
+      <w:r>
+        <w:rPr>
+          <w:rFonts w:ascii="Times New Roman" w:hAnsi="Times New Roman" w:eastAsia="宋体"/>
+          <w:sz w:val="21"/>
+          <w:szCs w:val="21"/>
+        </w:rPr>
+        <w:t>【分析】根据备有6种素菜，5种荤菜，3种汤，则素菜有6种选法，荤菜有5种选法，汤菜有3种选法，然后再利用分步计数原理求解</w:t>
+      </w:r>
+    </w:p>
+    <w:p>
+      <w:pPr>
+        <w:shd w:val="clear" w:color="auto" w:fill="auto"/>
+        <w:spacing w:line="300" w:lineRule="auto" w:before="0" w:after="0"/>
+        <w:jc w:val="left"/>
+        <w:rPr>
+          <w:sz w:val="21"/>
+          <w:szCs w:val="21"/>
+        </w:rPr>
+      </w:pPr>
+      <w:r>
+        <w:rPr>
+          <w:rFonts w:ascii="Times New Roman" w:hAnsi="Times New Roman" w:eastAsia="宋体"/>
+          <w:sz w:val="21"/>
+          <w:szCs w:val="21"/>
+        </w:rPr>
+        <w:t>【详解】因为备有6种素菜，5种荤菜，3种汤，</w:t>
+      </w:r>
+      <w:r>
+        <w:rPr>
+          <w:rFonts w:ascii="Times New Roman" w:hAnsi="Times New Roman" w:eastAsia="宋体"/>
+          <w:sz w:val="21"/>
+          <w:szCs w:val="21"/>
+        </w:rPr>
+        <w:t>所以素菜有6种选法，荤菜有5种选法，汤菜有3种选法，</w:t>
+      </w:r>
+      <w:r>
+        <w:rPr>
+          <w:rFonts w:ascii="Times New Roman" w:hAnsi="Times New Roman" w:eastAsia="宋体"/>
+          <w:sz w:val="21"/>
+          <w:szCs w:val="21"/>
+        </w:rPr>
+        <w:t>所以要配成一荤一素一汤的套餐，则可以配制出不同的套餐有</w:t>
+      </w:r>
+      <w:r>
+        <w:rPr>
+          <w:rFonts w:ascii="Times New Roman" w:hAnsi="Times New Roman" w:eastAsia="宋体"/>
+          <w:sz w:val="21"/>
+          <w:szCs w:val="21"/>
+        </w:rPr>
+        <w:t>种</w:t>
+      </w:r>
+      <m:oMath>
+        <m:r>
+          <w:rPr>
+            <w:rFonts w:ascii="Cambria Math" w:eastAsia="宋体" w:hAnsi="Cambria Math" w:cs="Cambria Math"/>
+            <w:sz w:val="21"/>
+            <w:szCs w:val="21"/>
+          </w:rPr>
+          <m:t>6</m:t>
+        </m:r>
+        <m:r>
+          <w:rPr>
+            <w:rFonts w:ascii="Cambria Math" w:eastAsia="宋体" w:hAnsi="Cambria Math" w:cs="Cambria Math"/>
+            <w:sz w:val="21"/>
+            <w:szCs w:val="21"/>
+          </w:rPr>
+          <m:t>×</m:t>
+        </m:r>
+        <m:r>
+          <w:rPr>
+            <w:rFonts w:ascii="Cambria Math" w:eastAsia="宋体" w:hAnsi="Cambria Math" w:cs="Cambria Math"/>
+            <w:sz w:val="21"/>
+            <w:szCs w:val="21"/>
+          </w:rPr>
+          <m:t>5</m:t>
+        </m:r>
+        <m:r>
+          <w:rPr>
+            <w:rFonts w:ascii="Cambria Math" w:eastAsia="宋体" w:hAnsi="Cambria Math" w:cs="Cambria Math"/>
+            <w:sz w:val="21"/>
+            <w:szCs w:val="21"/>
+          </w:rPr>
+          <m:t>×</m:t>
+        </m:r>
+        <m:r>
+          <w:rPr>
+            <w:rFonts w:ascii="Cambria Math" w:eastAsia="宋体" w:hAnsi="Cambria Math" w:cs="Cambria Math"/>
+            <w:sz w:val="21"/>
+            <w:szCs w:val="21"/>
+          </w:rPr>
+          <m:t>3</m:t>
+        </m:r>
+        <m:r>
+          <w:rPr>
+            <w:rFonts w:ascii="Cambria Math" w:eastAsia="宋体" w:hAnsi="Cambria Math" w:cs="Cambria Math"/>
+            <w:sz w:val="21"/>
+            <w:szCs w:val="21"/>
+          </w:rPr>
+          <m:t>=</m:t>
+        </m:r>
+        <m:r>
+          <w:rPr>
+            <w:rFonts w:ascii="Cambria Math" w:eastAsia="宋体" w:hAnsi="Cambria Math" w:cs="Cambria Math"/>
+            <w:sz w:val="21"/>
+            <w:szCs w:val="21"/>
+          </w:rPr>
+          <m:t>90</m:t>
+        </m:r>
+      </m:oMath>
+    </w:p>
+    <w:p>
+      <w:pPr>
+        <w:shd w:val="clear" w:color="auto" w:fill="auto"/>
+        <w:spacing w:line="300" w:lineRule="auto" w:before="0" w:after="0"/>
+        <w:jc w:val="left"/>
+        <w:rPr>
+          <w:sz w:val="21"/>
+          <w:szCs w:val="21"/>
+        </w:rPr>
+      </w:pPr>
+      <w:r>
+        <w:rPr>
+          <w:rFonts w:ascii="Times New Roman" w:hAnsi="Times New Roman" w:eastAsia="宋体"/>
+          <w:sz w:val="21"/>
+          <w:szCs w:val="21"/>
+        </w:rPr>
+        <w:t>故选：D</w:t>
+      </w:r>
+    </w:p>
+    <w:p>
+      <w:pPr>
+        <w:spacing w:before="0" w:after="0" w:line="300" w:lineRule="auto"/>
+        <w:jc w:val="left"/>
+      </w:pPr>
+    </w:p>
+    <w:p>
+      <w:r>
+        <w:rPr>
+          <w:b/>
+          <w:bCs/>
+          <w:rFonts w:ascii="Times New Roman" w:hAnsi="Times New Roman" w:eastAsia="宋体"/>
+          <w:sz w:val="21"/>
+          <w:szCs w:val="21"/>
+        </w:rPr>
+        <w:t>3.1.1 基本计数原理：分类分步综合（乘加复合）</w:t>
+      </w:r>
+    </w:p>
+    <w:p>
+      <w:pPr>
+        <w:shd w:val="clear" w:color="auto" w:fill="auto"/>
+        <w:spacing w:line="300" w:lineRule="auto" w:before="0" w:after="0"/>
+        <w:jc w:val="left"/>
+        <w:rPr>
+          <w:sz w:val="21"/>
+          <w:szCs w:val="21"/>
+        </w:rPr>
+      </w:pPr>
+      <w:r>
+        <w:rPr>
+          <w:rFonts w:ascii="Times New Roman" w:hAnsi="Times New Roman" w:eastAsia="宋体"/>
+          <w:sz w:val="21"/>
+          <w:szCs w:val="21"/>
+        </w:rPr>
+        <w:t>3．</w:t>
+      </w:r>
+      <w:r>
+        <w:rPr>
+          <w:rFonts w:ascii="Times New Roman" w:hAnsi="Times New Roman" w:eastAsia="宋体"/>
+          <w:sz w:val="21"/>
+          <w:szCs w:val="21"/>
+        </w:rPr>
+        <w:t>有4件不同颜色的衬衣，3件不同花样的裙子，另有2套不同样式的连衣裙，需选择一套服装参加“五一”节歌舞演出，则不同的选择方式种数为</w:t>
+      </w:r>
+    </w:p>
+    <w:p>
+      <w:pPr>
+        <w:shd w:val="clear" w:color="auto" w:fill="auto"/>
+        <w:tabs>
+          <w:tab w:val="left" w:pos="2078"/>
+          <w:tab w:val="left" w:pos="4156"/>
+          <w:tab w:val="left" w:pos="6234"/>
+        </w:tabs>
+        <w:spacing w:line="300" w:lineRule="auto" w:before="0" w:after="0"/>
+        <w:jc w:val="left"/>
+        <w:rPr>
+          <w:sz w:val="21"/>
+          <w:szCs w:val="21"/>
+        </w:rPr>
+      </w:pPr>
+      <w:r>
+        <w:rPr>
+          <w:rFonts w:ascii="Times New Roman" w:hAnsi="Times New Roman" w:eastAsia="宋体"/>
+          <w:sz w:val="21"/>
+          <w:szCs w:val="21"/>
+        </w:rPr>
+        <w:t>A．</w:t>
+      </w:r>
+      <w:r>
+        <w:rPr>
+          <w:rFonts w:ascii="Times New Roman" w:hAnsi="Times New Roman" w:eastAsia="宋体"/>
+          <w:sz w:val="21"/>
+          <w:szCs w:val="21"/>
+        </w:rPr>
+        <w:t>24</w:t>
+      </w:r>
+      <w:r>
+        <w:rPr>
+          <w:rFonts w:ascii="Times New Roman" w:hAnsi="Times New Roman" w:eastAsia="宋体"/>
+          <w:sz w:val="21"/>
+          <w:szCs w:val="21"/>
+        </w:rPr>
+        <w:tab/>
+      </w:r>
+      <w:r>
+        <w:rPr>
+          <w:rFonts w:ascii="Times New Roman" w:hAnsi="Times New Roman" w:eastAsia="宋体"/>
+          <w:sz w:val="21"/>
+          <w:szCs w:val="21"/>
+        </w:rPr>
+        <w:t>B．</w:t>
+      </w:r>
+      <w:r>
+        <w:rPr>
+          <w:rFonts w:ascii="Times New Roman" w:hAnsi="Times New Roman" w:eastAsia="宋体"/>
+          <w:sz w:val="21"/>
+          <w:szCs w:val="21"/>
+        </w:rPr>
+        <w:t>14</w:t>
+      </w:r>
+      <w:r>
+        <w:rPr>
+          <w:rFonts w:ascii="Times New Roman" w:hAnsi="Times New Roman" w:eastAsia="宋体"/>
+          <w:sz w:val="21"/>
+          <w:szCs w:val="21"/>
+        </w:rPr>
+        <w:tab/>
+      </w:r>
+      <w:r>
+        <w:rPr>
+          <w:rFonts w:ascii="Times New Roman" w:hAnsi="Times New Roman" w:eastAsia="宋体"/>
+          <w:sz w:val="21"/>
+          <w:szCs w:val="21"/>
+        </w:rPr>
+        <w:t>C．</w:t>
+      </w:r>
+      <w:r>
+        <w:rPr>
+          <w:rFonts w:ascii="Times New Roman" w:hAnsi="Times New Roman" w:eastAsia="宋体"/>
+          <w:sz w:val="21"/>
+          <w:szCs w:val="21"/>
+        </w:rPr>
+        <w:t>10</w:t>
+      </w:r>
+      <w:r>
+        <w:rPr>
+          <w:rFonts w:ascii="Times New Roman" w:hAnsi="Times New Roman" w:eastAsia="宋体"/>
+          <w:sz w:val="21"/>
+          <w:szCs w:val="21"/>
+        </w:rPr>
+        <w:tab/>
+      </w:r>
+      <w:r>
+        <w:rPr>
+          <w:rFonts w:ascii="Times New Roman" w:hAnsi="Times New Roman" w:eastAsia="宋体"/>
+          <w:sz w:val="21"/>
+          <w:szCs w:val="21"/>
+        </w:rPr>
+        <w:t>D．</w:t>
+      </w:r>
+      <w:r>
+        <w:rPr>
+          <w:rFonts w:ascii="Times New Roman" w:hAnsi="Times New Roman" w:eastAsia="宋体"/>
+          <w:sz w:val="21"/>
+          <w:szCs w:val="21"/>
+        </w:rPr>
+        <w:t>9</w:t>
+      </w:r>
+    </w:p>
+    <w:p>
+      <w:pPr>
+        <w:shd w:val="clear" w:color="auto" w:fill="auto"/>
+        <w:spacing w:line="300" w:lineRule="auto" w:before="0" w:after="0"/>
+        <w:jc w:val="left"/>
+        <w:rPr>
+          <w:sz w:val="21"/>
+          <w:szCs w:val="21"/>
+        </w:rPr>
+      </w:pPr>
+      <w:r>
+        <w:rPr>
+          <w:rFonts w:ascii="Times New Roman" w:hAnsi="Times New Roman" w:eastAsia="宋体"/>
+          <w:sz w:val="21"/>
+          <w:szCs w:val="21"/>
+        </w:rPr>
+        <w:t>【答案】B</w:t>
+      </w:r>
+      <w:r>
+        <w:rPr>
+          <w:rFonts w:ascii="Times New Roman" w:hAnsi="Times New Roman" w:eastAsia="宋体"/>
+          <w:sz w:val="21"/>
+          <w:szCs w:val="21"/>
+        </w:rPr>
+        <w:t xml:space="preserve">　</w:t>
+      </w:r>
+      <w:r>
+        <w:rPr>
+          <w:rFonts w:ascii="Times New Roman" w:hAnsi="Times New Roman" w:eastAsia="宋体"/>
+          <w:sz w:val="21"/>
+          <w:szCs w:val="21"/>
+        </w:rPr>
+        <w:t>【难度】0.85</w:t>
+      </w:r>
+      <w:r>
+        <w:rPr>
+          <w:rFonts w:ascii="Times New Roman" w:hAnsi="Times New Roman" w:eastAsia="宋体"/>
+          <w:sz w:val="21"/>
+          <w:szCs w:val="21"/>
+        </w:rPr>
+        <w:t xml:space="preserve">　</w:t>
+      </w:r>
+      <w:r>
+        <w:rPr>
+          <w:rFonts w:ascii="Times New Roman" w:hAnsi="Times New Roman" w:eastAsia="宋体"/>
+          <w:sz w:val="21"/>
+          <w:szCs w:val="21"/>
+        </w:rPr>
+        <w:t>【知识点】其他计数模型</w:t>
+      </w:r>
+    </w:p>
+    <w:p>
+      <w:pPr>
+        <w:shd w:val="clear" w:color="auto" w:fill="auto"/>
+        <w:spacing w:line="300" w:lineRule="auto" w:before="0" w:after="0"/>
+        <w:jc w:val="left"/>
+        <w:rPr>
+          <w:sz w:val="21"/>
+          <w:szCs w:val="21"/>
+        </w:rPr>
+      </w:pPr>
+      <w:r>
+        <w:rPr>
+          <w:rFonts w:ascii="Times New Roman" w:hAnsi="Times New Roman" w:eastAsia="宋体"/>
+          <w:sz w:val="21"/>
+          <w:szCs w:val="21"/>
+        </w:rPr>
+        <w:t>【详解】分析：利用两个计数原理即可得出.</w:t>
+      </w:r>
+      <w:r>
+        <w:rPr>
+          <w:rFonts w:ascii="Times New Roman" w:hAnsi="Times New Roman" w:eastAsia="宋体"/>
+          <w:sz w:val="21"/>
+        </w:rPr>
+        <w:t xml:space="preserve">；</w:t>
+      </w:r>
+      <w:r>
+        <w:rPr>
+          <w:rFonts w:ascii="Times New Roman" w:hAnsi="Times New Roman" w:eastAsia="宋体"/>
+          <w:sz w:val="21"/>
+          <w:szCs w:val="21"/>
+        </w:rPr>
+        <w:t>详解：由题意可得，不同的选择方式</w:t>
+      </w:r>
+      <w:r>
+        <w:rPr>
+          <w:rFonts w:ascii="Times New Roman" w:hAnsi="Times New Roman" w:eastAsia="宋体"/>
+          <w:sz w:val="21"/>
+          <w:szCs w:val="21"/>
+        </w:rPr>
+        <w:t>.</w:t>
+      </w:r>
+      <m:oMath>
+        <m:r>
+          <w:rPr>
+            <w:rFonts w:ascii="Cambria Math" w:eastAsia="宋体" w:hAnsi="Cambria Math" w:cs="Cambria Math"/>
+            <w:sz w:val="21"/>
+            <w:szCs w:val="21"/>
+          </w:rPr>
+          <m:t>4</m:t>
+        </m:r>
+        <m:r>
+          <w:rPr>
+            <w:rFonts w:ascii="Cambria Math" w:eastAsia="宋体" w:hAnsi="Cambria Math" w:cs="Cambria Math"/>
+            <w:sz w:val="21"/>
+            <w:szCs w:val="21"/>
+          </w:rPr>
+          <m:t>×</m:t>
+        </m:r>
+        <m:r>
+          <w:rPr>
+            <w:rFonts w:ascii="Cambria Math" w:eastAsia="宋体" w:hAnsi="Cambria Math" w:cs="Cambria Math"/>
+            <w:sz w:val="21"/>
+            <w:szCs w:val="21"/>
+          </w:rPr>
+          <m:t>3</m:t>
+        </m:r>
+        <m:r>
+          <w:rPr>
+            <w:rFonts w:ascii="Cambria Math" w:eastAsia="宋体" w:hAnsi="Cambria Math" w:cs="Cambria Math"/>
+            <w:sz w:val="21"/>
+            <w:szCs w:val="21"/>
+          </w:rPr>
+          <m:t>+</m:t>
+        </m:r>
+        <m:r>
+          <w:rPr>
+            <w:rFonts w:ascii="Cambria Math" w:eastAsia="宋体" w:hAnsi="Cambria Math" w:cs="Cambria Math"/>
+            <w:sz w:val="21"/>
+            <w:szCs w:val="21"/>
+          </w:rPr>
+          <m:t>2</m:t>
+        </m:r>
+        <m:r>
+          <w:rPr>
+            <w:rFonts w:ascii="Cambria Math" w:eastAsia="宋体" w:hAnsi="Cambria Math" w:cs="Cambria Math"/>
+            <w:sz w:val="21"/>
+            <w:szCs w:val="21"/>
+          </w:rPr>
+          <m:t>=</m:t>
+        </m:r>
+        <m:r>
+          <w:rPr>
+            <w:rFonts w:ascii="Cambria Math" w:eastAsia="宋体" w:hAnsi="Cambria Math" w:cs="Cambria Math"/>
+            <w:sz w:val="21"/>
+            <w:szCs w:val="21"/>
+          </w:rPr>
+          <m:t>14</m:t>
+        </m:r>
+      </m:oMath>
+      <w:r>
+        <w:rPr>
+          <w:rFonts w:ascii="Times New Roman" w:hAnsi="Times New Roman" w:eastAsia="宋体"/>
+          <w:sz w:val="21"/>
+        </w:rPr>
+        <w:t xml:space="preserve">；</w:t>
+      </w:r>
+      <w:r>
+        <w:rPr>
+          <w:rFonts w:ascii="Times New Roman" w:hAnsi="Times New Roman" w:eastAsia="宋体"/>
+          <w:sz w:val="21"/>
+          <w:szCs w:val="21"/>
+        </w:rPr>
+        <w:t>故选：B.</w:t>
+      </w:r>
+    </w:p>
+    <w:p>
+      <w:pPr>
+        <w:shd w:val="clear" w:color="auto" w:fill="auto"/>
+        <w:spacing w:line="300" w:lineRule="auto" w:before="0" w:after="0"/>
+        <w:jc w:val="left"/>
+        <w:rPr>
+          <w:sz w:val="21"/>
+          <w:szCs w:val="21"/>
+        </w:rPr>
+      </w:pPr>
+      <w:r>
+        <w:rPr>
+          <w:rFonts w:ascii="Times New Roman" w:hAnsi="Times New Roman" w:eastAsia="宋体"/>
+          <w:sz w:val="21"/>
+          <w:szCs w:val="21"/>
+        </w:rPr>
+        <w:t>点睛：切实理解“完成一件事”的含义，以确定需要分类还是需要分步进行；分类的关键在于要做到“不重不漏”，分步的关键在于要正确设计分步的程序，即合理分类，准确分步．</w:t>
+      </w:r>
+    </w:p>
+    <w:p>
+      <w:pPr>
+        <w:spacing w:before="0" w:after="0" w:line="300" w:lineRule="auto"/>
+        <w:jc w:val="left"/>
+      </w:pPr>
+    </w:p>
+    <w:p>
+      <w:r>
+        <w:rPr>
+          <w:b/>
+          <w:bCs/>
+          <w:rFonts w:ascii="Times New Roman" w:hAnsi="Times New Roman" w:eastAsia="宋体"/>
+          <w:sz w:val="21"/>
+          <w:szCs w:val="21"/>
+        </w:rPr>
+        <w:t>3.1.1 基本计数原理：数字数位计数</w:t>
+      </w:r>
+    </w:p>
+    <w:p>
+      <w:pPr>
+        <w:shd w:val="clear" w:color="auto" w:fill="auto"/>
+        <w:spacing w:line="300" w:lineRule="auto" w:before="0" w:after="0"/>
+        <w:jc w:val="left"/>
+        <w:rPr>
+          <w:sz w:val="21"/>
+          <w:szCs w:val="21"/>
+        </w:rPr>
+      </w:pPr>
+      <w:r>
+        <w:rPr>
+          <w:rFonts w:ascii="Times New Roman" w:hAnsi="Times New Roman" w:eastAsia="宋体"/>
+          <w:sz w:val="21"/>
+          <w:szCs w:val="21"/>
+        </w:rPr>
+        <w:t>4．用0，1，2，3，…，9十个数字可组成多少个不同的</w:t>
+      </w:r>
+    </w:p>
+    <w:p>
+      <w:pPr>
+        <w:shd w:val="clear" w:color="auto" w:fill="auto"/>
+        <w:spacing w:line="300" w:lineRule="auto" w:before="0" w:after="0"/>
+        <w:jc w:val="left"/>
+        <w:rPr>
+          <w:sz w:val="21"/>
+          <w:szCs w:val="21"/>
+        </w:rPr>
+      </w:pPr>
+      <w:r>
+        <w:rPr>
+          <w:rFonts w:ascii="Times New Roman" w:hAnsi="Times New Roman" w:eastAsia="宋体"/>
+          <w:sz w:val="21"/>
+          <w:szCs w:val="21"/>
+        </w:rPr>
+        <w:t>(1)三位数？</w:t>
+      </w:r>
+      <w:r>
+        <w:rPr>
+          <w:rFonts w:ascii="Times New Roman" w:hAnsi="Times New Roman" w:eastAsia="宋体"/>
+          <w:sz w:val="21"/>
+        </w:rPr>
+        <w:t xml:space="preserve">；</w:t>
+      </w:r>
+      <w:r>
+        <w:rPr>
+          <w:rFonts w:ascii="Times New Roman" w:hAnsi="Times New Roman" w:eastAsia="宋体"/>
+          <w:sz w:val="21"/>
+          <w:szCs w:val="21"/>
+        </w:rPr>
+        <w:t>(2)无重复数字的三位数？</w:t>
+      </w:r>
+      <w:r>
+        <w:rPr>
+          <w:rFonts w:ascii="Times New Roman" w:hAnsi="Times New Roman" w:eastAsia="宋体"/>
+          <w:sz w:val="21"/>
+        </w:rPr>
+        <w:t xml:space="preserve">；</w:t>
+      </w:r>
+      <w:r>
+        <w:rPr>
+          <w:rFonts w:ascii="Times New Roman" w:hAnsi="Times New Roman" w:eastAsia="宋体"/>
+          <w:sz w:val="21"/>
+          <w:szCs w:val="21"/>
+        </w:rPr>
+        <w:t>(3)小于500且没有重复数字的自然数？</w:t>
+      </w:r>
+    </w:p>
+    <w:p>
+      <w:pPr>
+        <w:shd w:val="clear" w:color="auto" w:fill="auto"/>
+        <w:spacing w:line="300" w:lineRule="auto" w:before="0" w:after="0"/>
+        <w:jc w:val="left"/>
+        <w:rPr>
+          <w:sz w:val="21"/>
+          <w:szCs w:val="21"/>
+        </w:rPr>
+      </w:pPr>
+      <w:r>
+        <w:rPr>
+          <w:rFonts w:ascii="Times New Roman" w:hAnsi="Times New Roman" w:eastAsia="宋体"/>
+          <w:sz w:val="21"/>
+          <w:szCs w:val="21"/>
+        </w:rPr>
+        <w:t>【答案】(1)900</w:t>
+      </w:r>
+      <w:r>
+        <w:rPr>
+          <w:rFonts w:ascii="Times New Roman" w:hAnsi="Times New Roman" w:eastAsia="宋体"/>
+          <w:sz w:val="21"/>
+        </w:rPr>
+        <w:t xml:space="preserve">；</w:t>
+      </w:r>
+      <w:r>
+        <w:rPr>
+          <w:rFonts w:ascii="Times New Roman" w:hAnsi="Times New Roman" w:eastAsia="宋体"/>
+          <w:sz w:val="21"/>
+          <w:szCs w:val="21"/>
+        </w:rPr>
+        <w:t>(2)648</w:t>
+      </w:r>
+      <w:r>
+        <w:rPr>
+          <w:rFonts w:ascii="Times New Roman" w:hAnsi="Times New Roman" w:eastAsia="宋体"/>
+          <w:sz w:val="21"/>
+        </w:rPr>
+        <w:t xml:space="preserve">；</w:t>
+      </w:r>
+      <w:r>
+        <w:rPr>
+          <w:rFonts w:ascii="Times New Roman" w:hAnsi="Times New Roman" w:eastAsia="宋体"/>
+          <w:sz w:val="21"/>
+          <w:szCs w:val="21"/>
+        </w:rPr>
+        <w:t>(3)379</w:t>
+      </w:r>
+      <w:r>
+        <w:rPr>
+          <w:rFonts w:ascii="Times New Roman" w:hAnsi="Times New Roman" w:eastAsia="宋体"/>
+          <w:sz w:val="21"/>
+          <w:szCs w:val="21"/>
+        </w:rPr>
+        <w:t xml:space="preserve">　</w:t>
+      </w:r>
+      <w:r>
+        <w:rPr>
+          <w:rFonts w:ascii="Times New Roman" w:hAnsi="Times New Roman" w:eastAsia="宋体"/>
+          <w:sz w:val="21"/>
+          <w:szCs w:val="21"/>
+        </w:rPr>
+        <w:t>【难度】0.94</w:t>
+      </w:r>
+      <w:r>
+        <w:rPr>
+          <w:rFonts w:ascii="Times New Roman" w:hAnsi="Times New Roman" w:eastAsia="宋体"/>
+          <w:sz w:val="21"/>
+          <w:szCs w:val="21"/>
+        </w:rPr>
+        <w:t xml:space="preserve">　</w:t>
+      </w:r>
+      <w:r>
+        <w:rPr>
+          <w:rFonts w:ascii="Times New Roman" w:hAnsi="Times New Roman" w:eastAsia="宋体"/>
+          <w:sz w:val="21"/>
+          <w:szCs w:val="21"/>
+        </w:rPr>
+        <w:t>【知识点】分步乘法计数原理及简单应用、代数中的计数问题</w:t>
+      </w:r>
+    </w:p>
+    <w:p>
+      <w:pPr>
+        <w:shd w:val="clear" w:color="auto" w:fill="auto"/>
+        <w:spacing w:line="300" w:lineRule="auto" w:before="0" w:after="0"/>
+        <w:jc w:val="left"/>
+        <w:rPr>
+          <w:sz w:val="21"/>
+          <w:szCs w:val="21"/>
+        </w:rPr>
+      </w:pPr>
+      <w:r>
+        <w:rPr>
+          <w:rFonts w:ascii="Times New Roman" w:hAnsi="Times New Roman" w:eastAsia="宋体"/>
+          <w:sz w:val="21"/>
+          <w:szCs w:val="21"/>
+        </w:rPr>
+        <w:t>【分析】（1）根据分步乘法计数原理计算出正确答案.</w:t>
+      </w:r>
+      <w:r>
+        <w:rPr>
+          <w:rFonts w:ascii="Times New Roman" w:hAnsi="Times New Roman" w:eastAsia="宋体"/>
+          <w:sz w:val="21"/>
+        </w:rPr>
+        <w:t xml:space="preserve">；</w:t>
+      </w:r>
+      <w:r>
+        <w:rPr>
+          <w:rFonts w:ascii="Times New Roman" w:hAnsi="Times New Roman" w:eastAsia="宋体"/>
+          <w:sz w:val="21"/>
+          <w:szCs w:val="21"/>
+        </w:rPr>
+        <w:t>（2）根据分步乘法计数原理计算出正确答案.</w:t>
+      </w:r>
+      <w:r>
+        <w:rPr>
+          <w:rFonts w:ascii="Times New Roman" w:hAnsi="Times New Roman" w:eastAsia="宋体"/>
+          <w:sz w:val="21"/>
+        </w:rPr>
+        <w:t xml:space="preserve">；</w:t>
+      </w:r>
+      <w:r>
+        <w:rPr>
+          <w:rFonts w:ascii="Times New Roman" w:hAnsi="Times New Roman" w:eastAsia="宋体"/>
+          <w:sz w:val="21"/>
+          <w:szCs w:val="21"/>
+        </w:rPr>
+        <w:t>（3）根据分类加法、分步乘法计数原理计算出正确答案.</w:t>
+      </w:r>
+    </w:p>
+    <w:p>
+      <w:pPr>
+        <w:shd w:val="clear" w:color="auto" w:fill="auto"/>
+        <w:spacing w:line="300" w:lineRule="auto" w:before="0" w:after="0"/>
+        <w:jc w:val="left"/>
+        <w:rPr>
+          <w:sz w:val="21"/>
+          <w:szCs w:val="21"/>
+        </w:rPr>
+      </w:pPr>
+      <w:r>
+        <w:rPr>
+          <w:rFonts w:ascii="Times New Roman" w:hAnsi="Times New Roman" w:eastAsia="宋体"/>
+          <w:sz w:val="21"/>
+          <w:szCs w:val="21"/>
+        </w:rPr>
+        <w:t>【详解】（1）由于0不能在百位，故百位上数字有9种选法，十位与个位上的数字均有10种选法．所以不同的三位数共有</w:t>
+      </w:r>
+      <m:oMath>
+        <m:r>
+          <w:rPr>
+            <w:rFonts w:ascii="Cambria Math" w:eastAsia="宋体" w:hAnsi="Cambria Math" w:cs="Cambria Math"/>
+            <w:sz w:val="21"/>
+            <w:szCs w:val="21"/>
+          </w:rPr>
+          <m:t>9</m:t>
+        </m:r>
+        <m:r>
+          <w:rPr>
+            <w:rFonts w:ascii="Cambria Math" w:eastAsia="宋体" w:hAnsi="Cambria Math" w:cs="Cambria Math"/>
+            <w:sz w:val="21"/>
+            <w:szCs w:val="21"/>
+          </w:rPr>
+          <m:t>×</m:t>
+        </m:r>
+        <m:r>
+          <w:rPr>
+            <w:rFonts w:ascii="Cambria Math" w:eastAsia="宋体" w:hAnsi="Cambria Math" w:cs="Cambria Math"/>
+            <w:sz w:val="21"/>
+            <w:szCs w:val="21"/>
+          </w:rPr>
+          <m:t>10</m:t>
+        </m:r>
+        <m:r>
+          <w:rPr>
+            <w:rFonts w:ascii="Cambria Math" w:eastAsia="宋体" w:hAnsi="Cambria Math" w:cs="Cambria Math"/>
+            <w:sz w:val="21"/>
+            <w:szCs w:val="21"/>
+          </w:rPr>
+          <m:t>×</m:t>
+        </m:r>
+        <m:r>
+          <w:rPr>
+            <w:rFonts w:ascii="Cambria Math" w:eastAsia="宋体" w:hAnsi="Cambria Math" w:cs="Cambria Math"/>
+            <w:sz w:val="21"/>
+            <w:szCs w:val="21"/>
+          </w:rPr>
+          <m:t>10</m:t>
+        </m:r>
+        <m:r>
+          <w:rPr>
+            <w:rFonts w:ascii="Cambria Math" w:eastAsia="宋体" w:hAnsi="Cambria Math" w:cs="Cambria Math"/>
+            <w:sz w:val="21"/>
+            <w:szCs w:val="21"/>
+          </w:rPr>
+          <m:t>=</m:t>
+        </m:r>
+        <m:r>
+          <w:rPr>
+            <w:rFonts w:ascii="Cambria Math" w:eastAsia="宋体" w:hAnsi="Cambria Math" w:cs="Cambria Math"/>
+            <w:sz w:val="21"/>
+            <w:szCs w:val="21"/>
+          </w:rPr>
+          <m:t>900</m:t>
+        </m:r>
+      </m:oMath>
+      <w:r>
+        <w:rPr>
+          <w:rFonts w:ascii="Times New Roman" w:hAnsi="Times New Roman" w:eastAsia="宋体"/>
+          <w:sz w:val="21"/>
+          <w:szCs w:val="21"/>
+        </w:rPr>
+        <w:t>个．</w:t>
+      </w:r>
+    </w:p>
+    <w:p>
+      <w:pPr>
+        <w:shd w:val="clear" w:color="auto" w:fill="auto"/>
+        <w:spacing w:line="300" w:lineRule="auto" w:before="0" w:after="0"/>
+        <w:jc w:val="left"/>
+        <w:rPr>
+          <w:sz w:val="21"/>
+          <w:szCs w:val="21"/>
+        </w:rPr>
+      </w:pPr>
+      <w:r>
+        <w:rPr>
+          <w:rFonts w:ascii="Times New Roman" w:hAnsi="Times New Roman" w:eastAsia="宋体"/>
+          <w:sz w:val="21"/>
+          <w:szCs w:val="21"/>
+        </w:rPr>
+        <w:t>（2）百位上的数字有9种选法，十位上的数字有除百位上的数字以外的9种选法，个位上的数字应从剩余8个数字中选取，所以共有</w:t>
+      </w:r>
+      <m:oMath>
+        <m:r>
+          <w:rPr>
+            <w:rFonts w:ascii="Cambria Math" w:eastAsia="宋体" w:hAnsi="Cambria Math" w:cs="Cambria Math"/>
+            <w:sz w:val="21"/>
+            <w:szCs w:val="21"/>
+          </w:rPr>
+          <m:t>9</m:t>
+        </m:r>
+        <m:r>
+          <w:rPr>
+            <w:rFonts w:ascii="Cambria Math" w:eastAsia="宋体" w:hAnsi="Cambria Math" w:cs="Cambria Math"/>
+            <w:sz w:val="21"/>
+            <w:szCs w:val="21"/>
+          </w:rPr>
+          <m:t>×</m:t>
+        </m:r>
+        <m:r>
+          <w:rPr>
+            <w:rFonts w:ascii="Cambria Math" w:eastAsia="宋体" w:hAnsi="Cambria Math" w:cs="Cambria Math"/>
+            <w:sz w:val="21"/>
+            <w:szCs w:val="21"/>
+          </w:rPr>
+          <m:t>9</m:t>
+        </m:r>
+        <m:r>
+          <w:rPr>
+            <w:rFonts w:ascii="Cambria Math" w:eastAsia="宋体" w:hAnsi="Cambria Math" w:cs="Cambria Math"/>
+            <w:sz w:val="21"/>
+            <w:szCs w:val="21"/>
+          </w:rPr>
+          <m:t>×</m:t>
+        </m:r>
+        <m:r>
+          <w:rPr>
+            <w:rFonts w:ascii="Cambria Math" w:eastAsia="宋体" w:hAnsi="Cambria Math" w:cs="Cambria Math"/>
+            <w:sz w:val="21"/>
+            <w:szCs w:val="21"/>
+          </w:rPr>
+          <m:t>8</m:t>
+        </m:r>
+        <m:r>
+          <w:rPr>
+            <w:rFonts w:ascii="Cambria Math" w:eastAsia="宋体" w:hAnsi="Cambria Math" w:cs="Cambria Math"/>
+            <w:sz w:val="21"/>
+            <w:szCs w:val="21"/>
+          </w:rPr>
+          <m:t>=</m:t>
+        </m:r>
+        <m:r>
+          <w:rPr>
+            <w:rFonts w:ascii="Cambria Math" w:eastAsia="宋体" w:hAnsi="Cambria Math" w:cs="Cambria Math"/>
+            <w:sz w:val="21"/>
+            <w:szCs w:val="21"/>
+          </w:rPr>
+          <m:t>648</m:t>
+        </m:r>
+      </m:oMath>
+      <w:r>
+        <w:rPr>
+          <w:rFonts w:ascii="Times New Roman" w:hAnsi="Times New Roman" w:eastAsia="宋体"/>
+          <w:sz w:val="21"/>
+          <w:szCs w:val="21"/>
+        </w:rPr>
+        <w:t>个无重复数字的三位数．</w:t>
+      </w:r>
+    </w:p>
+    <w:p>
+      <w:pPr>
+        <w:shd w:val="clear" w:color="auto" w:fill="auto"/>
+        <w:spacing w:line="300" w:lineRule="auto" w:before="0" w:after="0"/>
+        <w:jc w:val="left"/>
+        <w:rPr>
+          <w:sz w:val="21"/>
+          <w:szCs w:val="21"/>
+        </w:rPr>
+      </w:pPr>
+      <w:r>
+        <w:rPr>
+          <w:rFonts w:ascii="Times New Roman" w:hAnsi="Times New Roman" w:eastAsia="宋体"/>
+          <w:sz w:val="21"/>
+          <w:szCs w:val="21"/>
+        </w:rPr>
+        <w:t>（3）满足条件的一位自然数有10个，两位自然数有</w:t>
+      </w:r>
+      <m:oMath>
+        <m:r>
+          <w:rPr>
+            <w:rFonts w:ascii="Cambria Math" w:eastAsia="宋体" w:hAnsi="Cambria Math" w:cs="Cambria Math"/>
+            <w:sz w:val="21"/>
+            <w:szCs w:val="21"/>
+          </w:rPr>
+          <m:t>9</m:t>
+        </m:r>
+        <m:r>
+          <w:rPr>
+            <w:rFonts w:ascii="Cambria Math" w:eastAsia="宋体" w:hAnsi="Cambria Math" w:cs="Cambria Math"/>
+            <w:sz w:val="21"/>
+            <w:szCs w:val="21"/>
+          </w:rPr>
+          <m:t>×</m:t>
+        </m:r>
+        <m:r>
+          <w:rPr>
+            <w:rFonts w:ascii="Cambria Math" w:eastAsia="宋体" w:hAnsi="Cambria Math" w:cs="Cambria Math"/>
+            <w:sz w:val="21"/>
+            <w:szCs w:val="21"/>
+          </w:rPr>
+          <m:t>9</m:t>
+        </m:r>
+        <m:r>
+          <w:rPr>
+            <w:rFonts w:ascii="Cambria Math" w:eastAsia="宋体" w:hAnsi="Cambria Math" w:cs="Cambria Math"/>
+            <w:sz w:val="21"/>
+            <w:szCs w:val="21"/>
+          </w:rPr>
+          <m:t>=</m:t>
+        </m:r>
+        <m:r>
+          <w:rPr>
+            <w:rFonts w:ascii="Cambria Math" w:eastAsia="宋体" w:hAnsi="Cambria Math" w:cs="Cambria Math"/>
+            <w:sz w:val="21"/>
+            <w:szCs w:val="21"/>
+          </w:rPr>
+          <m:t>81</m:t>
+        </m:r>
+      </m:oMath>
+      <w:r>
+        <w:rPr>
+          <w:rFonts w:ascii="Times New Roman" w:hAnsi="Times New Roman" w:eastAsia="宋体"/>
+          <w:sz w:val="21"/>
+          <w:szCs w:val="21"/>
+        </w:rPr>
+        <w:t>个，三位自然数有</w:t>
+      </w:r>
+      <m:oMath>
+        <m:r>
+          <w:rPr>
+            <w:rFonts w:ascii="Cambria Math" w:eastAsia="宋体" w:hAnsi="Cambria Math" w:cs="Cambria Math"/>
+            <w:sz w:val="21"/>
+            <w:szCs w:val="21"/>
+          </w:rPr>
+          <m:t>4</m:t>
+        </m:r>
+        <m:r>
+          <w:rPr>
+            <w:rFonts w:ascii="Cambria Math" w:eastAsia="宋体" w:hAnsi="Cambria Math" w:cs="Cambria Math"/>
+            <w:sz w:val="21"/>
+            <w:szCs w:val="21"/>
+          </w:rPr>
+          <m:t>×</m:t>
+        </m:r>
+        <m:r>
+          <w:rPr>
+            <w:rFonts w:ascii="Cambria Math" w:eastAsia="宋体" w:hAnsi="Cambria Math" w:cs="Cambria Math"/>
+            <w:sz w:val="21"/>
+            <w:szCs w:val="21"/>
+          </w:rPr>
+          <m:t>9</m:t>
+        </m:r>
+        <m:r>
+          <w:rPr>
+            <w:rFonts w:ascii="Cambria Math" w:eastAsia="宋体" w:hAnsi="Cambria Math" w:cs="Cambria Math"/>
+            <w:sz w:val="21"/>
+            <w:szCs w:val="21"/>
+          </w:rPr>
+          <m:t>×</m:t>
+        </m:r>
+        <m:r>
+          <w:rPr>
+            <w:rFonts w:ascii="Cambria Math" w:eastAsia="宋体" w:hAnsi="Cambria Math" w:cs="Cambria Math"/>
+            <w:sz w:val="21"/>
+            <w:szCs w:val="21"/>
+          </w:rPr>
+          <m:t>8</m:t>
+        </m:r>
+        <m:r>
+          <w:rPr>
+            <w:rFonts w:ascii="Cambria Math" w:eastAsia="宋体" w:hAnsi="Cambria Math" w:cs="Cambria Math"/>
+            <w:sz w:val="21"/>
+            <w:szCs w:val="21"/>
+          </w:rPr>
+          <m:t>=</m:t>
+        </m:r>
+        <m:r>
+          <w:rPr>
+            <w:rFonts w:ascii="Cambria Math" w:eastAsia="宋体" w:hAnsi="Cambria Math" w:cs="Cambria Math"/>
+            <w:sz w:val="21"/>
+            <w:szCs w:val="21"/>
+          </w:rPr>
+          <m:t>288</m:t>
+        </m:r>
+      </m:oMath>
+      <w:r>
+        <w:rPr>
+          <w:rFonts w:ascii="Times New Roman" w:hAnsi="Times New Roman" w:eastAsia="宋体"/>
+          <w:sz w:val="21"/>
+          <w:szCs w:val="21"/>
+        </w:rPr>
+        <w:t>个，由分类加法计数原理知共有</w:t>
+      </w:r>
+      <m:oMath>
+        <m:r>
+          <w:rPr>
+            <w:rFonts w:ascii="Cambria Math" w:eastAsia="宋体" w:hAnsi="Cambria Math" w:cs="Cambria Math"/>
+            <w:sz w:val="21"/>
+            <w:szCs w:val="21"/>
+          </w:rPr>
+          <m:t>10</m:t>
+        </m:r>
+        <m:r>
+          <w:rPr>
+            <w:rFonts w:ascii="Cambria Math" w:eastAsia="宋体" w:hAnsi="Cambria Math" w:cs="Cambria Math"/>
+            <w:sz w:val="21"/>
+            <w:szCs w:val="21"/>
+          </w:rPr>
+          <m:t>+</m:t>
+        </m:r>
+        <m:r>
+          <w:rPr>
+            <w:rFonts w:ascii="Cambria Math" w:eastAsia="宋体" w:hAnsi="Cambria Math" w:cs="Cambria Math"/>
+            <w:sz w:val="21"/>
+            <w:szCs w:val="21"/>
+          </w:rPr>
+          <m:t>81</m:t>
+        </m:r>
+        <m:r>
+          <w:rPr>
+            <w:rFonts w:ascii="Cambria Math" w:eastAsia="宋体" w:hAnsi="Cambria Math" w:cs="Cambria Math"/>
+            <w:sz w:val="21"/>
+            <w:szCs w:val="21"/>
+          </w:rPr>
+          <m:t>+</m:t>
+        </m:r>
+        <m:r>
+          <w:rPr>
+            <w:rFonts w:ascii="Cambria Math" w:eastAsia="宋体" w:hAnsi="Cambria Math" w:cs="Cambria Math"/>
+            <w:sz w:val="21"/>
+            <w:szCs w:val="21"/>
+          </w:rPr>
+          <m:t>288</m:t>
+        </m:r>
+        <m:r>
+          <w:rPr>
+            <w:rFonts w:ascii="Cambria Math" w:eastAsia="宋体" w:hAnsi="Cambria Math" w:cs="Cambria Math"/>
+            <w:sz w:val="21"/>
+            <w:szCs w:val="21"/>
+          </w:rPr>
+          <m:t>=</m:t>
+        </m:r>
+        <m:r>
+          <w:rPr>
+            <w:rFonts w:ascii="Cambria Math" w:eastAsia="宋体" w:hAnsi="Cambria Math" w:cs="Cambria Math"/>
+            <w:sz w:val="21"/>
+            <w:szCs w:val="21"/>
+          </w:rPr>
+          <m:t>379</m:t>
+        </m:r>
+      </m:oMath>
+      <w:r>
+        <w:rPr>
+          <w:rFonts w:ascii="Times New Roman" w:hAnsi="Times New Roman" w:eastAsia="宋体"/>
+          <w:sz w:val="21"/>
+          <w:szCs w:val="21"/>
+        </w:rPr>
+        <w:t>个小于500且无重复数字的自然数．</w:t>
       </w:r>
     </w:p>
     <w:p>
@@ -307,96 +1542,7 @@
           <w:sz w:val="21"/>
           <w:szCs w:val="21"/>
         </w:rPr>
-        <w:t>2．某大学食堂备有6种荤菜、5种素菜、3种汤，现要配成一荤一素一汤的套餐，则可以配成不同套餐的种数为（</w:t>
-      </w:r>
-      <w:r>
-        <w:rPr>
-          <w:rFonts w:ascii="Times New Roman" w:eastAsia="宋体" w:hAnsi="Times New Roman" w:cs="Times New Roman"/>
-          <w:kern w:val="0"/>
-          <w:sz w:val="21"/>
-          <w:szCs w:val="21"/>
-        </w:rPr>
-        <w:t>    </w:t>
-      </w:r>
-      <w:r>
-        <w:rPr>
-          <w:rFonts w:ascii="Times New Roman" w:hAnsi="Times New Roman" w:eastAsia="宋体"/>
-          <w:sz w:val="21"/>
-          <w:szCs w:val="21"/>
-        </w:rPr>
-        <w:t>）</w:t>
-      </w:r>
-    </w:p>
-    <w:p>
-      <w:pPr>
-        <w:shd w:val="clear" w:color="auto" w:fill="auto"/>
-        <w:tabs>
-          <w:tab w:val="left" w:pos="2078"/>
-          <w:tab w:val="left" w:pos="4156"/>
-          <w:tab w:val="left" w:pos="6234"/>
-        </w:tabs>
-        <w:spacing w:line="300" w:lineRule="auto" w:before="0" w:after="0"/>
-        <w:jc w:val="left"/>
-        <w:rPr>
-          <w:sz w:val="21"/>
-          <w:szCs w:val="21"/>
-        </w:rPr>
-      </w:pPr>
-      <w:r>
-        <w:rPr>
-          <w:rFonts w:ascii="Times New Roman" w:hAnsi="Times New Roman" w:eastAsia="宋体"/>
-          <w:sz w:val="21"/>
-          <w:szCs w:val="21"/>
-        </w:rPr>
-        <w:t>A．30</w:t>
-      </w:r>
-      <w:r>
-        <w:rPr>
-          <w:rFonts w:ascii="Times New Roman" w:hAnsi="Times New Roman" w:eastAsia="宋体"/>
-          <w:sz w:val="21"/>
-          <w:szCs w:val="21"/>
-        </w:rPr>
-        <w:tab/>
-      </w:r>
-      <w:r>
-        <w:rPr>
-          <w:rFonts w:ascii="Times New Roman" w:hAnsi="Times New Roman" w:eastAsia="宋体"/>
-          <w:sz w:val="21"/>
-          <w:szCs w:val="21"/>
-        </w:rPr>
-        <w:t>B．14</w:t>
-      </w:r>
-      <w:r>
-        <w:rPr>
-          <w:rFonts w:ascii="Times New Roman" w:hAnsi="Times New Roman" w:eastAsia="宋体"/>
-          <w:sz w:val="21"/>
-          <w:szCs w:val="21"/>
-        </w:rPr>
-        <w:tab/>
-      </w:r>
-      <w:r>
-        <w:rPr>
-          <w:rFonts w:ascii="Times New Roman" w:hAnsi="Times New Roman" w:eastAsia="宋体"/>
-          <w:sz w:val="21"/>
-          <w:szCs w:val="21"/>
-        </w:rPr>
-        <w:t>C．33</w:t>
-      </w:r>
-      <w:r>
-        <w:rPr>
-          <w:rFonts w:ascii="Times New Roman" w:hAnsi="Times New Roman" w:eastAsia="宋体"/>
-          <w:sz w:val="21"/>
-          <w:szCs w:val="21"/>
-        </w:rPr>
-        <w:tab/>
-      </w:r>
-      <w:r>
-        <w:rPr>
-          <w:rFonts w:ascii="Times New Roman" w:hAnsi="Times New Roman" w:eastAsia="宋体"/>
-          <w:sz w:val="21"/>
-          <w:szCs w:val="21"/>
-        </w:rPr>
-        <w:t>D．90</w:t>
+        <w:t>5．由1，2，3，4，5，6，7，8，9可以组成多少个无重复数字的三位偶数与三位奇数？</w:t>
       </w:r>
     </w:p>
     <w:p>
@@ -405,6 +1551,7 @@
         <w:spacing w:line="300" w:lineRule="auto" w:before="0" w:after="0"/>
         <w:jc w:val="left"/>
         <w:rPr>
+          <w:b/>
           <w:sz w:val="21"/>
           <w:szCs w:val="21"/>
         </w:rPr>
@@ -415,7 +1562,44 @@
           <w:sz w:val="21"/>
           <w:szCs w:val="21"/>
         </w:rPr>
-        <w:t>【答案】D</w:t>
+        <w:t>【答案】</w:t>
+      </w:r>
+      <m:oMath>
+        <m:r>
+          <w:rPr>
+            <w:rFonts w:ascii="Cambria Math" w:eastAsia="宋体" w:hAnsi="Cambria Math" w:cs="Cambria Math"/>
+            <w:sz w:val="21"/>
+            <w:szCs w:val="21"/>
+          </w:rPr>
+          <m:t>224</m:t>
+        </m:r>
+      </m:oMath>
+      <w:r>
+        <w:rPr>
+          <w:rFonts w:ascii="Times New Roman" w:hAnsi="Times New Roman" w:eastAsia="宋体"/>
+          <w:sz w:val="21"/>
+          <w:szCs w:val="21"/>
+        </w:rPr>
+        <w:t>；</w:t>
+      </w:r>
+      <m:oMath>
+        <m:r>
+          <w:rPr>
+            <w:rFonts w:ascii="Cambria Math" w:eastAsia="宋体" w:hAnsi="Cambria Math" w:cs="Cambria Math"/>
+            <w:sz w:val="21"/>
+            <w:szCs w:val="21"/>
+          </w:rPr>
+          <m:t>280</m:t>
+        </m:r>
+      </m:oMath>
+      <w:r>
+        <w:rPr>
+          <w:rFonts w:ascii="Times New Roman" w:hAnsi="Times New Roman" w:eastAsia="宋体"/>
+          <w:b/>
+          <w:sz w:val="21"/>
+          <w:szCs w:val="21"/>
+        </w:rPr>
+        <w:t>.</w:t>
       </w:r>
       <w:r>
         <w:rPr>
@@ -431,7 +1615,7 @@
           <w:sz w:val="21"/>
           <w:szCs w:val="21"/>
         </w:rPr>
-        <w:t>【难度】0.94</w:t>
+        <w:t>【难度】0.85</w:t>
       </w:r>
       <w:r>
         <w:rPr>
@@ -447,7 +1631,7 @@
           <w:sz w:val="21"/>
           <w:szCs w:val="21"/>
         </w:rPr>
-        <w:t>【知识点】分步乘法计数原理及简单应用</w:t>
+        <w:t>【知识点】数字排列问题、分步乘法计数原理及简单应用</w:t>
       </w:r>
     </w:p>
     <w:p>
@@ -466,7 +1650,22 @@
           <w:sz w:val="21"/>
           <w:szCs w:val="21"/>
         </w:rPr>
-        <w:t>【分析】根据备有6种素菜，5种荤菜，3种汤，则素菜有6种选法，荤菜有5种选法，汤菜有3种选法，然后再利用分步计数原理求解</w:t>
+        <w:t>【分析】当个位上的数是偶数时，该三位数就是偶数或奇数，先选排个位数字，结合分步计数原理，即可求解.</w:t>
+      </w:r>
+      <w:r>
+        <w:rPr>
+          <w:rFonts w:ascii="Times New Roman" w:hAnsi="Times New Roman" w:eastAsia="宋体"/>
+          <w:sz w:val="21"/>
+        </w:rPr>
+        <w:t xml:space="preserve">；</w:t>
+      </w:r>
+      <w:r>
+        <w:rPr>
+          <w:rFonts w:ascii="Times New Roman" w:hAnsi="Times New Roman" w:eastAsia="宋体"/>
+          <w:sz w:val="21"/>
+          <w:szCs w:val="21"/>
+        </w:rPr>
+        <w:t>【详解】当个位上的数是偶数时，该三位数就是偶数，可分步完成．</w:t>
       </w:r>
     </w:p>
     <w:p>
@@ -485,90 +1684,16 @@
           <w:sz w:val="21"/>
           <w:szCs w:val="21"/>
         </w:rPr>
-        <w:t>【详解】因为备有6种素菜，5种荤菜，3种汤，</w:t>
-      </w:r>
-      <w:r>
-        <w:rPr>
-          <w:rFonts w:ascii="Times New Roman" w:hAnsi="Times New Roman" w:eastAsia="宋体"/>
-          <w:sz w:val="21"/>
-          <w:szCs w:val="21"/>
-        </w:rPr>
-        <w:t>所以素菜有6种选法，荤菜有5种选法，汤菜有3种选法，</w:t>
-      </w:r>
-      <w:r>
-        <w:rPr>
-          <w:rFonts w:ascii="Times New Roman" w:hAnsi="Times New Roman" w:eastAsia="宋体"/>
-          <w:sz w:val="21"/>
-          <w:szCs w:val="21"/>
-        </w:rPr>
-        <w:t>所以要配成一荤一素一汤的套餐，则可以配制出不同的套餐有</w:t>
-      </w:r>
-      <w:r>
-        <w:rPr>
-          <w:rFonts w:ascii="Times New Roman" w:hAnsi="Times New Roman" w:eastAsia="宋体"/>
-          <w:sz w:val="21"/>
-          <w:szCs w:val="21"/>
-        </w:rPr>
-        <w:t>种</w:t>
-      </w:r>
-      <m:oMath>
-        <m:r>
-          <w:rPr>
-            <w:rFonts w:ascii="Cambria Math" w:eastAsia="宋体" w:hAnsi="Cambria Math" w:cs="Cambria Math"/>
-            <w:sz w:val="21"/>
-            <w:szCs w:val="21"/>
-          </w:rPr>
-          <m:t>6</m:t>
-        </m:r>
-        <m:r>
-          <w:rPr>
-            <w:rFonts w:ascii="Cambria Math" w:eastAsia="宋体" w:hAnsi="Cambria Math" w:cs="Cambria Math"/>
-            <w:sz w:val="21"/>
-            <w:szCs w:val="21"/>
-          </w:rPr>
-          <m:t>×</m:t>
-        </m:r>
-        <m:r>
-          <w:rPr>
-            <w:rFonts w:ascii="Cambria Math" w:eastAsia="宋体" w:hAnsi="Cambria Math" w:cs="Cambria Math"/>
-            <w:sz w:val="21"/>
-            <w:szCs w:val="21"/>
-          </w:rPr>
-          <m:t>5</m:t>
-        </m:r>
-        <m:r>
-          <w:rPr>
-            <w:rFonts w:ascii="Cambria Math" w:eastAsia="宋体" w:hAnsi="Cambria Math" w:cs="Cambria Math"/>
-            <w:sz w:val="21"/>
-            <w:szCs w:val="21"/>
-          </w:rPr>
-          <m:t>×</m:t>
-        </m:r>
-        <m:r>
-          <w:rPr>
-            <w:rFonts w:ascii="Cambria Math" w:eastAsia="宋体" w:hAnsi="Cambria Math" w:cs="Cambria Math"/>
-            <w:sz w:val="21"/>
-            <w:szCs w:val="21"/>
-          </w:rPr>
-          <m:t>3</m:t>
-        </m:r>
-        <m:r>
-          <w:rPr>
-            <w:rFonts w:ascii="Cambria Math" w:eastAsia="宋体" w:hAnsi="Cambria Math" w:cs="Cambria Math"/>
-            <w:sz w:val="21"/>
-            <w:szCs w:val="21"/>
-          </w:rPr>
-          <m:t>=</m:t>
-        </m:r>
-        <m:r>
-          <w:rPr>
-            <w:rFonts w:ascii="Cambria Math" w:eastAsia="宋体" w:hAnsi="Cambria Math" w:cs="Cambria Math"/>
-            <w:sz w:val="21"/>
-            <w:szCs w:val="21"/>
-          </w:rPr>
-          <m:t>90</m:t>
-        </m:r>
-      </m:oMath>
+        <w:t>第一步，先排个位，个位上的数只能是2，4，6，8中的1个，有4种取法；</w:t>
+      </w:r>
+      <w:r>
+        <w:rPr>
+          <w:rFonts w:ascii="Times New Roman" w:hAnsi="Times New Roman" w:eastAsia="宋体"/>
+          <w:sz w:val="21"/>
+          <w:szCs w:val="21"/>
+        </w:rPr>
+        <w:t>第二步，排十位，从剩余的8个数字中取1个，有8种取法；</w:t>
+      </w:r>
     </w:p>
     <w:p>
       <w:pPr>
@@ -586,8 +1711,217 @@
           <w:sz w:val="21"/>
           <w:szCs w:val="21"/>
         </w:rPr>
-        <w:t>故选：D</w:t>
-      </w:r>
+        <w:t>第三步，排百位，从剩余的7个数字中取1个，有7种取法．</w:t>
+      </w:r>
+      <w:r>
+        <w:rPr>
+          <w:rFonts w:ascii="Times New Roman" w:hAnsi="Times New Roman" w:eastAsia="宋体"/>
+          <w:sz w:val="21"/>
+          <w:szCs w:val="21"/>
+        </w:rPr>
+        <w:t>所以可以组成无重复数字的三位偶数的个数为</w:t>
+      </w:r>
+      <w:r>
+        <w:rPr>
+          <w:rFonts w:ascii="Times New Roman" w:hAnsi="Times New Roman" w:eastAsia="宋体"/>
+          <w:sz w:val="21"/>
+          <w:szCs w:val="21"/>
+        </w:rPr>
+        <w:t>个．</w:t>
+      </w:r>
+      <m:oMath>
+        <m:r>
+          <w:rPr>
+            <w:rFonts w:ascii="Cambria Math" w:eastAsia="宋体" w:hAnsi="Cambria Math" w:cs="Cambria Math"/>
+            <w:sz w:val="21"/>
+            <w:szCs w:val="21"/>
+          </w:rPr>
+          <m:t>4</m:t>
+        </m:r>
+        <m:r>
+          <w:rPr>
+            <w:rFonts w:ascii="Cambria Math" w:eastAsia="宋体" w:hAnsi="Cambria Math" w:cs="Cambria Math"/>
+            <w:sz w:val="21"/>
+            <w:szCs w:val="21"/>
+          </w:rPr>
+          <m:t>×</m:t>
+        </m:r>
+        <m:r>
+          <w:rPr>
+            <w:rFonts w:ascii="Cambria Math" w:eastAsia="宋体" w:hAnsi="Cambria Math" w:cs="Cambria Math"/>
+            <w:sz w:val="21"/>
+            <w:szCs w:val="21"/>
+          </w:rPr>
+          <m:t>8</m:t>
+        </m:r>
+        <m:r>
+          <w:rPr>
+            <w:rFonts w:ascii="Cambria Math" w:eastAsia="宋体" w:hAnsi="Cambria Math" w:cs="Cambria Math"/>
+            <w:sz w:val="21"/>
+            <w:szCs w:val="21"/>
+          </w:rPr>
+          <m:t>×</m:t>
+        </m:r>
+        <m:r>
+          <w:rPr>
+            <w:rFonts w:ascii="Cambria Math" w:eastAsia="宋体" w:hAnsi="Cambria Math" w:cs="Cambria Math"/>
+            <w:sz w:val="21"/>
+            <w:szCs w:val="21"/>
+          </w:rPr>
+          <m:t>7</m:t>
+        </m:r>
+        <m:r>
+          <w:rPr>
+            <w:rFonts w:ascii="Cambria Math" w:eastAsia="宋体" w:hAnsi="Cambria Math" w:cs="Cambria Math"/>
+            <w:sz w:val="21"/>
+            <w:szCs w:val="21"/>
+          </w:rPr>
+          <m:t>=</m:t>
+        </m:r>
+        <m:r>
+          <w:rPr>
+            <w:rFonts w:ascii="Cambria Math" w:eastAsia="宋体" w:hAnsi="Cambria Math" w:cs="Cambria Math"/>
+            <w:sz w:val="21"/>
+            <w:szCs w:val="21"/>
+          </w:rPr>
+          <m:t>224</m:t>
+        </m:r>
+      </m:oMath>
+      <w:r>
+        <w:rPr>
+          <w:rFonts w:ascii="Times New Roman" w:hAnsi="Times New Roman" w:eastAsia="宋体"/>
+          <w:sz w:val="21"/>
+        </w:rPr>
+        <w:t xml:space="preserve">；</w:t>
+      </w:r>
+      <w:r>
+        <w:rPr>
+          <w:rFonts w:ascii="Times New Roman" w:hAnsi="Times New Roman" w:eastAsia="宋体"/>
+          <w:sz w:val="21"/>
+          <w:szCs w:val="21"/>
+        </w:rPr>
+        <w:t>当个位上的数是奇数时，该三位数就是奇数，可分步完成．</w:t>
+      </w:r>
+    </w:p>
+    <w:p>
+      <w:pPr>
+        <w:shd w:val="clear" w:color="auto" w:fill="auto"/>
+        <w:spacing w:line="300" w:lineRule="auto" w:before="0" w:after="0"/>
+        <w:jc w:val="left"/>
+        <w:rPr>
+          <w:sz w:val="21"/>
+          <w:szCs w:val="21"/>
+        </w:rPr>
+      </w:pPr>
+      <w:r>
+        <w:rPr>
+          <w:rFonts w:ascii="Times New Roman" w:hAnsi="Times New Roman" w:eastAsia="宋体"/>
+          <w:sz w:val="21"/>
+          <w:szCs w:val="21"/>
+        </w:rPr>
+        <w:t>第一步，先排个位，个位上的数只能是1，3，5，7，9中的1个，有5种取法；</w:t>
+      </w:r>
+      <w:r>
+        <w:rPr>
+          <w:rFonts w:ascii="Times New Roman" w:hAnsi="Times New Roman" w:eastAsia="宋体"/>
+          <w:sz w:val="21"/>
+          <w:szCs w:val="21"/>
+        </w:rPr>
+        <w:t>第二步，排十位，从剩余的8个数字中取1个，有8种取法；</w:t>
+      </w:r>
+    </w:p>
+    <w:p>
+      <w:pPr>
+        <w:shd w:val="clear" w:color="auto" w:fill="auto"/>
+        <w:spacing w:line="300" w:lineRule="auto" w:before="0" w:after="0"/>
+        <w:jc w:val="left"/>
+        <w:rPr>
+          <w:sz w:val="21"/>
+          <w:szCs w:val="21"/>
+        </w:rPr>
+      </w:pPr>
+      <w:r>
+        <w:rPr>
+          <w:rFonts w:ascii="Times New Roman" w:hAnsi="Times New Roman" w:eastAsia="宋体"/>
+          <w:sz w:val="21"/>
+          <w:szCs w:val="21"/>
+        </w:rPr>
+        <w:t>第三步，排百位，从剩余的7个数字中取1个，有7种取法．</w:t>
+      </w:r>
+      <w:r>
+        <w:rPr>
+          <w:rFonts w:ascii="Times New Roman" w:hAnsi="Times New Roman" w:eastAsia="宋体"/>
+          <w:sz w:val="21"/>
+          <w:szCs w:val="21"/>
+        </w:rPr>
+        <w:t>所以可以组成无重复数字的三位奇数的个数为</w:t>
+      </w:r>
+      <w:r>
+        <w:rPr>
+          <w:rFonts w:ascii="Times New Roman" w:hAnsi="Times New Roman" w:eastAsia="宋体"/>
+          <w:sz w:val="21"/>
+          <w:szCs w:val="21"/>
+        </w:rPr>
+        <w:t>个．</w:t>
+      </w:r>
+      <m:oMath>
+        <m:r>
+          <w:rPr>
+            <w:rFonts w:ascii="Cambria Math" w:eastAsia="宋体" w:hAnsi="Cambria Math" w:cs="Cambria Math"/>
+            <w:sz w:val="21"/>
+            <w:szCs w:val="21"/>
+          </w:rPr>
+          <m:t>5</m:t>
+        </m:r>
+        <m:r>
+          <w:rPr>
+            <w:rFonts w:ascii="Cambria Math" w:eastAsia="宋体" w:hAnsi="Cambria Math" w:cs="Cambria Math"/>
+            <w:sz w:val="21"/>
+            <w:szCs w:val="21"/>
+          </w:rPr>
+          <m:t>×</m:t>
+        </m:r>
+        <m:r>
+          <w:rPr>
+            <w:rFonts w:ascii="Cambria Math" w:eastAsia="宋体" w:hAnsi="Cambria Math" w:cs="Cambria Math"/>
+            <w:sz w:val="21"/>
+            <w:szCs w:val="21"/>
+          </w:rPr>
+          <m:t>8</m:t>
+        </m:r>
+        <m:r>
+          <w:rPr>
+            <w:rFonts w:ascii="Cambria Math" w:eastAsia="宋体" w:hAnsi="Cambria Math" w:cs="Cambria Math"/>
+            <w:sz w:val="21"/>
+            <w:szCs w:val="21"/>
+          </w:rPr>
+          <m:t>×</m:t>
+        </m:r>
+        <m:r>
+          <w:rPr>
+            <w:rFonts w:ascii="Cambria Math" w:eastAsia="宋体" w:hAnsi="Cambria Math" w:cs="Cambria Math"/>
+            <w:sz w:val="21"/>
+            <w:szCs w:val="21"/>
+          </w:rPr>
+          <m:t>7</m:t>
+        </m:r>
+        <m:r>
+          <w:rPr>
+            <w:rFonts w:ascii="Cambria Math" w:eastAsia="宋体" w:hAnsi="Cambria Math" w:cs="Cambria Math"/>
+            <w:sz w:val="21"/>
+            <w:szCs w:val="21"/>
+          </w:rPr>
+          <m:t>=</m:t>
+        </m:r>
+        <m:r>
+          <w:rPr>
+            <w:rFonts w:ascii="Cambria Math" w:eastAsia="宋体" w:hAnsi="Cambria Math" w:cs="Cambria Math"/>
+            <w:sz w:val="21"/>
+            <w:szCs w:val="21"/>
+          </w:rPr>
+          <m:t>280</m:t>
+        </m:r>
+      </m:oMath>
     </w:p>
     <w:p>
       <w:pPr>
@@ -596,1304 +1930,16 @@
       </w:pPr>
     </w:p>
     <w:p>
-      <w:pPr>
-        <w:shd w:val="clear" w:color="auto" w:fill="auto"/>
-        <w:spacing w:line="300" w:lineRule="auto" w:before="0" w:after="0"/>
-        <w:jc w:val="left"/>
-        <w:rPr>
-          <w:sz w:val="21"/>
-          <w:szCs w:val="21"/>
-        </w:rPr>
-      </w:pPr>
-      <w:r>
-        <w:rPr>
-          <w:rFonts w:ascii="Times New Roman" w:hAnsi="Times New Roman" w:eastAsia="宋体"/>
-          <w:sz w:val="21"/>
-          <w:szCs w:val="21"/>
-        </w:rPr>
-        <w:t>3．</w:t>
-      </w:r>
-      <w:r>
-        <w:rPr>
-          <w:rFonts w:ascii="Times New Roman" w:hAnsi="Times New Roman" w:eastAsia="宋体"/>
-          <w:sz w:val="21"/>
-          <w:szCs w:val="21"/>
-        </w:rPr>
-        <w:t>有4件不同颜色的衬衣，3件不同花样的裙子，另有2套不同样式的连衣裙，需选择一套服装参加“五一”节歌舞演出，则不同的选择方式种数为</w:t>
-      </w:r>
-    </w:p>
-    <w:p>
-      <w:pPr>
-        <w:shd w:val="clear" w:color="auto" w:fill="auto"/>
-        <w:tabs>
-          <w:tab w:val="left" w:pos="2078"/>
-          <w:tab w:val="left" w:pos="4156"/>
-          <w:tab w:val="left" w:pos="6234"/>
-        </w:tabs>
-        <w:spacing w:line="300" w:lineRule="auto" w:before="0" w:after="0"/>
-        <w:jc w:val="left"/>
-        <w:rPr>
-          <w:sz w:val="21"/>
-          <w:szCs w:val="21"/>
-        </w:rPr>
-      </w:pPr>
-      <w:r>
-        <w:rPr>
-          <w:rFonts w:ascii="Times New Roman" w:hAnsi="Times New Roman" w:eastAsia="宋体"/>
-          <w:sz w:val="21"/>
-          <w:szCs w:val="21"/>
-        </w:rPr>
-        <w:t>A．</w:t>
-      </w:r>
-      <w:r>
-        <w:rPr>
-          <w:rFonts w:ascii="Times New Roman" w:hAnsi="Times New Roman" w:eastAsia="宋体"/>
-          <w:sz w:val="21"/>
-          <w:szCs w:val="21"/>
-        </w:rPr>
-        <w:t>24</w:t>
-      </w:r>
-      <w:r>
-        <w:rPr>
-          <w:rFonts w:ascii="Times New Roman" w:hAnsi="Times New Roman" w:eastAsia="宋体"/>
-          <w:sz w:val="21"/>
-          <w:szCs w:val="21"/>
-        </w:rPr>
-        <w:tab/>
-      </w:r>
-      <w:r>
-        <w:rPr>
-          <w:rFonts w:ascii="Times New Roman" w:hAnsi="Times New Roman" w:eastAsia="宋体"/>
-          <w:sz w:val="21"/>
-          <w:szCs w:val="21"/>
-        </w:rPr>
-        <w:t>B．</w:t>
-      </w:r>
-      <w:r>
-        <w:rPr>
-          <w:rFonts w:ascii="Times New Roman" w:hAnsi="Times New Roman" w:eastAsia="宋体"/>
-          <w:sz w:val="21"/>
-          <w:szCs w:val="21"/>
-        </w:rPr>
-        <w:t>14</w:t>
-      </w:r>
-      <w:r>
-        <w:rPr>
-          <w:rFonts w:ascii="Times New Roman" w:hAnsi="Times New Roman" w:eastAsia="宋体"/>
-          <w:sz w:val="21"/>
-          <w:szCs w:val="21"/>
-        </w:rPr>
-        <w:tab/>
-      </w:r>
-      <w:r>
-        <w:rPr>
-          <w:rFonts w:ascii="Times New Roman" w:hAnsi="Times New Roman" w:eastAsia="宋体"/>
-          <w:sz w:val="21"/>
-          <w:szCs w:val="21"/>
-        </w:rPr>
-        <w:t>C．</w:t>
-      </w:r>
-      <w:r>
-        <w:rPr>
-          <w:rFonts w:ascii="Times New Roman" w:hAnsi="Times New Roman" w:eastAsia="宋体"/>
-          <w:sz w:val="21"/>
-          <w:szCs w:val="21"/>
-        </w:rPr>
-        <w:t>10</w:t>
-      </w:r>
-      <w:r>
-        <w:rPr>
-          <w:rFonts w:ascii="Times New Roman" w:hAnsi="Times New Roman" w:eastAsia="宋体"/>
-          <w:sz w:val="21"/>
-          <w:szCs w:val="21"/>
-        </w:rPr>
-        <w:tab/>
-      </w:r>
-      <w:r>
-        <w:rPr>
-          <w:rFonts w:ascii="Times New Roman" w:hAnsi="Times New Roman" w:eastAsia="宋体"/>
-          <w:sz w:val="21"/>
-          <w:szCs w:val="21"/>
-        </w:rPr>
-        <w:t>D．</w:t>
-      </w:r>
-      <w:r>
-        <w:rPr>
-          <w:rFonts w:ascii="Times New Roman" w:hAnsi="Times New Roman" w:eastAsia="宋体"/>
-          <w:sz w:val="21"/>
-          <w:szCs w:val="21"/>
-        </w:rPr>
-        <w:t>9</w:t>
-      </w:r>
-    </w:p>
-    <w:p>
-      <w:pPr>
-        <w:shd w:val="clear" w:color="auto" w:fill="auto"/>
-        <w:spacing w:line="300" w:lineRule="auto" w:before="0" w:after="0"/>
-        <w:jc w:val="left"/>
-        <w:rPr>
-          <w:sz w:val="21"/>
-          <w:szCs w:val="21"/>
-        </w:rPr>
-      </w:pPr>
-      <w:r>
-        <w:rPr>
-          <w:rFonts w:ascii="Times New Roman" w:hAnsi="Times New Roman" w:eastAsia="宋体"/>
-          <w:sz w:val="21"/>
-          <w:szCs w:val="21"/>
-        </w:rPr>
-        <w:t>【答案】B</w:t>
-      </w:r>
-      <w:r>
-        <w:rPr>
-          <w:rFonts w:ascii="Times New Roman" w:hAnsi="Times New Roman" w:eastAsia="宋体"/>
-          <w:sz w:val="21"/>
-          <w:szCs w:val="21"/>
-        </w:rPr>
-        <w:t xml:space="preserve">　</w:t>
-      </w:r>
-      <w:r>
-        <w:rPr>
-          <w:rFonts w:ascii="Times New Roman" w:hAnsi="Times New Roman" w:eastAsia="宋体"/>
-          <w:sz w:val="21"/>
-          <w:szCs w:val="21"/>
-        </w:rPr>
-        <w:t>【难度】0.85</w:t>
-      </w:r>
-      <w:r>
-        <w:rPr>
-          <w:rFonts w:ascii="Times New Roman" w:hAnsi="Times New Roman" w:eastAsia="宋体"/>
-          <w:sz w:val="21"/>
-          <w:szCs w:val="21"/>
-        </w:rPr>
-        <w:t xml:space="preserve">　</w:t>
-      </w:r>
-      <w:r>
-        <w:rPr>
-          <w:rFonts w:ascii="Times New Roman" w:hAnsi="Times New Roman" w:eastAsia="宋体"/>
-          <w:sz w:val="21"/>
-          <w:szCs w:val="21"/>
-        </w:rPr>
-        <w:t>【知识点】其他计数模型</w:t>
-      </w:r>
-    </w:p>
-    <w:p>
-      <w:pPr>
-        <w:shd w:val="clear" w:color="auto" w:fill="auto"/>
-        <w:spacing w:line="300" w:lineRule="auto" w:before="0" w:after="0"/>
-        <w:jc w:val="left"/>
-        <w:rPr>
-          <w:sz w:val="21"/>
-          <w:szCs w:val="21"/>
-        </w:rPr>
-      </w:pPr>
-      <w:r>
-        <w:rPr>
-          <w:rFonts w:ascii="Times New Roman" w:hAnsi="Times New Roman" w:eastAsia="宋体"/>
-          <w:sz w:val="21"/>
-          <w:szCs w:val="21"/>
-        </w:rPr>
-        <w:t>【详解】分析：利用两个计数原理即可得出.</w:t>
-      </w:r>
-      <w:r>
-        <w:rPr>
-          <w:rFonts w:ascii="Times New Roman" w:hAnsi="Times New Roman" w:eastAsia="宋体"/>
-          <w:sz w:val="21"/>
-        </w:rPr>
-        <w:t xml:space="preserve">；</w:t>
-      </w:r>
-      <w:r>
-        <w:rPr>
-          <w:rFonts w:ascii="Times New Roman" w:hAnsi="Times New Roman" w:eastAsia="宋体"/>
-          <w:sz w:val="21"/>
-          <w:szCs w:val="21"/>
-        </w:rPr>
-        <w:t>详解：由题意可得，不同的选择方式</w:t>
-      </w:r>
-      <w:r>
-        <w:rPr>
-          <w:rFonts w:ascii="Times New Roman" w:hAnsi="Times New Roman" w:eastAsia="宋体"/>
-          <w:sz w:val="21"/>
-          <w:szCs w:val="21"/>
-        </w:rPr>
-        <w:t>.</w:t>
-      </w:r>
-      <m:oMath>
-        <m:r>
-          <w:rPr>
-            <w:rFonts w:ascii="Cambria Math" w:eastAsia="宋体" w:hAnsi="Cambria Math" w:cs="Cambria Math"/>
-            <w:sz w:val="21"/>
-            <w:szCs w:val="21"/>
-          </w:rPr>
-          <m:t>4</m:t>
-        </m:r>
-        <m:r>
-          <w:rPr>
-            <w:rFonts w:ascii="Cambria Math" w:eastAsia="宋体" w:hAnsi="Cambria Math" w:cs="Cambria Math"/>
-            <w:sz w:val="21"/>
-            <w:szCs w:val="21"/>
-          </w:rPr>
-          <m:t>×</m:t>
-        </m:r>
-        <m:r>
-          <w:rPr>
-            <w:rFonts w:ascii="Cambria Math" w:eastAsia="宋体" w:hAnsi="Cambria Math" w:cs="Cambria Math"/>
-            <w:sz w:val="21"/>
-            <w:szCs w:val="21"/>
-          </w:rPr>
-          <m:t>3</m:t>
-        </m:r>
-        <m:r>
-          <w:rPr>
-            <w:rFonts w:ascii="Cambria Math" w:eastAsia="宋体" w:hAnsi="Cambria Math" w:cs="Cambria Math"/>
-            <w:sz w:val="21"/>
-            <w:szCs w:val="21"/>
-          </w:rPr>
-          <m:t>+</m:t>
-        </m:r>
-        <m:r>
-          <w:rPr>
-            <w:rFonts w:ascii="Cambria Math" w:eastAsia="宋体" w:hAnsi="Cambria Math" w:cs="Cambria Math"/>
-            <w:sz w:val="21"/>
-            <w:szCs w:val="21"/>
-          </w:rPr>
-          <m:t>2</m:t>
-        </m:r>
-        <m:r>
-          <w:rPr>
-            <w:rFonts w:ascii="Cambria Math" w:eastAsia="宋体" w:hAnsi="Cambria Math" w:cs="Cambria Math"/>
-            <w:sz w:val="21"/>
-            <w:szCs w:val="21"/>
-          </w:rPr>
-          <m:t>=</m:t>
-        </m:r>
-        <m:r>
-          <w:rPr>
-            <w:rFonts w:ascii="Cambria Math" w:eastAsia="宋体" w:hAnsi="Cambria Math" w:cs="Cambria Math"/>
-            <w:sz w:val="21"/>
-            <w:szCs w:val="21"/>
-          </w:rPr>
-          <m:t>14</m:t>
-        </m:r>
-      </m:oMath>
-      <w:r>
-        <w:rPr>
-          <w:rFonts w:ascii="Times New Roman" w:hAnsi="Times New Roman" w:eastAsia="宋体"/>
-          <w:sz w:val="21"/>
-        </w:rPr>
-        <w:t xml:space="preserve">；</w:t>
-      </w:r>
-      <w:r>
-        <w:rPr>
-          <w:rFonts w:ascii="Times New Roman" w:hAnsi="Times New Roman" w:eastAsia="宋体"/>
-          <w:sz w:val="21"/>
-          <w:szCs w:val="21"/>
-        </w:rPr>
-        <w:t>故选：B.</w:t>
-      </w:r>
-    </w:p>
-    <w:p>
-      <w:pPr>
-        <w:shd w:val="clear" w:color="auto" w:fill="auto"/>
-        <w:spacing w:line="300" w:lineRule="auto" w:before="0" w:after="0"/>
-        <w:jc w:val="left"/>
-        <w:rPr>
-          <w:sz w:val="21"/>
-          <w:szCs w:val="21"/>
-        </w:rPr>
-      </w:pPr>
-      <w:r>
-        <w:rPr>
-          <w:rFonts w:ascii="Times New Roman" w:hAnsi="Times New Roman" w:eastAsia="宋体"/>
-          <w:sz w:val="21"/>
-          <w:szCs w:val="21"/>
-        </w:rPr>
-        <w:t>点睛：切实理解“完成一件事”的含义，以确定需要分类还是需要分步进行；分类的关键在于要做到“不重不漏”，分步的关键在于要正确设计分步的程序，即合理分类，准确分步．</w:t>
-      </w:r>
-    </w:p>
-    <w:p>
-      <w:pPr>
-        <w:spacing w:before="0" w:after="0" w:line="300" w:lineRule="auto"/>
-        <w:jc w:val="left"/>
-      </w:pPr>
-    </w:p>
-    <w:p>
-      <w:pPr>
-        <w:shd w:val="clear" w:color="auto" w:fill="auto"/>
-        <w:spacing w:line="300" w:lineRule="auto" w:before="0" w:after="0"/>
-        <w:jc w:val="left"/>
-        <w:rPr>
-          <w:sz w:val="21"/>
-          <w:szCs w:val="21"/>
-        </w:rPr>
-      </w:pPr>
-      <w:r>
-        <w:rPr>
-          <w:rFonts w:ascii="Times New Roman" w:hAnsi="Times New Roman" w:eastAsia="宋体"/>
-          <w:sz w:val="21"/>
-          <w:szCs w:val="21"/>
-        </w:rPr>
-        <w:t>4．用0，1，2，3，…，9十个数字可组成多少个不同的</w:t>
-      </w:r>
-    </w:p>
-    <w:p>
-      <w:pPr>
-        <w:shd w:val="clear" w:color="auto" w:fill="auto"/>
-        <w:spacing w:line="300" w:lineRule="auto" w:before="0" w:after="0"/>
-        <w:jc w:val="left"/>
-        <w:rPr>
-          <w:sz w:val="21"/>
-          <w:szCs w:val="21"/>
-        </w:rPr>
-      </w:pPr>
-      <w:r>
-        <w:rPr>
-          <w:rFonts w:ascii="Times New Roman" w:hAnsi="Times New Roman" w:eastAsia="宋体"/>
-          <w:sz w:val="21"/>
-          <w:szCs w:val="21"/>
-        </w:rPr>
-        <w:t>(1)三位数？</w:t>
-      </w:r>
-      <w:r>
-        <w:rPr>
-          <w:rFonts w:ascii="Times New Roman" w:hAnsi="Times New Roman" w:eastAsia="宋体"/>
-          <w:sz w:val="21"/>
-        </w:rPr>
-        <w:t xml:space="preserve">；</w:t>
-      </w:r>
-      <w:r>
-        <w:rPr>
-          <w:rFonts w:ascii="Times New Roman" w:hAnsi="Times New Roman" w:eastAsia="宋体"/>
-          <w:sz w:val="21"/>
-          <w:szCs w:val="21"/>
-        </w:rPr>
-        <w:t>(2)无重复数字的三位数？</w:t>
-      </w:r>
-      <w:r>
-        <w:rPr>
-          <w:rFonts w:ascii="Times New Roman" w:hAnsi="Times New Roman" w:eastAsia="宋体"/>
-          <w:sz w:val="21"/>
-        </w:rPr>
-        <w:t xml:space="preserve">；</w:t>
-      </w:r>
-      <w:r>
-        <w:rPr>
-          <w:rFonts w:ascii="Times New Roman" w:hAnsi="Times New Roman" w:eastAsia="宋体"/>
-          <w:sz w:val="21"/>
-          <w:szCs w:val="21"/>
-        </w:rPr>
-        <w:t>(3)小于500且没有重复数字的自然数？</w:t>
-      </w:r>
-    </w:p>
-    <w:p>
-      <w:pPr>
-        <w:shd w:val="clear" w:color="auto" w:fill="auto"/>
-        <w:spacing w:line="300" w:lineRule="auto" w:before="0" w:after="0"/>
-        <w:jc w:val="left"/>
-        <w:rPr>
-          <w:sz w:val="21"/>
-          <w:szCs w:val="21"/>
-        </w:rPr>
-      </w:pPr>
-      <w:r>
-        <w:rPr>
-          <w:rFonts w:ascii="Times New Roman" w:hAnsi="Times New Roman" w:eastAsia="宋体"/>
-          <w:sz w:val="21"/>
-          <w:szCs w:val="21"/>
-        </w:rPr>
-        <w:t>【答案】(1)900</w:t>
-      </w:r>
-      <w:r>
-        <w:rPr>
-          <w:rFonts w:ascii="Times New Roman" w:hAnsi="Times New Roman" w:eastAsia="宋体"/>
-          <w:sz w:val="21"/>
-        </w:rPr>
-        <w:t xml:space="preserve">；</w:t>
-      </w:r>
-      <w:r>
-        <w:rPr>
-          <w:rFonts w:ascii="Times New Roman" w:hAnsi="Times New Roman" w:eastAsia="宋体"/>
-          <w:sz w:val="21"/>
-          <w:szCs w:val="21"/>
-        </w:rPr>
-        <w:t>(2)648</w:t>
-      </w:r>
-      <w:r>
-        <w:rPr>
-          <w:rFonts w:ascii="Times New Roman" w:hAnsi="Times New Roman" w:eastAsia="宋体"/>
-          <w:sz w:val="21"/>
-        </w:rPr>
-        <w:t xml:space="preserve">；</w:t>
-      </w:r>
-      <w:r>
-        <w:rPr>
-          <w:rFonts w:ascii="Times New Roman" w:hAnsi="Times New Roman" w:eastAsia="宋体"/>
-          <w:sz w:val="21"/>
-          <w:szCs w:val="21"/>
-        </w:rPr>
-        <w:t>(3)379</w:t>
-      </w:r>
-      <w:r>
-        <w:rPr>
-          <w:rFonts w:ascii="Times New Roman" w:hAnsi="Times New Roman" w:eastAsia="宋体"/>
-          <w:sz w:val="21"/>
-          <w:szCs w:val="21"/>
-        </w:rPr>
-        <w:t xml:space="preserve">　</w:t>
-      </w:r>
-      <w:r>
-        <w:rPr>
-          <w:rFonts w:ascii="Times New Roman" w:hAnsi="Times New Roman" w:eastAsia="宋体"/>
-          <w:sz w:val="21"/>
-          <w:szCs w:val="21"/>
-        </w:rPr>
-        <w:t>【难度】0.94</w:t>
-      </w:r>
-      <w:r>
-        <w:rPr>
-          <w:rFonts w:ascii="Times New Roman" w:hAnsi="Times New Roman" w:eastAsia="宋体"/>
-          <w:sz w:val="21"/>
-          <w:szCs w:val="21"/>
-        </w:rPr>
-        <w:t xml:space="preserve">　</w:t>
-      </w:r>
-      <w:r>
-        <w:rPr>
-          <w:rFonts w:ascii="Times New Roman" w:hAnsi="Times New Roman" w:eastAsia="宋体"/>
-          <w:sz w:val="21"/>
-          <w:szCs w:val="21"/>
-        </w:rPr>
-        <w:t>【知识点】分步乘法计数原理及简单应用、代数中的计数问题</w:t>
-      </w:r>
-    </w:p>
-    <w:p>
-      <w:pPr>
-        <w:shd w:val="clear" w:color="auto" w:fill="auto"/>
-        <w:spacing w:line="300" w:lineRule="auto" w:before="0" w:after="0"/>
-        <w:jc w:val="left"/>
-        <w:rPr>
-          <w:sz w:val="21"/>
-          <w:szCs w:val="21"/>
-        </w:rPr>
-      </w:pPr>
-      <w:r>
-        <w:rPr>
-          <w:rFonts w:ascii="Times New Roman" w:hAnsi="Times New Roman" w:eastAsia="宋体"/>
-          <w:sz w:val="21"/>
-          <w:szCs w:val="21"/>
-        </w:rPr>
-        <w:t>【分析】（1）根据分步乘法计数原理计算出正确答案.</w:t>
-      </w:r>
-      <w:r>
-        <w:rPr>
-          <w:rFonts w:ascii="Times New Roman" w:hAnsi="Times New Roman" w:eastAsia="宋体"/>
-          <w:sz w:val="21"/>
-        </w:rPr>
-        <w:t xml:space="preserve">；</w:t>
-      </w:r>
-      <w:r>
-        <w:rPr>
-          <w:rFonts w:ascii="Times New Roman" w:hAnsi="Times New Roman" w:eastAsia="宋体"/>
-          <w:sz w:val="21"/>
-          <w:szCs w:val="21"/>
-        </w:rPr>
-        <w:t>（2）根据分步乘法计数原理计算出正确答案.</w:t>
-      </w:r>
-      <w:r>
-        <w:rPr>
-          <w:rFonts w:ascii="Times New Roman" w:hAnsi="Times New Roman" w:eastAsia="宋体"/>
-          <w:sz w:val="21"/>
-        </w:rPr>
-        <w:t xml:space="preserve">；</w:t>
-      </w:r>
-      <w:r>
-        <w:rPr>
-          <w:rFonts w:ascii="Times New Roman" w:hAnsi="Times New Roman" w:eastAsia="宋体"/>
-          <w:sz w:val="21"/>
-          <w:szCs w:val="21"/>
-        </w:rPr>
-        <w:t>（3）根据分类加法、分步乘法计数原理计算出正确答案.</w:t>
-      </w:r>
-    </w:p>
-    <w:p>
-      <w:pPr>
-        <w:shd w:val="clear" w:color="auto" w:fill="auto"/>
-        <w:spacing w:line="300" w:lineRule="auto" w:before="0" w:after="0"/>
-        <w:jc w:val="left"/>
-        <w:rPr>
-          <w:sz w:val="21"/>
-          <w:szCs w:val="21"/>
-        </w:rPr>
-      </w:pPr>
-      <w:r>
-        <w:rPr>
-          <w:rFonts w:ascii="Times New Roman" w:hAnsi="Times New Roman" w:eastAsia="宋体"/>
-          <w:sz w:val="21"/>
-          <w:szCs w:val="21"/>
-        </w:rPr>
-        <w:t>【详解】（1）由于0不能在百位，故百位上数字有9种选法，十位与个位上的数字均有10种选法．所以不同的三位数共有</w:t>
-      </w:r>
-      <m:oMath>
-        <m:r>
-          <w:rPr>
-            <w:rFonts w:ascii="Cambria Math" w:eastAsia="宋体" w:hAnsi="Cambria Math" w:cs="Cambria Math"/>
-            <w:sz w:val="21"/>
-            <w:szCs w:val="21"/>
-          </w:rPr>
-          <m:t>9</m:t>
-        </m:r>
-        <m:r>
-          <w:rPr>
-            <w:rFonts w:ascii="Cambria Math" w:eastAsia="宋体" w:hAnsi="Cambria Math" w:cs="Cambria Math"/>
-            <w:sz w:val="21"/>
-            <w:szCs w:val="21"/>
-          </w:rPr>
-          <m:t>×</m:t>
-        </m:r>
-        <m:r>
-          <w:rPr>
-            <w:rFonts w:ascii="Cambria Math" w:eastAsia="宋体" w:hAnsi="Cambria Math" w:cs="Cambria Math"/>
-            <w:sz w:val="21"/>
-            <w:szCs w:val="21"/>
-          </w:rPr>
-          <m:t>10</m:t>
-        </m:r>
-        <m:r>
-          <w:rPr>
-            <w:rFonts w:ascii="Cambria Math" w:eastAsia="宋体" w:hAnsi="Cambria Math" w:cs="Cambria Math"/>
-            <w:sz w:val="21"/>
-            <w:szCs w:val="21"/>
-          </w:rPr>
-          <m:t>×</m:t>
-        </m:r>
-        <m:r>
-          <w:rPr>
-            <w:rFonts w:ascii="Cambria Math" w:eastAsia="宋体" w:hAnsi="Cambria Math" w:cs="Cambria Math"/>
-            <w:sz w:val="21"/>
-            <w:szCs w:val="21"/>
-          </w:rPr>
-          <m:t>10</m:t>
-        </m:r>
-        <m:r>
-          <w:rPr>
-            <w:rFonts w:ascii="Cambria Math" w:eastAsia="宋体" w:hAnsi="Cambria Math" w:cs="Cambria Math"/>
-            <w:sz w:val="21"/>
-            <w:szCs w:val="21"/>
-          </w:rPr>
-          <m:t>=</m:t>
-        </m:r>
-        <m:r>
-          <w:rPr>
-            <w:rFonts w:ascii="Cambria Math" w:eastAsia="宋体" w:hAnsi="Cambria Math" w:cs="Cambria Math"/>
-            <w:sz w:val="21"/>
-            <w:szCs w:val="21"/>
-          </w:rPr>
-          <m:t>900</m:t>
-        </m:r>
-      </m:oMath>
-      <w:r>
-        <w:rPr>
-          <w:rFonts w:ascii="Times New Roman" w:hAnsi="Times New Roman" w:eastAsia="宋体"/>
-          <w:sz w:val="21"/>
-          <w:szCs w:val="21"/>
-        </w:rPr>
-        <w:t>个．</w:t>
-      </w:r>
-    </w:p>
-    <w:p>
-      <w:pPr>
-        <w:shd w:val="clear" w:color="auto" w:fill="auto"/>
-        <w:spacing w:line="300" w:lineRule="auto" w:before="0" w:after="0"/>
-        <w:jc w:val="left"/>
-        <w:rPr>
-          <w:sz w:val="21"/>
-          <w:szCs w:val="21"/>
-        </w:rPr>
-      </w:pPr>
-      <w:r>
-        <w:rPr>
-          <w:rFonts w:ascii="Times New Roman" w:hAnsi="Times New Roman" w:eastAsia="宋体"/>
-          <w:sz w:val="21"/>
-          <w:szCs w:val="21"/>
-        </w:rPr>
-        <w:t>（2）百位上的数字有9种选法，十位上的数字有除百位上的数字以外的9种选法，个位上的数字应从剩余8个数字中选取，所以共有</w:t>
-      </w:r>
-      <m:oMath>
-        <m:r>
-          <w:rPr>
-            <w:rFonts w:ascii="Cambria Math" w:eastAsia="宋体" w:hAnsi="Cambria Math" w:cs="Cambria Math"/>
-            <w:sz w:val="21"/>
-            <w:szCs w:val="21"/>
-          </w:rPr>
-          <m:t>9</m:t>
-        </m:r>
-        <m:r>
-          <w:rPr>
-            <w:rFonts w:ascii="Cambria Math" w:eastAsia="宋体" w:hAnsi="Cambria Math" w:cs="Cambria Math"/>
-            <w:sz w:val="21"/>
-            <w:szCs w:val="21"/>
-          </w:rPr>
-          <m:t>×</m:t>
-        </m:r>
-        <m:r>
-          <w:rPr>
-            <w:rFonts w:ascii="Cambria Math" w:eastAsia="宋体" w:hAnsi="Cambria Math" w:cs="Cambria Math"/>
-            <w:sz w:val="21"/>
-            <w:szCs w:val="21"/>
-          </w:rPr>
-          <m:t>9</m:t>
-        </m:r>
-        <m:r>
-          <w:rPr>
-            <w:rFonts w:ascii="Cambria Math" w:eastAsia="宋体" w:hAnsi="Cambria Math" w:cs="Cambria Math"/>
-            <w:sz w:val="21"/>
-            <w:szCs w:val="21"/>
-          </w:rPr>
-          <m:t>×</m:t>
-        </m:r>
-        <m:r>
-          <w:rPr>
-            <w:rFonts w:ascii="Cambria Math" w:eastAsia="宋体" w:hAnsi="Cambria Math" w:cs="Cambria Math"/>
-            <w:sz w:val="21"/>
-            <w:szCs w:val="21"/>
-          </w:rPr>
-          <m:t>8</m:t>
-        </m:r>
-        <m:r>
-          <w:rPr>
-            <w:rFonts w:ascii="Cambria Math" w:eastAsia="宋体" w:hAnsi="Cambria Math" w:cs="Cambria Math"/>
-            <w:sz w:val="21"/>
-            <w:szCs w:val="21"/>
-          </w:rPr>
-          <m:t>=</m:t>
-        </m:r>
-        <m:r>
-          <w:rPr>
-            <w:rFonts w:ascii="Cambria Math" w:eastAsia="宋体" w:hAnsi="Cambria Math" w:cs="Cambria Math"/>
-            <w:sz w:val="21"/>
-            <w:szCs w:val="21"/>
-          </w:rPr>
-          <m:t>648</m:t>
-        </m:r>
-      </m:oMath>
-      <w:r>
-        <w:rPr>
-          <w:rFonts w:ascii="Times New Roman" w:hAnsi="Times New Roman" w:eastAsia="宋体"/>
-          <w:sz w:val="21"/>
-          <w:szCs w:val="21"/>
-        </w:rPr>
-        <w:t>个无重复数字的三位数．</w:t>
-      </w:r>
-    </w:p>
-    <w:p>
-      <w:pPr>
-        <w:shd w:val="clear" w:color="auto" w:fill="auto"/>
-        <w:spacing w:line="300" w:lineRule="auto" w:before="0" w:after="0"/>
-        <w:jc w:val="left"/>
-        <w:rPr>
-          <w:sz w:val="21"/>
-          <w:szCs w:val="21"/>
-        </w:rPr>
-      </w:pPr>
-      <w:r>
-        <w:rPr>
-          <w:rFonts w:ascii="Times New Roman" w:hAnsi="Times New Roman" w:eastAsia="宋体"/>
-          <w:sz w:val="21"/>
-          <w:szCs w:val="21"/>
-        </w:rPr>
-        <w:t>（3）满足条件的一位自然数有10个，两位自然数有</w:t>
-      </w:r>
-      <m:oMath>
-        <m:r>
-          <w:rPr>
-            <w:rFonts w:ascii="Cambria Math" w:eastAsia="宋体" w:hAnsi="Cambria Math" w:cs="Cambria Math"/>
-            <w:sz w:val="21"/>
-            <w:szCs w:val="21"/>
-          </w:rPr>
-          <m:t>9</m:t>
-        </m:r>
-        <m:r>
-          <w:rPr>
-            <w:rFonts w:ascii="Cambria Math" w:eastAsia="宋体" w:hAnsi="Cambria Math" w:cs="Cambria Math"/>
-            <w:sz w:val="21"/>
-            <w:szCs w:val="21"/>
-          </w:rPr>
-          <m:t>×</m:t>
-        </m:r>
-        <m:r>
-          <w:rPr>
-            <w:rFonts w:ascii="Cambria Math" w:eastAsia="宋体" w:hAnsi="Cambria Math" w:cs="Cambria Math"/>
-            <w:sz w:val="21"/>
-            <w:szCs w:val="21"/>
-          </w:rPr>
-          <m:t>9</m:t>
-        </m:r>
-        <m:r>
-          <w:rPr>
-            <w:rFonts w:ascii="Cambria Math" w:eastAsia="宋体" w:hAnsi="Cambria Math" w:cs="Cambria Math"/>
-            <w:sz w:val="21"/>
-            <w:szCs w:val="21"/>
-          </w:rPr>
-          <m:t>=</m:t>
-        </m:r>
-        <m:r>
-          <w:rPr>
-            <w:rFonts w:ascii="Cambria Math" w:eastAsia="宋体" w:hAnsi="Cambria Math" w:cs="Cambria Math"/>
-            <w:sz w:val="21"/>
-            <w:szCs w:val="21"/>
-          </w:rPr>
-          <m:t>81</m:t>
-        </m:r>
-      </m:oMath>
-      <w:r>
-        <w:rPr>
-          <w:rFonts w:ascii="Times New Roman" w:hAnsi="Times New Roman" w:eastAsia="宋体"/>
-          <w:sz w:val="21"/>
-          <w:szCs w:val="21"/>
-        </w:rPr>
-        <w:t>个，三位自然数有</w:t>
-      </w:r>
-      <m:oMath>
-        <m:r>
-          <w:rPr>
-            <w:rFonts w:ascii="Cambria Math" w:eastAsia="宋体" w:hAnsi="Cambria Math" w:cs="Cambria Math"/>
-            <w:sz w:val="21"/>
-            <w:szCs w:val="21"/>
-          </w:rPr>
-          <m:t>4</m:t>
-        </m:r>
-        <m:r>
-          <w:rPr>
-            <w:rFonts w:ascii="Cambria Math" w:eastAsia="宋体" w:hAnsi="Cambria Math" w:cs="Cambria Math"/>
-            <w:sz w:val="21"/>
-            <w:szCs w:val="21"/>
-          </w:rPr>
-          <m:t>×</m:t>
-        </m:r>
-        <m:r>
-          <w:rPr>
-            <w:rFonts w:ascii="Cambria Math" w:eastAsia="宋体" w:hAnsi="Cambria Math" w:cs="Cambria Math"/>
-            <w:sz w:val="21"/>
-            <w:szCs w:val="21"/>
-          </w:rPr>
-          <m:t>9</m:t>
-        </m:r>
-        <m:r>
-          <w:rPr>
-            <w:rFonts w:ascii="Cambria Math" w:eastAsia="宋体" w:hAnsi="Cambria Math" w:cs="Cambria Math"/>
-            <w:sz w:val="21"/>
-            <w:szCs w:val="21"/>
-          </w:rPr>
-          <m:t>×</m:t>
-        </m:r>
-        <m:r>
-          <w:rPr>
-            <w:rFonts w:ascii="Cambria Math" w:eastAsia="宋体" w:hAnsi="Cambria Math" w:cs="Cambria Math"/>
-            <w:sz w:val="21"/>
-            <w:szCs w:val="21"/>
-          </w:rPr>
-          <m:t>8</m:t>
-        </m:r>
-        <m:r>
-          <w:rPr>
-            <w:rFonts w:ascii="Cambria Math" w:eastAsia="宋体" w:hAnsi="Cambria Math" w:cs="Cambria Math"/>
-            <w:sz w:val="21"/>
-            <w:szCs w:val="21"/>
-          </w:rPr>
-          <m:t>=</m:t>
-        </m:r>
-        <m:r>
-          <w:rPr>
-            <w:rFonts w:ascii="Cambria Math" w:eastAsia="宋体" w:hAnsi="Cambria Math" w:cs="Cambria Math"/>
-            <w:sz w:val="21"/>
-            <w:szCs w:val="21"/>
-          </w:rPr>
-          <m:t>288</m:t>
-        </m:r>
-      </m:oMath>
-      <w:r>
-        <w:rPr>
-          <w:rFonts w:ascii="Times New Roman" w:hAnsi="Times New Roman" w:eastAsia="宋体"/>
-          <w:sz w:val="21"/>
-          <w:szCs w:val="21"/>
-        </w:rPr>
-        <w:t>个，由分类加法计数原理知共有</w:t>
-      </w:r>
-      <m:oMath>
-        <m:r>
-          <w:rPr>
-            <w:rFonts w:ascii="Cambria Math" w:eastAsia="宋体" w:hAnsi="Cambria Math" w:cs="Cambria Math"/>
-            <w:sz w:val="21"/>
-            <w:szCs w:val="21"/>
-          </w:rPr>
-          <m:t>10</m:t>
-        </m:r>
-        <m:r>
-          <w:rPr>
-            <w:rFonts w:ascii="Cambria Math" w:eastAsia="宋体" w:hAnsi="Cambria Math" w:cs="Cambria Math"/>
-            <w:sz w:val="21"/>
-            <w:szCs w:val="21"/>
-          </w:rPr>
-          <m:t>+</m:t>
-        </m:r>
-        <m:r>
-          <w:rPr>
-            <w:rFonts w:ascii="Cambria Math" w:eastAsia="宋体" w:hAnsi="Cambria Math" w:cs="Cambria Math"/>
-            <w:sz w:val="21"/>
-            <w:szCs w:val="21"/>
-          </w:rPr>
-          <m:t>81</m:t>
-        </m:r>
-        <m:r>
-          <w:rPr>
-            <w:rFonts w:ascii="Cambria Math" w:eastAsia="宋体" w:hAnsi="Cambria Math" w:cs="Cambria Math"/>
-            <w:sz w:val="21"/>
-            <w:szCs w:val="21"/>
-          </w:rPr>
-          <m:t>+</m:t>
-        </m:r>
-        <m:r>
-          <w:rPr>
-            <w:rFonts w:ascii="Cambria Math" w:eastAsia="宋体" w:hAnsi="Cambria Math" w:cs="Cambria Math"/>
-            <w:sz w:val="21"/>
-            <w:szCs w:val="21"/>
-          </w:rPr>
-          <m:t>288</m:t>
-        </m:r>
-        <m:r>
-          <w:rPr>
-            <w:rFonts w:ascii="Cambria Math" w:eastAsia="宋体" w:hAnsi="Cambria Math" w:cs="Cambria Math"/>
-            <w:sz w:val="21"/>
-            <w:szCs w:val="21"/>
-          </w:rPr>
-          <m:t>=</m:t>
-        </m:r>
-        <m:r>
-          <w:rPr>
-            <w:rFonts w:ascii="Cambria Math" w:eastAsia="宋体" w:hAnsi="Cambria Math" w:cs="Cambria Math"/>
-            <w:sz w:val="21"/>
-            <w:szCs w:val="21"/>
-          </w:rPr>
-          <m:t>379</m:t>
-        </m:r>
-      </m:oMath>
-      <w:r>
-        <w:rPr>
-          <w:rFonts w:ascii="Times New Roman" w:hAnsi="Times New Roman" w:eastAsia="宋体"/>
-          <w:sz w:val="21"/>
-          <w:szCs w:val="21"/>
-        </w:rPr>
-        <w:t>个小于500且无重复数字的自然数．</w:t>
-      </w:r>
-    </w:p>
-    <w:p>
-      <w:pPr>
-        <w:spacing w:before="0" w:after="0" w:line="300" w:lineRule="auto"/>
-        <w:jc w:val="left"/>
-      </w:pPr>
-    </w:p>
-    <w:p>
-      <w:pPr>
-        <w:shd w:val="clear" w:color="auto" w:fill="auto"/>
-        <w:spacing w:line="300" w:lineRule="auto" w:before="0" w:after="0"/>
-        <w:jc w:val="left"/>
-        <w:rPr>
-          <w:sz w:val="21"/>
-          <w:szCs w:val="21"/>
-        </w:rPr>
-      </w:pPr>
-      <w:r>
-        <w:rPr>
-          <w:rFonts w:ascii="Times New Roman" w:hAnsi="Times New Roman" w:eastAsia="宋体"/>
-          <w:sz w:val="21"/>
-          <w:szCs w:val="21"/>
-        </w:rPr>
-        <w:t>5．由1，2，3，4，5，6，7，8，9可以组成多少个无重复数字的三位偶数与三位奇数？</w:t>
-      </w:r>
-    </w:p>
-    <w:p>
-      <w:pPr>
-        <w:shd w:val="clear" w:color="auto" w:fill="auto"/>
-        <w:spacing w:line="300" w:lineRule="auto" w:before="0" w:after="0"/>
-        <w:jc w:val="left"/>
+      <w:r>
         <w:rPr>
           <w:b/>
-          <w:sz w:val="21"/>
-          <w:szCs w:val="21"/>
-        </w:rPr>
-      </w:pPr>
-      <w:r>
-        <w:rPr>
-          <w:rFonts w:ascii="Times New Roman" w:hAnsi="Times New Roman" w:eastAsia="宋体"/>
-          <w:sz w:val="21"/>
-          <w:szCs w:val="21"/>
-        </w:rPr>
-        <w:t>【答案】</w:t>
-      </w:r>
-      <m:oMath>
-        <m:r>
-          <w:rPr>
-            <w:rFonts w:ascii="Cambria Math" w:eastAsia="宋体" w:hAnsi="Cambria Math" w:cs="Cambria Math"/>
-            <w:sz w:val="21"/>
-            <w:szCs w:val="21"/>
-          </w:rPr>
-          <m:t>224</m:t>
-        </m:r>
-      </m:oMath>
-      <w:r>
-        <w:rPr>
-          <w:rFonts w:ascii="Times New Roman" w:hAnsi="Times New Roman" w:eastAsia="宋体"/>
-          <w:sz w:val="21"/>
-          <w:szCs w:val="21"/>
-        </w:rPr>
-        <w:t>；</w:t>
-      </w:r>
-      <m:oMath>
-        <m:r>
-          <w:rPr>
-            <w:rFonts w:ascii="Cambria Math" w:eastAsia="宋体" w:hAnsi="Cambria Math" w:cs="Cambria Math"/>
-            <w:sz w:val="21"/>
-            <w:szCs w:val="21"/>
-          </w:rPr>
-          <m:t>280</m:t>
-        </m:r>
-      </m:oMath>
-      <w:r>
-        <w:rPr>
-          <w:rFonts w:ascii="Times New Roman" w:hAnsi="Times New Roman" w:eastAsia="宋体"/>
-          <w:b/>
-          <w:sz w:val="21"/>
-          <w:szCs w:val="21"/>
-        </w:rPr>
-        <w:t>.</w:t>
-      </w:r>
-      <w:r>
-        <w:rPr>
-          <w:rFonts w:ascii="Times New Roman" w:hAnsi="Times New Roman" w:eastAsia="宋体"/>
-          <w:sz w:val="21"/>
-          <w:szCs w:val="21"/>
-        </w:rPr>
-        <w:t xml:space="preserve">　</w:t>
-      </w:r>
-      <w:r>
-        <w:rPr>
-          <w:rFonts w:ascii="Times New Roman" w:hAnsi="Times New Roman" w:eastAsia="宋体"/>
-          <w:sz w:val="21"/>
-          <w:szCs w:val="21"/>
-        </w:rPr>
-        <w:t>【难度】0.85</w:t>
-      </w:r>
-      <w:r>
-        <w:rPr>
-          <w:rFonts w:ascii="Times New Roman" w:hAnsi="Times New Roman" w:eastAsia="宋体"/>
-          <w:sz w:val="21"/>
-          <w:szCs w:val="21"/>
-        </w:rPr>
-        <w:t xml:space="preserve">　</w:t>
-      </w:r>
-      <w:r>
-        <w:rPr>
-          <w:rFonts w:ascii="Times New Roman" w:hAnsi="Times New Roman" w:eastAsia="宋体"/>
-          <w:sz w:val="21"/>
-          <w:szCs w:val="21"/>
-        </w:rPr>
-        <w:t>【知识点】数字排列问题、分步乘法计数原理及简单应用</w:t>
-      </w:r>
-    </w:p>
-    <w:p>
-      <w:pPr>
-        <w:shd w:val="clear" w:color="auto" w:fill="auto"/>
-        <w:spacing w:line="300" w:lineRule="auto" w:before="0" w:after="0"/>
-        <w:jc w:val="left"/>
-        <w:rPr>
-          <w:sz w:val="21"/>
-          <w:szCs w:val="21"/>
-        </w:rPr>
-      </w:pPr>
-      <w:r>
-        <w:rPr>
-          <w:rFonts w:ascii="Times New Roman" w:hAnsi="Times New Roman" w:eastAsia="宋体"/>
-          <w:sz w:val="21"/>
-          <w:szCs w:val="21"/>
-        </w:rPr>
-        <w:t>【分析】当个位上的数是偶数时，该三位数就是偶数或奇数，先选排个位数字，结合分步计数原理，即可求解.</w:t>
-      </w:r>
-      <w:r>
-        <w:rPr>
-          <w:rFonts w:ascii="Times New Roman" w:hAnsi="Times New Roman" w:eastAsia="宋体"/>
-          <w:sz w:val="21"/>
-        </w:rPr>
-        <w:t xml:space="preserve">；</w:t>
-      </w:r>
-      <w:r>
-        <w:rPr>
-          <w:rFonts w:ascii="Times New Roman" w:hAnsi="Times New Roman" w:eastAsia="宋体"/>
-          <w:sz w:val="21"/>
-          <w:szCs w:val="21"/>
-        </w:rPr>
-        <w:t>【详解】当个位上的数是偶数时，该三位数就是偶数，可分步完成．</w:t>
-      </w:r>
-    </w:p>
-    <w:p>
-      <w:pPr>
-        <w:shd w:val="clear" w:color="auto" w:fill="auto"/>
-        <w:spacing w:line="300" w:lineRule="auto" w:before="0" w:after="0"/>
-        <w:jc w:val="left"/>
-        <w:rPr>
-          <w:sz w:val="21"/>
-          <w:szCs w:val="21"/>
-        </w:rPr>
-      </w:pPr>
-      <w:r>
-        <w:rPr>
-          <w:rFonts w:ascii="Times New Roman" w:hAnsi="Times New Roman" w:eastAsia="宋体"/>
-          <w:sz w:val="21"/>
-          <w:szCs w:val="21"/>
-        </w:rPr>
-        <w:t>第一步，先排个位，个位上的数只能是2，4，6，8中的1个，有4种取法；</w:t>
-      </w:r>
-      <w:r>
-        <w:rPr>
-          <w:rFonts w:ascii="Times New Roman" w:hAnsi="Times New Roman" w:eastAsia="宋体"/>
-          <w:sz w:val="21"/>
-          <w:szCs w:val="21"/>
-        </w:rPr>
-        <w:t>第二步，排十位，从剩余的8个数字中取1个，有8种取法；</w:t>
-      </w:r>
-    </w:p>
-    <w:p>
-      <w:pPr>
-        <w:shd w:val="clear" w:color="auto" w:fill="auto"/>
-        <w:spacing w:line="300" w:lineRule="auto" w:before="0" w:after="0"/>
-        <w:jc w:val="left"/>
-        <w:rPr>
-          <w:sz w:val="21"/>
-          <w:szCs w:val="21"/>
-        </w:rPr>
-      </w:pPr>
-      <w:r>
-        <w:rPr>
-          <w:rFonts w:ascii="Times New Roman" w:hAnsi="Times New Roman" w:eastAsia="宋体"/>
-          <w:sz w:val="21"/>
-          <w:szCs w:val="21"/>
-        </w:rPr>
-        <w:t>第三步，排百位，从剩余的7个数字中取1个，有7种取法．</w:t>
-      </w:r>
-      <w:r>
-        <w:rPr>
-          <w:rFonts w:ascii="Times New Roman" w:hAnsi="Times New Roman" w:eastAsia="宋体"/>
-          <w:sz w:val="21"/>
-          <w:szCs w:val="21"/>
-        </w:rPr>
-        <w:t>所以可以组成无重复数字的三位偶数的个数为</w:t>
-      </w:r>
-      <w:r>
-        <w:rPr>
-          <w:rFonts w:ascii="Times New Roman" w:hAnsi="Times New Roman" w:eastAsia="宋体"/>
-          <w:sz w:val="21"/>
-          <w:szCs w:val="21"/>
-        </w:rPr>
-        <w:t>个．</w:t>
-      </w:r>
-      <m:oMath>
-        <m:r>
-          <w:rPr>
-            <w:rFonts w:ascii="Cambria Math" w:eastAsia="宋体" w:hAnsi="Cambria Math" w:cs="Cambria Math"/>
-            <w:sz w:val="21"/>
-            <w:szCs w:val="21"/>
-          </w:rPr>
-          <m:t>4</m:t>
-        </m:r>
-        <m:r>
-          <w:rPr>
-            <w:rFonts w:ascii="Cambria Math" w:eastAsia="宋体" w:hAnsi="Cambria Math" w:cs="Cambria Math"/>
-            <w:sz w:val="21"/>
-            <w:szCs w:val="21"/>
-          </w:rPr>
-          <m:t>×</m:t>
-        </m:r>
-        <m:r>
-          <w:rPr>
-            <w:rFonts w:ascii="Cambria Math" w:eastAsia="宋体" w:hAnsi="Cambria Math" w:cs="Cambria Math"/>
-            <w:sz w:val="21"/>
-            <w:szCs w:val="21"/>
-          </w:rPr>
-          <m:t>8</m:t>
-        </m:r>
-        <m:r>
-          <w:rPr>
-            <w:rFonts w:ascii="Cambria Math" w:eastAsia="宋体" w:hAnsi="Cambria Math" w:cs="Cambria Math"/>
-            <w:sz w:val="21"/>
-            <w:szCs w:val="21"/>
-          </w:rPr>
-          <m:t>×</m:t>
-        </m:r>
-        <m:r>
-          <w:rPr>
-            <w:rFonts w:ascii="Cambria Math" w:eastAsia="宋体" w:hAnsi="Cambria Math" w:cs="Cambria Math"/>
-            <w:sz w:val="21"/>
-            <w:szCs w:val="21"/>
-          </w:rPr>
-          <m:t>7</m:t>
-        </m:r>
-        <m:r>
-          <w:rPr>
-            <w:rFonts w:ascii="Cambria Math" w:eastAsia="宋体" w:hAnsi="Cambria Math" w:cs="Cambria Math"/>
-            <w:sz w:val="21"/>
-            <w:szCs w:val="21"/>
-          </w:rPr>
-          <m:t>=</m:t>
-        </m:r>
-        <m:r>
-          <w:rPr>
-            <w:rFonts w:ascii="Cambria Math" w:eastAsia="宋体" w:hAnsi="Cambria Math" w:cs="Cambria Math"/>
-            <w:sz w:val="21"/>
-            <w:szCs w:val="21"/>
-          </w:rPr>
-          <m:t>224</m:t>
-        </m:r>
-      </m:oMath>
-      <w:r>
-        <w:rPr>
-          <w:rFonts w:ascii="Times New Roman" w:hAnsi="Times New Roman" w:eastAsia="宋体"/>
-          <w:sz w:val="21"/>
-        </w:rPr>
-        <w:t xml:space="preserve">；</w:t>
-      </w:r>
-      <w:r>
-        <w:rPr>
-          <w:rFonts w:ascii="Times New Roman" w:hAnsi="Times New Roman" w:eastAsia="宋体"/>
-          <w:sz w:val="21"/>
-          <w:szCs w:val="21"/>
-        </w:rPr>
-        <w:t>当个位上的数是奇数时，该三位数就是奇数，可分步完成．</w:t>
-      </w:r>
-    </w:p>
-    <w:p>
-      <w:pPr>
-        <w:shd w:val="clear" w:color="auto" w:fill="auto"/>
-        <w:spacing w:line="300" w:lineRule="auto" w:before="0" w:after="0"/>
-        <w:jc w:val="left"/>
-        <w:rPr>
-          <w:sz w:val="21"/>
-          <w:szCs w:val="21"/>
-        </w:rPr>
-      </w:pPr>
-      <w:r>
-        <w:rPr>
-          <w:rFonts w:ascii="Times New Roman" w:hAnsi="Times New Roman" w:eastAsia="宋体"/>
-          <w:sz w:val="21"/>
-          <w:szCs w:val="21"/>
-        </w:rPr>
-        <w:t>第一步，先排个位，个位上的数只能是1，3，5，7，9中的1个，有5种取法；</w:t>
-      </w:r>
-      <w:r>
-        <w:rPr>
-          <w:rFonts w:ascii="Times New Roman" w:hAnsi="Times New Roman" w:eastAsia="宋体"/>
-          <w:sz w:val="21"/>
-          <w:szCs w:val="21"/>
-        </w:rPr>
-        <w:t>第二步，排十位，从剩余的8个数字中取1个，有8种取法；</w:t>
-      </w:r>
-    </w:p>
-    <w:p>
-      <w:pPr>
-        <w:shd w:val="clear" w:color="auto" w:fill="auto"/>
-        <w:spacing w:line="300" w:lineRule="auto" w:before="0" w:after="0"/>
-        <w:jc w:val="left"/>
-        <w:rPr>
-          <w:sz w:val="21"/>
-          <w:szCs w:val="21"/>
-        </w:rPr>
-      </w:pPr>
-      <w:r>
-        <w:rPr>
-          <w:rFonts w:ascii="Times New Roman" w:hAnsi="Times New Roman" w:eastAsia="宋体"/>
-          <w:sz w:val="21"/>
-          <w:szCs w:val="21"/>
-        </w:rPr>
-        <w:t>第三步，排百位，从剩余的7个数字中取1个，有7种取法．</w:t>
-      </w:r>
-      <w:r>
-        <w:rPr>
-          <w:rFonts w:ascii="Times New Roman" w:hAnsi="Times New Roman" w:eastAsia="宋体"/>
-          <w:sz w:val="21"/>
-          <w:szCs w:val="21"/>
-        </w:rPr>
-        <w:t>所以可以组成无重复数字的三位奇数的个数为</w:t>
-      </w:r>
-      <w:r>
-        <w:rPr>
-          <w:rFonts w:ascii="Times New Roman" w:hAnsi="Times New Roman" w:eastAsia="宋体"/>
-          <w:sz w:val="21"/>
-          <w:szCs w:val="21"/>
-        </w:rPr>
-        <w:t>个．</w:t>
-      </w:r>
-      <m:oMath>
-        <m:r>
-          <w:rPr>
-            <w:rFonts w:ascii="Cambria Math" w:eastAsia="宋体" w:hAnsi="Cambria Math" w:cs="Cambria Math"/>
-            <w:sz w:val="21"/>
-            <w:szCs w:val="21"/>
-          </w:rPr>
-          <m:t>5</m:t>
-        </m:r>
-        <m:r>
-          <w:rPr>
-            <w:rFonts w:ascii="Cambria Math" w:eastAsia="宋体" w:hAnsi="Cambria Math" w:cs="Cambria Math"/>
-            <w:sz w:val="21"/>
-            <w:szCs w:val="21"/>
-          </w:rPr>
-          <m:t>×</m:t>
-        </m:r>
-        <m:r>
-          <w:rPr>
-            <w:rFonts w:ascii="Cambria Math" w:eastAsia="宋体" w:hAnsi="Cambria Math" w:cs="Cambria Math"/>
-            <w:sz w:val="21"/>
-            <w:szCs w:val="21"/>
-          </w:rPr>
-          <m:t>8</m:t>
-        </m:r>
-        <m:r>
-          <w:rPr>
-            <w:rFonts w:ascii="Cambria Math" w:eastAsia="宋体" w:hAnsi="Cambria Math" w:cs="Cambria Math"/>
-            <w:sz w:val="21"/>
-            <w:szCs w:val="21"/>
-          </w:rPr>
-          <m:t>×</m:t>
-        </m:r>
-        <m:r>
-          <w:rPr>
-            <w:rFonts w:ascii="Cambria Math" w:eastAsia="宋体" w:hAnsi="Cambria Math" w:cs="Cambria Math"/>
-            <w:sz w:val="21"/>
-            <w:szCs w:val="21"/>
-          </w:rPr>
-          <m:t>7</m:t>
-        </m:r>
-        <m:r>
-          <w:rPr>
-            <w:rFonts w:ascii="Cambria Math" w:eastAsia="宋体" w:hAnsi="Cambria Math" w:cs="Cambria Math"/>
-            <w:sz w:val="21"/>
-            <w:szCs w:val="21"/>
-          </w:rPr>
-          <m:t>=</m:t>
-        </m:r>
-        <m:r>
-          <w:rPr>
-            <w:rFonts w:ascii="Cambria Math" w:eastAsia="宋体" w:hAnsi="Cambria Math" w:cs="Cambria Math"/>
-            <w:sz w:val="21"/>
-            <w:szCs w:val="21"/>
-          </w:rPr>
-          <m:t>280</m:t>
-        </m:r>
-      </m:oMath>
-    </w:p>
-    <w:p>
-      <w:pPr>
-        <w:spacing w:before="0" w:after="0" w:line="300" w:lineRule="auto"/>
-        <w:jc w:val="left"/>
-      </w:pPr>
+          <w:bCs/>
+          <w:rFonts w:ascii="Times New Roman" w:hAnsi="Times New Roman" w:eastAsia="宋体"/>
+          <w:sz w:val="21"/>
+          <w:szCs w:val="21"/>
+        </w:rPr>
+        <w:t>3.1.1 基本计数原理：涂色（区域分步染色）</w:t>
+      </w:r>
     </w:p>
     <w:p>
       <w:pPr>
@@ -2452,22 +2498,27 @@
       </w:pPr>
     </w:p>
     <w:p>
-      <w:pPr>
-        <w:shd w:val="clear" w:color="auto" w:fill="auto"/>
-        <w:spacing w:line="300" w:lineRule="auto" w:before="0" w:after="0"/>
-        <w:jc w:val="left"/>
-        <w:rPr>
-          <w:sz w:val="21"/>
-          <w:szCs w:val="21"/>
-        </w:rPr>
-      </w:pPr>
-      <w:r>
-        <w:rPr>
-          <w:rFonts w:ascii="Times New Roman" w:hAnsi="Times New Roman" w:eastAsia="宋体"/>
-          <w:sz w:val="21"/>
-          <w:szCs w:val="21"/>
-        </w:rPr>
-        <w:t>7．下列问题是排列问题吗？</w:t>
+      <w:r>
+        <w:rPr>
+          <w:b/>
+          <w:bCs/>
+          <w:rFonts w:ascii="Times New Roman" w:hAnsi="Times New Roman" w:eastAsia="宋体"/>
+          <w:sz w:val="21"/>
+          <w:szCs w:val="21"/>
+        </w:rPr>
+        <w:t>3.1.2 排列与排列数</w:t>
+      </w:r>
+    </w:p>
+    <w:p>
+      <w:r>
+        <w:rPr>
+          <w:b/>
+          <w:bCs/>
+          <w:rFonts w:ascii="Times New Roman" w:hAnsi="Times New Roman" w:eastAsia="宋体"/>
+          <w:sz w:val="21"/>
+          <w:szCs w:val="21"/>
+        </w:rPr>
+        <w:t>3.1.2 排列与排列数：排列概念辨析</w:t>
       </w:r>
     </w:p>
     <w:p>
@@ -2486,15 +2537,7 @@
           <w:sz w:val="21"/>
           <w:szCs w:val="21"/>
         </w:rPr>
-        <w:t>(1)北京、上海、天津三个民航站之间的直达航线的飞机票的价格（假设来回的票价相同）；</w:t>
-      </w:r>
-      <w:r>
-        <w:rPr>
-          <w:rFonts w:ascii="Times New Roman" w:hAnsi="Times New Roman" w:eastAsia="宋体"/>
-          <w:sz w:val="21"/>
-          <w:szCs w:val="21"/>
-        </w:rPr>
-        <w:t>(2)某班40名学生在假期相互写信；</w:t>
+        <w:t>7．下列问题是排列问题吗？</w:t>
       </w:r>
     </w:p>
     <w:p>
@@ -2513,7 +2556,15 @@
           <w:sz w:val="21"/>
           <w:szCs w:val="21"/>
         </w:rPr>
-        <w:t>(3)会场有50个座位，要求选出3个座位，有多少种方法？若选出3个座位安排三位客人，又有多少种方法？</w:t>
+        <w:t>(1)北京、上海、天津三个民航站之间的直达航线的飞机票的价格（假设来回的票价相同）；</w:t>
+      </w:r>
+      <w:r>
+        <w:rPr>
+          <w:rFonts w:ascii="Times New Roman" w:hAnsi="Times New Roman" w:eastAsia="宋体"/>
+          <w:sz w:val="21"/>
+          <w:szCs w:val="21"/>
+        </w:rPr>
+        <w:t>(2)某班40名学生在假期相互写信；</w:t>
       </w:r>
     </w:p>
     <w:p>
@@ -2532,7 +2583,7 @@
           <w:sz w:val="21"/>
           <w:szCs w:val="21"/>
         </w:rPr>
-        <w:t>(4)平面上有5个点，其中任意3个点不共线，这5个点最多可确定多少条直线？可确定多少条射线？</w:t>
+        <w:t>(3)会场有50个座位，要求选出3个座位，有多少种方法？若选出3个座位安排三位客人，又有多少种方法？</w:t>
       </w:r>
     </w:p>
     <w:p>
@@ -2551,52 +2602,7 @@
           <w:sz w:val="21"/>
           <w:szCs w:val="21"/>
         </w:rPr>
-        <w:t>【答案】(1)不是排列问题.</w:t>
-      </w:r>
-      <w:r>
-        <w:rPr>
-          <w:rFonts w:ascii="Times New Roman" w:hAnsi="Times New Roman" w:eastAsia="宋体"/>
-          <w:sz w:val="21"/>
-        </w:rPr>
-        <w:t xml:space="preserve">；</w:t>
-      </w:r>
-      <w:r>
-        <w:rPr>
-          <w:rFonts w:ascii="Times New Roman" w:hAnsi="Times New Roman" w:eastAsia="宋体"/>
-          <w:sz w:val="21"/>
-          <w:szCs w:val="21"/>
-        </w:rPr>
-        <w:t>(2)是排列问题.</w:t>
-      </w:r>
-      <w:r>
-        <w:rPr>
-          <w:rFonts w:ascii="Times New Roman" w:hAnsi="Times New Roman" w:eastAsia="宋体"/>
-          <w:sz w:val="21"/>
-        </w:rPr>
-        <w:t xml:space="preserve">；</w:t>
-      </w:r>
-      <w:r>
-        <w:rPr>
-          <w:rFonts w:ascii="Times New Roman" w:hAnsi="Times New Roman" w:eastAsia="宋体"/>
-          <w:sz w:val="21"/>
-          <w:szCs w:val="21"/>
-        </w:rPr>
-        <w:t>(3)选3个座位不是排列问题；选3个座位安排三位客人是排列问题.</w:t>
-      </w:r>
-      <w:r>
-        <w:rPr>
-          <w:rFonts w:ascii="Times New Roman" w:hAnsi="Times New Roman" w:eastAsia="宋体"/>
-          <w:sz w:val="21"/>
-        </w:rPr>
-        <w:t xml:space="preserve">；</w:t>
-      </w:r>
-      <w:r>
-        <w:rPr>
-          <w:rFonts w:ascii="Times New Roman" w:hAnsi="Times New Roman" w:eastAsia="宋体"/>
-          <w:sz w:val="21"/>
-          <w:szCs w:val="21"/>
-        </w:rPr>
-        <w:t>(4)确定直线不是排列问题，确定射线是排列问题</w:t>
+        <w:t>(4)平面上有5个点，其中任意3个点不共线，这5个点最多可确定多少条直线？可确定多少条射线？</w:t>
       </w:r>
     </w:p>
     <w:p>
@@ -2615,23 +2621,52 @@
           <w:sz w:val="21"/>
           <w:szCs w:val="21"/>
         </w:rPr>
-        <w:t>【难度】0.85</w:t>
-      </w:r>
-      <w:r>
-        <w:rPr>
-          <w:rFonts w:ascii="Times New Roman" w:hAnsi="Times New Roman" w:eastAsia="宋体"/>
-          <w:sz w:val="21"/>
-          <w:szCs w:val="21"/>
-        </w:rPr>
-        <w:t xml:space="preserve">　</w:t>
-      </w:r>
-      <w:r>
-        <w:rPr>
-          <w:rFonts w:ascii="Times New Roman" w:hAnsi="Times New Roman" w:eastAsia="宋体"/>
-          <w:sz w:val="21"/>
-          <w:szCs w:val="21"/>
-        </w:rPr>
-        <w:t>【知识点】排列的意义理解</w:t>
+        <w:t>【答案】(1)不是排列问题.</w:t>
+      </w:r>
+      <w:r>
+        <w:rPr>
+          <w:rFonts w:ascii="Times New Roman" w:hAnsi="Times New Roman" w:eastAsia="宋体"/>
+          <w:sz w:val="21"/>
+        </w:rPr>
+        <w:t xml:space="preserve">；</w:t>
+      </w:r>
+      <w:r>
+        <w:rPr>
+          <w:rFonts w:ascii="Times New Roman" w:hAnsi="Times New Roman" w:eastAsia="宋体"/>
+          <w:sz w:val="21"/>
+          <w:szCs w:val="21"/>
+        </w:rPr>
+        <w:t>(2)是排列问题.</w:t>
+      </w:r>
+      <w:r>
+        <w:rPr>
+          <w:rFonts w:ascii="Times New Roman" w:hAnsi="Times New Roman" w:eastAsia="宋体"/>
+          <w:sz w:val="21"/>
+        </w:rPr>
+        <w:t xml:space="preserve">；</w:t>
+      </w:r>
+      <w:r>
+        <w:rPr>
+          <w:rFonts w:ascii="Times New Roman" w:hAnsi="Times New Roman" w:eastAsia="宋体"/>
+          <w:sz w:val="21"/>
+          <w:szCs w:val="21"/>
+        </w:rPr>
+        <w:t>(3)选3个座位不是排列问题；选3个座位安排三位客人是排列问题.</w:t>
+      </w:r>
+      <w:r>
+        <w:rPr>
+          <w:rFonts w:ascii="Times New Roman" w:hAnsi="Times New Roman" w:eastAsia="宋体"/>
+          <w:sz w:val="21"/>
+        </w:rPr>
+        <w:t xml:space="preserve">；</w:t>
+      </w:r>
+      <w:r>
+        <w:rPr>
+          <w:rFonts w:ascii="Times New Roman" w:hAnsi="Times New Roman" w:eastAsia="宋体"/>
+          <w:sz w:val="21"/>
+          <w:szCs w:val="21"/>
+        </w:rPr>
+        <w:t>(4)确定直线不是排列问题，确定射线是排列问题</w:t>
       </w:r>
     </w:p>
     <w:p>
@@ -2650,22 +2685,23 @@
           <w:sz w:val="21"/>
           <w:szCs w:val="21"/>
         </w:rPr>
-        <w:t>【分析】根据排列的定义，再结合交换元素的位置看结果是否改变即可判断.</w:t>
-      </w:r>
-      <w:r>
-        <w:rPr>
-          <w:rFonts w:ascii="Times New Roman" w:hAnsi="Times New Roman" w:eastAsia="宋体"/>
-          <w:sz w:val="21"/>
-        </w:rPr>
-        <w:t xml:space="preserve">；</w:t>
-      </w:r>
-      <w:r>
-        <w:rPr>
-          <w:rFonts w:ascii="Times New Roman" w:hAnsi="Times New Roman" w:eastAsia="宋体"/>
-          <w:sz w:val="21"/>
-          <w:szCs w:val="21"/>
-        </w:rPr>
-        <w:t>【详解】（1）来回的票价是一样的，不存在顺序问题，所以不是排列问题.</w:t>
+        <w:t>【难度】0.85</w:t>
+      </w:r>
+      <w:r>
+        <w:rPr>
+          <w:rFonts w:ascii="Times New Roman" w:hAnsi="Times New Roman" w:eastAsia="宋体"/>
+          <w:sz w:val="21"/>
+          <w:szCs w:val="21"/>
+        </w:rPr>
+        <w:t xml:space="preserve">　</w:t>
+      </w:r>
+      <w:r>
+        <w:rPr>
+          <w:rFonts w:ascii="Times New Roman" w:hAnsi="Times New Roman" w:eastAsia="宋体"/>
+          <w:sz w:val="21"/>
+          <w:szCs w:val="21"/>
+        </w:rPr>
+        <w:t>【知识点】排列的意义理解</w:t>
       </w:r>
     </w:p>
     <w:p>
@@ -2684,75 +2720,22 @@
           <w:sz w:val="21"/>
           <w:szCs w:val="21"/>
         </w:rPr>
-        <w:t>（2）</w:t>
-      </w:r>
-      <w:r>
-        <w:rPr>
-          <w:rFonts w:ascii="Times New Roman" w:eastAsia="宋体" w:hAnsi="Times New Roman" w:cs="Times New Roman"/>
-          <w:i/>
-          <w:sz w:val="21"/>
-          <w:szCs w:val="21"/>
-        </w:rPr>
-        <w:t>A</w:t>
-      </w:r>
-      <w:r>
-        <w:rPr>
-          <w:rFonts w:ascii="Times New Roman" w:hAnsi="Times New Roman" w:eastAsia="宋体"/>
-          <w:sz w:val="21"/>
-          <w:szCs w:val="21"/>
-        </w:rPr>
-        <w:t>给</w:t>
-      </w:r>
-      <w:r>
-        <w:rPr>
-          <w:rFonts w:ascii="Times New Roman" w:eastAsia="宋体" w:hAnsi="Times New Roman" w:cs="Times New Roman"/>
-          <w:i/>
-          <w:sz w:val="21"/>
-          <w:szCs w:val="21"/>
-        </w:rPr>
-        <w:t>B</w:t>
-      </w:r>
-      <w:r>
-        <w:rPr>
-          <w:rFonts w:ascii="Times New Roman" w:hAnsi="Times New Roman" w:eastAsia="宋体"/>
-          <w:sz w:val="21"/>
-          <w:szCs w:val="21"/>
-        </w:rPr>
-        <w:t>写信与</w:t>
-      </w:r>
-      <w:r>
-        <w:rPr>
-          <w:rFonts w:ascii="Times New Roman" w:eastAsia="宋体" w:hAnsi="Times New Roman" w:cs="Times New Roman"/>
-          <w:i/>
-          <w:sz w:val="21"/>
-          <w:szCs w:val="21"/>
-        </w:rPr>
-        <w:t>B</w:t>
-      </w:r>
-      <w:r>
-        <w:rPr>
-          <w:rFonts w:ascii="Times New Roman" w:hAnsi="Times New Roman" w:eastAsia="宋体"/>
-          <w:sz w:val="21"/>
-          <w:szCs w:val="21"/>
-        </w:rPr>
-        <w:t>给</w:t>
-      </w:r>
-      <w:r>
-        <w:rPr>
-          <w:rFonts w:ascii="Times New Roman" w:eastAsia="宋体" w:hAnsi="Times New Roman" w:cs="Times New Roman"/>
-          <w:i/>
-          <w:sz w:val="21"/>
-          <w:szCs w:val="21"/>
-        </w:rPr>
-        <w:t>A</w:t>
-      </w:r>
-      <w:r>
-        <w:rPr>
-          <w:rFonts w:ascii="Times New Roman" w:hAnsi="Times New Roman" w:eastAsia="宋体"/>
-          <w:sz w:val="21"/>
-          <w:szCs w:val="21"/>
-        </w:rPr>
-        <w:t>写信是不同的两件事，所以存在着顺序，属于排列问题.</w:t>
+        <w:t>【分析】根据排列的定义，再结合交换元素的位置看结果是否改变即可判断.</w:t>
+      </w:r>
+      <w:r>
+        <w:rPr>
+          <w:rFonts w:ascii="Times New Roman" w:hAnsi="Times New Roman" w:eastAsia="宋体"/>
+          <w:sz w:val="21"/>
+        </w:rPr>
+        <w:t xml:space="preserve">；</w:t>
+      </w:r>
+      <w:r>
+        <w:rPr>
+          <w:rFonts w:ascii="Times New Roman" w:hAnsi="Times New Roman" w:eastAsia="宋体"/>
+          <w:sz w:val="21"/>
+          <w:szCs w:val="21"/>
+        </w:rPr>
+        <w:t>【详解】（1）来回的票价是一样的，不存在顺序问题，所以不是排列问题.</w:t>
       </w:r>
     </w:p>
     <w:p>
@@ -2771,7 +2754,75 @@
           <w:sz w:val="21"/>
           <w:szCs w:val="21"/>
         </w:rPr>
-        <w:t>（3）任选3个座位，与顺序无关，不是排列问题；选3个座位安排三位客人，与顺序有关，故是排列问题.</w:t>
+        <w:t>（2）</w:t>
+      </w:r>
+      <w:r>
+        <w:rPr>
+          <w:rFonts w:ascii="Times New Roman" w:eastAsia="宋体" w:hAnsi="Times New Roman" w:cs="Times New Roman"/>
+          <w:i/>
+          <w:sz w:val="21"/>
+          <w:szCs w:val="21"/>
+        </w:rPr>
+        <w:t>A</w:t>
+      </w:r>
+      <w:r>
+        <w:rPr>
+          <w:rFonts w:ascii="Times New Roman" w:hAnsi="Times New Roman" w:eastAsia="宋体"/>
+          <w:sz w:val="21"/>
+          <w:szCs w:val="21"/>
+        </w:rPr>
+        <w:t>给</w:t>
+      </w:r>
+      <w:r>
+        <w:rPr>
+          <w:rFonts w:ascii="Times New Roman" w:eastAsia="宋体" w:hAnsi="Times New Roman" w:cs="Times New Roman"/>
+          <w:i/>
+          <w:sz w:val="21"/>
+          <w:szCs w:val="21"/>
+        </w:rPr>
+        <w:t>B</w:t>
+      </w:r>
+      <w:r>
+        <w:rPr>
+          <w:rFonts w:ascii="Times New Roman" w:hAnsi="Times New Roman" w:eastAsia="宋体"/>
+          <w:sz w:val="21"/>
+          <w:szCs w:val="21"/>
+        </w:rPr>
+        <w:t>写信与</w:t>
+      </w:r>
+      <w:r>
+        <w:rPr>
+          <w:rFonts w:ascii="Times New Roman" w:eastAsia="宋体" w:hAnsi="Times New Roman" w:cs="Times New Roman"/>
+          <w:i/>
+          <w:sz w:val="21"/>
+          <w:szCs w:val="21"/>
+        </w:rPr>
+        <w:t>B</w:t>
+      </w:r>
+      <w:r>
+        <w:rPr>
+          <w:rFonts w:ascii="Times New Roman" w:hAnsi="Times New Roman" w:eastAsia="宋体"/>
+          <w:sz w:val="21"/>
+          <w:szCs w:val="21"/>
+        </w:rPr>
+        <w:t>给</w:t>
+      </w:r>
+      <w:r>
+        <w:rPr>
+          <w:rFonts w:ascii="Times New Roman" w:eastAsia="宋体" w:hAnsi="Times New Roman" w:cs="Times New Roman"/>
+          <w:i/>
+          <w:sz w:val="21"/>
+          <w:szCs w:val="21"/>
+        </w:rPr>
+        <w:t>A</w:t>
+      </w:r>
+      <w:r>
+        <w:rPr>
+          <w:rFonts w:ascii="Times New Roman" w:hAnsi="Times New Roman" w:eastAsia="宋体"/>
+          <w:sz w:val="21"/>
+          <w:szCs w:val="21"/>
+        </w:rPr>
+        <w:t>写信是不同的两件事，所以存在着顺序，属于排列问题.</w:t>
       </w:r>
     </w:p>
     <w:p>
@@ -2790,6 +2841,25 @@
           <w:sz w:val="21"/>
           <w:szCs w:val="21"/>
         </w:rPr>
+        <w:t>（3）任选3个座位，与顺序无关，不是排列问题；选3个座位安排三位客人，与顺序有关，故是排列问题.</w:t>
+      </w:r>
+    </w:p>
+    <w:p>
+      <w:pPr>
+        <w:shd w:val="clear" w:color="auto" w:fill="auto"/>
+        <w:spacing w:line="300" w:lineRule="auto" w:before="0" w:after="0"/>
+        <w:jc w:val="left"/>
+        <w:rPr>
+          <w:sz w:val="21"/>
+          <w:szCs w:val="21"/>
+        </w:rPr>
+      </w:pPr>
+      <w:r>
+        <w:rPr>
+          <w:rFonts w:ascii="Times New Roman" w:hAnsi="Times New Roman" w:eastAsia="宋体"/>
+          <w:sz w:val="21"/>
+          <w:szCs w:val="21"/>
+        </w:rPr>
         <w:t>（4）直线与两点的顺序无关，故确定直线不是排列问题，射线与两点的顺序有关，故确定射线是排列问题.</w:t>
       </w:r>
     </w:p>
@@ -2798,6 +2868,18 @@
         <w:spacing w:before="0" w:after="0" w:line="300" w:lineRule="auto"/>
         <w:jc w:val="left"/>
       </w:pPr>
+    </w:p>
+    <w:p>
+      <w:r>
+        <w:rPr>
+          <w:b/>
+          <w:bCs/>
+          <w:rFonts w:ascii="Times New Roman" w:hAnsi="Times New Roman" w:eastAsia="宋体"/>
+          <w:sz w:val="21"/>
+          <w:szCs w:val="21"/>
+        </w:rPr>
+        <w:t>3.1.2 排列与排列数：排列数公式计算</w:t>
+      </w:r>
     </w:p>
     <w:p>
       <w:pPr>
@@ -4477,6 +4559,18 @@
       </w:pPr>
     </w:p>
     <w:p>
+      <w:r>
+        <w:rPr>
+          <w:b/>
+          <w:bCs/>
+          <w:rFonts w:ascii="Times New Roman" w:hAnsi="Times New Roman" w:eastAsia="宋体"/>
+          <w:sz w:val="21"/>
+          <w:szCs w:val="21"/>
+        </w:rPr>
+        <w:t>3.1.2 排列与排列数：排列数方程</w:t>
+      </w:r>
+    </w:p>
+    <w:p>
       <w:pPr>
         <w:shd w:val="clear" w:color="auto" w:fill="auto"/>
         <w:spacing w:line="300" w:lineRule="auto" w:before="0" w:after="0"/>
@@ -6166,6 +6260,18 @@
         <w:spacing w:before="0" w:after="0" w:line="300" w:lineRule="auto"/>
         <w:jc w:val="left"/>
       </w:pPr>
+    </w:p>
+    <w:p>
+      <w:r>
+        <w:rPr>
+          <w:b/>
+          <w:bCs/>
+          <w:rFonts w:ascii="Times New Roman" w:hAnsi="Times New Roman" w:eastAsia="宋体"/>
+          <w:sz w:val="21"/>
+          <w:szCs w:val="21"/>
+        </w:rPr>
+        <w:t>3.1.2 排列与排列数：全排列应用</w:t>
+      </w:r>
     </w:p>
     <w:p>
       <w:pPr>
@@ -6516,6 +6622,19 @@
         <w:t xml:space="preserve">；</w:t>
       </w:r>
     </w:p>
+    <w:p/>
+    <w:p>
+      <w:r>
+        <w:rPr>
+          <w:b/>
+          <w:bCs/>
+          <w:rFonts w:ascii="Times New Roman" w:hAnsi="Times New Roman" w:eastAsia="宋体"/>
+          <w:sz w:val="21"/>
+          <w:szCs w:val="21"/>
+        </w:rPr>
+        <w:t>3.1.2 排列与排列数：特殊位置优先</w:t>
+      </w:r>
+    </w:p>
     <w:p>
       <w:pPr>
         <w:shd w:val="clear" w:color="auto" w:fill="auto"/>
@@ -6922,6 +7041,30 @@
       </w:pPr>
     </w:p>
     <w:p>
+      <w:r>
+        <w:rPr>
+          <w:b/>
+          <w:bCs/>
+          <w:rFonts w:ascii="Times New Roman" w:hAnsi="Times New Roman" w:eastAsia="宋体"/>
+          <w:sz w:val="21"/>
+          <w:szCs w:val="21"/>
+        </w:rPr>
+        <w:t>3.1.3 组合与组合数</w:t>
+      </w:r>
+    </w:p>
+    <w:p>
+      <w:r>
+        <w:rPr>
+          <w:b/>
+          <w:bCs/>
+          <w:rFonts w:ascii="Times New Roman" w:hAnsi="Times New Roman" w:eastAsia="宋体"/>
+          <w:sz w:val="21"/>
+          <w:szCs w:val="21"/>
+        </w:rPr>
+        <w:t>3.1.3 组合与组合数：组合概念辨析</w:t>
+      </w:r>
+    </w:p>
+    <w:p>
       <w:pPr>
         <w:shd w:val="clear" w:color="auto" w:fill="auto"/>
         <w:spacing w:line="300" w:lineRule="auto" w:before="0" w:after="0"/>
@@ -7183,107 +7326,15 @@
       </w:pPr>
     </w:p>
     <w:p>
-      <w:pPr>
-        <w:shd w:val="clear" w:color="auto" w:fill="auto"/>
-        <w:spacing w:line="300" w:lineRule="auto" w:before="0" w:after="0"/>
-        <w:jc w:val="left"/>
-        <w:rPr>
-          <w:sz w:val="21"/>
-          <w:szCs w:val="21"/>
-        </w:rPr>
-      </w:pPr>
-      <w:r>
-        <w:rPr>
-          <w:rFonts w:ascii="Times New Roman" w:hAnsi="Times New Roman" w:eastAsia="宋体"/>
-          <w:sz w:val="21"/>
-          <w:szCs w:val="21"/>
-        </w:rPr>
-        <w:t>14．平面内有</w:t>
-      </w:r>
-      <w:r>
-        <w:rPr>
-          <w:rFonts w:ascii="Times New Roman" w:eastAsia="宋体" w:hAnsi="Times New Roman" w:cs="Times New Roman"/>
-          <w:i/>
-          <w:sz w:val="21"/>
-          <w:szCs w:val="21"/>
-        </w:rPr>
-        <w:t>A</w:t>
-      </w:r>
-      <w:r>
-        <w:rPr>
-          <w:rFonts w:ascii="Times New Roman" w:hAnsi="Times New Roman" w:eastAsia="宋体"/>
-          <w:sz w:val="21"/>
-          <w:szCs w:val="21"/>
-        </w:rPr>
-        <w:t>，</w:t>
-      </w:r>
-      <w:r>
-        <w:rPr>
-          <w:rFonts w:ascii="Times New Roman" w:eastAsia="宋体" w:hAnsi="Times New Roman" w:cs="Times New Roman"/>
-          <w:i/>
-          <w:sz w:val="21"/>
-          <w:szCs w:val="21"/>
-        </w:rPr>
-        <w:t>B</w:t>
-      </w:r>
-      <w:r>
-        <w:rPr>
-          <w:rFonts w:ascii="Times New Roman" w:hAnsi="Times New Roman" w:eastAsia="宋体"/>
-          <w:sz w:val="21"/>
-          <w:szCs w:val="21"/>
-        </w:rPr>
-        <w:t>，</w:t>
-      </w:r>
-      <w:r>
-        <w:rPr>
-          <w:rFonts w:ascii="Times New Roman" w:eastAsia="宋体" w:hAnsi="Times New Roman" w:cs="Times New Roman"/>
-          <w:i/>
-          <w:sz w:val="21"/>
-          <w:szCs w:val="21"/>
-        </w:rPr>
-        <w:t>C</w:t>
-      </w:r>
-      <w:r>
-        <w:rPr>
-          <w:rFonts w:ascii="Times New Roman" w:hAnsi="Times New Roman" w:eastAsia="宋体"/>
-          <w:sz w:val="21"/>
-          <w:szCs w:val="21"/>
-        </w:rPr>
-        <w:t>，</w:t>
-      </w:r>
-      <w:r>
-        <w:rPr>
-          <w:rFonts w:ascii="Times New Roman" w:eastAsia="宋体" w:hAnsi="Times New Roman" w:cs="Times New Roman"/>
-          <w:i/>
-          <w:sz w:val="21"/>
-          <w:szCs w:val="21"/>
-        </w:rPr>
-        <w:t>D</w:t>
-      </w:r>
-      <w:r>
-        <w:rPr>
-          <w:rFonts w:ascii="Times New Roman" w:hAnsi="Times New Roman" w:eastAsia="宋体"/>
-          <w:sz w:val="21"/>
-          <w:szCs w:val="21"/>
-        </w:rPr>
-        <w:t>，</w:t>
-      </w:r>
-      <w:r>
-        <w:rPr>
-          <w:rFonts w:ascii="Times New Roman" w:eastAsia="宋体" w:hAnsi="Times New Roman" w:cs="Times New Roman"/>
-          <w:i/>
-          <w:sz w:val="21"/>
-          <w:szCs w:val="21"/>
-        </w:rPr>
-        <w:t>E</w:t>
-      </w:r>
-      <w:r>
-        <w:rPr>
-          <w:rFonts w:ascii="Times New Roman" w:hAnsi="Times New Roman" w:eastAsia="宋体"/>
-          <w:sz w:val="21"/>
-          <w:szCs w:val="21"/>
-        </w:rPr>
-        <w:t>共5个点．</w:t>
+      <w:r>
+        <w:rPr>
+          <w:b/>
+          <w:bCs/>
+          <w:rFonts w:ascii="Times New Roman" w:hAnsi="Times New Roman" w:eastAsia="宋体"/>
+          <w:sz w:val="21"/>
+          <w:szCs w:val="21"/>
+        </w:rPr>
+        <w:t>3.1.3 组合与组合数：组合数直接计算（含排列对照）</w:t>
       </w:r>
     </w:p>
     <w:p>
@@ -7302,22 +7353,92 @@
           <w:sz w:val="21"/>
           <w:szCs w:val="21"/>
         </w:rPr>
-        <w:t>(1)以其中2个点为端点的线段共有多少条？</w:t>
-      </w:r>
-      <w:r>
-        <w:rPr>
-          <w:rFonts w:ascii="Times New Roman" w:hAnsi="Times New Roman" w:eastAsia="宋体"/>
-          <w:sz w:val="21"/>
-        </w:rPr>
-        <w:t xml:space="preserve">；</w:t>
-      </w:r>
-      <w:r>
-        <w:rPr>
-          <w:rFonts w:ascii="Times New Roman" w:hAnsi="Times New Roman" w:eastAsia="宋体"/>
-          <w:sz w:val="21"/>
-          <w:szCs w:val="21"/>
-        </w:rPr>
-        <w:t>(2)以其中2个点为端点的有向线段共有多少条？</w:t>
+        <w:t>14．平面内有</w:t>
+      </w:r>
+      <w:r>
+        <w:rPr>
+          <w:rFonts w:ascii="Times New Roman" w:eastAsia="宋体" w:hAnsi="Times New Roman" w:cs="Times New Roman"/>
+          <w:i/>
+          <w:sz w:val="21"/>
+          <w:szCs w:val="21"/>
+        </w:rPr>
+        <w:t>A</w:t>
+      </w:r>
+      <w:r>
+        <w:rPr>
+          <w:rFonts w:ascii="Times New Roman" w:hAnsi="Times New Roman" w:eastAsia="宋体"/>
+          <w:sz w:val="21"/>
+          <w:szCs w:val="21"/>
+        </w:rPr>
+        <w:t>，</w:t>
+      </w:r>
+      <w:r>
+        <w:rPr>
+          <w:rFonts w:ascii="Times New Roman" w:eastAsia="宋体" w:hAnsi="Times New Roman" w:cs="Times New Roman"/>
+          <w:i/>
+          <w:sz w:val="21"/>
+          <w:szCs w:val="21"/>
+        </w:rPr>
+        <w:t>B</w:t>
+      </w:r>
+      <w:r>
+        <w:rPr>
+          <w:rFonts w:ascii="Times New Roman" w:hAnsi="Times New Roman" w:eastAsia="宋体"/>
+          <w:sz w:val="21"/>
+          <w:szCs w:val="21"/>
+        </w:rPr>
+        <w:t>，</w:t>
+      </w:r>
+      <w:r>
+        <w:rPr>
+          <w:rFonts w:ascii="Times New Roman" w:eastAsia="宋体" w:hAnsi="Times New Roman" w:cs="Times New Roman"/>
+          <w:i/>
+          <w:sz w:val="21"/>
+          <w:szCs w:val="21"/>
+        </w:rPr>
+        <w:t>C</w:t>
+      </w:r>
+      <w:r>
+        <w:rPr>
+          <w:rFonts w:ascii="Times New Roman" w:hAnsi="Times New Roman" w:eastAsia="宋体"/>
+          <w:sz w:val="21"/>
+          <w:szCs w:val="21"/>
+        </w:rPr>
+        <w:t>，</w:t>
+      </w:r>
+      <w:r>
+        <w:rPr>
+          <w:rFonts w:ascii="Times New Roman" w:eastAsia="宋体" w:hAnsi="Times New Roman" w:cs="Times New Roman"/>
+          <w:i/>
+          <w:sz w:val="21"/>
+          <w:szCs w:val="21"/>
+        </w:rPr>
+        <w:t>D</w:t>
+      </w:r>
+      <w:r>
+        <w:rPr>
+          <w:rFonts w:ascii="Times New Roman" w:hAnsi="Times New Roman" w:eastAsia="宋体"/>
+          <w:sz w:val="21"/>
+          <w:szCs w:val="21"/>
+        </w:rPr>
+        <w:t>，</w:t>
+      </w:r>
+      <w:r>
+        <w:rPr>
+          <w:rFonts w:ascii="Times New Roman" w:eastAsia="宋体" w:hAnsi="Times New Roman" w:cs="Times New Roman"/>
+          <w:i/>
+          <w:sz w:val="21"/>
+          <w:szCs w:val="21"/>
+        </w:rPr>
+        <w:t>E</w:t>
+      </w:r>
+      <w:r>
+        <w:rPr>
+          <w:rFonts w:ascii="Times New Roman" w:hAnsi="Times New Roman" w:eastAsia="宋体"/>
+          <w:sz w:val="21"/>
+          <w:szCs w:val="21"/>
+        </w:rPr>
+        <w:t>共5个点．</w:t>
       </w:r>
     </w:p>
     <w:p>
@@ -7336,18 +7457,8 @@
           <w:sz w:val="21"/>
           <w:szCs w:val="21"/>
         </w:rPr>
-        <w:t>【答案】(1)</w:t>
-      </w:r>
-      <m:oMath>
-        <m:r>
-          <w:rPr>
-            <w:rFonts w:ascii="Cambria Math" w:eastAsia="宋体" w:hAnsi="Cambria Math" w:cs="Cambria Math"/>
-            <w:sz w:val="21"/>
-            <w:szCs w:val="21"/>
-          </w:rPr>
-          <m:t>10</m:t>
-        </m:r>
-      </m:oMath>
+        <w:t>(1)以其中2个点为端点的线段共有多少条？</w:t>
+      </w:r>
       <w:r>
         <w:rPr>
           <w:rFonts w:ascii="Times New Roman" w:hAnsi="Times New Roman" w:eastAsia="宋体"/>
@@ -7361,49 +7472,7 @@
           <w:sz w:val="21"/>
           <w:szCs w:val="21"/>
         </w:rPr>
-        <w:t>(2)</w:t>
-      </w:r>
-      <m:oMath>
-        <m:r>
-          <w:rPr>
-            <w:rFonts w:ascii="Cambria Math" w:eastAsia="宋体" w:hAnsi="Cambria Math" w:cs="Cambria Math"/>
-            <w:sz w:val="21"/>
-            <w:szCs w:val="21"/>
-          </w:rPr>
-          <m:t>20</m:t>
-        </m:r>
-      </m:oMath>
-      <w:r>
-        <w:rPr>
-          <w:rFonts w:ascii="Times New Roman" w:hAnsi="Times New Roman" w:eastAsia="宋体"/>
-          <w:sz w:val="21"/>
-          <w:szCs w:val="21"/>
-        </w:rPr>
-        <w:t xml:space="preserve">　</w:t>
-      </w:r>
-      <w:r>
-        <w:rPr>
-          <w:rFonts w:ascii="Times New Roman" w:hAnsi="Times New Roman" w:eastAsia="宋体"/>
-          <w:sz w:val="21"/>
-          <w:szCs w:val="21"/>
-        </w:rPr>
-        <w:t>【难度】0.94</w:t>
-      </w:r>
-      <w:r>
-        <w:rPr>
-          <w:rFonts w:ascii="Times New Roman" w:hAnsi="Times New Roman" w:eastAsia="宋体"/>
-          <w:sz w:val="21"/>
-          <w:szCs w:val="21"/>
-        </w:rPr>
-        <w:t xml:space="preserve">　</w:t>
-      </w:r>
-      <w:r>
-        <w:rPr>
-          <w:rFonts w:ascii="Times New Roman" w:hAnsi="Times New Roman" w:eastAsia="宋体"/>
-          <w:sz w:val="21"/>
-          <w:szCs w:val="21"/>
-        </w:rPr>
-        <w:t>【知识点】排列数的计算、组合数的计算</w:t>
+        <w:t>(2)以其中2个点为端点的有向线段共有多少条？</w:t>
       </w:r>
     </w:p>
     <w:p>
@@ -7422,15 +7491,74 @@
           <w:sz w:val="21"/>
           <w:szCs w:val="21"/>
         </w:rPr>
-        <w:t>【分析】（1）由题意，根据组合数的定义以及计算，可得答案；</w:t>
-      </w:r>
-      <w:r>
-        <w:rPr>
-          <w:rFonts w:ascii="Times New Roman" w:hAnsi="Times New Roman" w:eastAsia="宋体"/>
-          <w:sz w:val="21"/>
-          <w:szCs w:val="21"/>
-        </w:rPr>
-        <w:t>（2）由题意，根据排列数的定义以及计算，可得答案；</w:t>
+        <w:t>【答案】(1)</w:t>
+      </w:r>
+      <m:oMath>
+        <m:r>
+          <w:rPr>
+            <w:rFonts w:ascii="Cambria Math" w:eastAsia="宋体" w:hAnsi="Cambria Math" w:cs="Cambria Math"/>
+            <w:sz w:val="21"/>
+            <w:szCs w:val="21"/>
+          </w:rPr>
+          <m:t>10</m:t>
+        </m:r>
+      </m:oMath>
+      <w:r>
+        <w:rPr>
+          <w:rFonts w:ascii="Times New Roman" w:hAnsi="Times New Roman" w:eastAsia="宋体"/>
+          <w:sz w:val="21"/>
+        </w:rPr>
+        <w:t xml:space="preserve">；</w:t>
+      </w:r>
+      <w:r>
+        <w:rPr>
+          <w:rFonts w:ascii="Times New Roman" w:hAnsi="Times New Roman" w:eastAsia="宋体"/>
+          <w:sz w:val="21"/>
+          <w:szCs w:val="21"/>
+        </w:rPr>
+        <w:t>(2)</w:t>
+      </w:r>
+      <m:oMath>
+        <m:r>
+          <w:rPr>
+            <w:rFonts w:ascii="Cambria Math" w:eastAsia="宋体" w:hAnsi="Cambria Math" w:cs="Cambria Math"/>
+            <w:sz w:val="21"/>
+            <w:szCs w:val="21"/>
+          </w:rPr>
+          <m:t>20</m:t>
+        </m:r>
+      </m:oMath>
+      <w:r>
+        <w:rPr>
+          <w:rFonts w:ascii="Times New Roman" w:hAnsi="Times New Roman" w:eastAsia="宋体"/>
+          <w:sz w:val="21"/>
+          <w:szCs w:val="21"/>
+        </w:rPr>
+        <w:t xml:space="preserve">　</w:t>
+      </w:r>
+      <w:r>
+        <w:rPr>
+          <w:rFonts w:ascii="Times New Roman" w:hAnsi="Times New Roman" w:eastAsia="宋体"/>
+          <w:sz w:val="21"/>
+          <w:szCs w:val="21"/>
+        </w:rPr>
+        <w:t>【难度】0.94</w:t>
+      </w:r>
+      <w:r>
+        <w:rPr>
+          <w:rFonts w:ascii="Times New Roman" w:hAnsi="Times New Roman" w:eastAsia="宋体"/>
+          <w:sz w:val="21"/>
+          <w:szCs w:val="21"/>
+        </w:rPr>
+        <w:t xml:space="preserve">　</w:t>
+      </w:r>
+      <w:r>
+        <w:rPr>
+          <w:rFonts w:ascii="Times New Roman" w:hAnsi="Times New Roman" w:eastAsia="宋体"/>
+          <w:sz w:val="21"/>
+          <w:szCs w:val="21"/>
+        </w:rPr>
+        <w:t>【知识点】排列数的计算、组合数的计算</w:t>
       </w:r>
     </w:p>
     <w:p>
@@ -7449,225 +7577,15 @@
           <w:sz w:val="21"/>
           <w:szCs w:val="21"/>
         </w:rPr>
-        <w:t>【详解】（1）以平面内</w:t>
-      </w:r>
-      <w:r>
-        <w:rPr>
-          <w:rFonts w:ascii="Times New Roman" w:eastAsia="宋体" w:hAnsi="Times New Roman" w:cs="Times New Roman"/>
-          <w:i/>
-          <w:sz w:val="21"/>
-          <w:szCs w:val="21"/>
-        </w:rPr>
-        <w:t>A</w:t>
-      </w:r>
-      <w:r>
-        <w:rPr>
-          <w:rFonts w:ascii="Times New Roman" w:hAnsi="Times New Roman" w:eastAsia="宋体"/>
-          <w:sz w:val="21"/>
-          <w:szCs w:val="21"/>
-        </w:rPr>
-        <w:t>，</w:t>
-      </w:r>
-      <w:r>
-        <w:rPr>
-          <w:rFonts w:ascii="Times New Roman" w:eastAsia="宋体" w:hAnsi="Times New Roman" w:cs="Times New Roman"/>
-          <w:i/>
-          <w:sz w:val="21"/>
-          <w:szCs w:val="21"/>
-        </w:rPr>
-        <w:t>B</w:t>
-      </w:r>
-      <w:r>
-        <w:rPr>
-          <w:rFonts w:ascii="Times New Roman" w:hAnsi="Times New Roman" w:eastAsia="宋体"/>
-          <w:sz w:val="21"/>
-          <w:szCs w:val="21"/>
-        </w:rPr>
-        <w:t>，</w:t>
-      </w:r>
-      <w:r>
-        <w:rPr>
-          <w:rFonts w:ascii="Times New Roman" w:eastAsia="宋体" w:hAnsi="Times New Roman" w:cs="Times New Roman"/>
-          <w:i/>
-          <w:sz w:val="21"/>
-          <w:szCs w:val="21"/>
-        </w:rPr>
-        <w:t>C</w:t>
-      </w:r>
-      <w:r>
-        <w:rPr>
-          <w:rFonts w:ascii="Times New Roman" w:hAnsi="Times New Roman" w:eastAsia="宋体"/>
-          <w:sz w:val="21"/>
-          <w:szCs w:val="21"/>
-        </w:rPr>
-        <w:t>，</w:t>
-      </w:r>
-      <w:r>
-        <w:rPr>
-          <w:rFonts w:ascii="Times New Roman" w:eastAsia="宋体" w:hAnsi="Times New Roman" w:cs="Times New Roman"/>
-          <w:i/>
-          <w:sz w:val="21"/>
-          <w:szCs w:val="21"/>
-        </w:rPr>
-        <w:t>D</w:t>
-      </w:r>
-      <w:r>
-        <w:rPr>
-          <w:rFonts w:ascii="Times New Roman" w:hAnsi="Times New Roman" w:eastAsia="宋体"/>
-          <w:sz w:val="21"/>
-          <w:szCs w:val="21"/>
-        </w:rPr>
-        <w:t>，</w:t>
-      </w:r>
-      <w:r>
-        <w:rPr>
-          <w:rFonts w:ascii="Times New Roman" w:eastAsia="宋体" w:hAnsi="Times New Roman" w:cs="Times New Roman"/>
-          <w:i/>
-          <w:sz w:val="21"/>
-          <w:szCs w:val="21"/>
-        </w:rPr>
-        <w:t>E</w:t>
-      </w:r>
-      <w:r>
-        <w:rPr>
-          <w:rFonts w:ascii="Times New Roman" w:hAnsi="Times New Roman" w:eastAsia="宋体"/>
-          <w:sz w:val="21"/>
-          <w:szCs w:val="21"/>
-        </w:rPr>
-        <w:t>中的2个点为端点的线段的条数，就是从5个不同元素中取出2个元素的组合数，即以2个点为端点的线段条数为</w:t>
-      </w:r>
-      <m:oMath>
-        <m:sSubSup>
-          <m:e>
-            <m:r>
-              <m:rPr>
-                <m:nor/>
-              </m:rPr>
-              <w:rPr>
-                <w:rFonts w:ascii="Cambria Math" w:eastAsia="宋体" w:hAnsi="Cambria Math" w:cs="Cambria Math"/>
-                <w:sz w:val="21"/>
-                <w:szCs w:val="21"/>
-              </w:rPr>
-              <m:t>C</m:t>
-            </m:r>
-          </m:e>
-          <m:sub>
-            <m:r>
-              <w:rPr>
-                <w:rFonts w:ascii="Cambria Math" w:eastAsia="宋体" w:hAnsi="Cambria Math" w:cs="Cambria Math"/>
-                <w:sz w:val="21"/>
-                <w:szCs w:val="21"/>
-              </w:rPr>
-              <m:t>5</m:t>
-            </m:r>
-          </m:sub>
-          <m:sup>
-            <m:r>
-              <w:rPr>
-                <w:rFonts w:ascii="Cambria Math" w:eastAsia="宋体" w:hAnsi="Cambria Math" w:cs="Cambria Math"/>
-                <w:sz w:val="21"/>
-                <w:szCs w:val="21"/>
-              </w:rPr>
-              <m:t>2</m:t>
-            </m:r>
-          </m:sup>
-        </m:sSubSup>
-      </m:oMath>
-      <w:r>
-        <w:rPr>
-          <w:rFonts w:ascii="Times New Roman" w:hAnsi="Times New Roman" w:eastAsia="宋体"/>
-          <w:sz w:val="21"/>
-          <w:szCs w:val="21"/>
-        </w:rPr>
-        <w:t xml:space="preserve"> </w:t>
-      </w:r>
-      <m:oMath>
-        <m:r>
-          <w:rPr>
-            <w:rFonts w:ascii="Cambria Math" w:eastAsia="宋体" w:hAnsi="Cambria Math" w:cs="Cambria Math"/>
-            <w:sz w:val="21"/>
-            <w:szCs w:val="21"/>
-          </w:rPr>
-          <m:t>=</m:t>
-        </m:r>
-        <m:f>
-          <m:num>
-            <m:r>
-              <w:rPr>
-                <w:rFonts w:ascii="Cambria Math" w:eastAsia="宋体" w:hAnsi="Cambria Math" w:cs="Cambria Math"/>
-                <w:sz w:val="21"/>
-                <w:szCs w:val="21"/>
-              </w:rPr>
-              <m:t>5</m:t>
-            </m:r>
-            <m:r>
-              <w:rPr>
-                <w:rFonts w:ascii="Cambria Math" w:eastAsia="宋体" w:hAnsi="Cambria Math" w:cs="Cambria Math"/>
-                <w:sz w:val="21"/>
-                <w:szCs w:val="21"/>
-              </w:rPr>
-              <m:t>×</m:t>
-            </m:r>
-            <m:r>
-              <w:rPr>
-                <w:rFonts w:ascii="Cambria Math" w:eastAsia="宋体" w:hAnsi="Cambria Math" w:cs="Cambria Math"/>
-                <w:sz w:val="21"/>
-                <w:szCs w:val="21"/>
-              </w:rPr>
-              <m:t>4</m:t>
-            </m:r>
-          </m:num>
-          <m:den>
-            <m:r>
-              <w:rPr>
-                <w:rFonts w:ascii="Cambria Math" w:eastAsia="宋体" w:hAnsi="Cambria Math" w:cs="Cambria Math"/>
-                <w:sz w:val="21"/>
-                <w:szCs w:val="21"/>
-              </w:rPr>
-              <m:t>1</m:t>
-            </m:r>
-            <m:r>
-              <w:rPr>
-                <w:rFonts w:ascii="Cambria Math" w:eastAsia="宋体" w:hAnsi="Cambria Math" w:cs="Cambria Math"/>
-                <w:sz w:val="21"/>
-                <w:szCs w:val="21"/>
-              </w:rPr>
-              <m:t>×</m:t>
-            </m:r>
-            <m:r>
-              <w:rPr>
-                <w:rFonts w:ascii="Cambria Math" w:eastAsia="宋体" w:hAnsi="Cambria Math" w:cs="Cambria Math"/>
-                <w:sz w:val="21"/>
-                <w:szCs w:val="21"/>
-              </w:rPr>
-              <m:t>2</m:t>
-            </m:r>
-          </m:den>
-        </m:f>
-        <m:r>
-          <w:rPr>
-            <w:rFonts w:ascii="Cambria Math" w:eastAsia="宋体" w:hAnsi="Cambria Math" w:cs="Cambria Math"/>
-            <w:sz w:val="21"/>
-            <w:szCs w:val="21"/>
-          </w:rPr>
-          <m:t>=</m:t>
-        </m:r>
-        <m:r>
-          <w:rPr>
-            <w:rFonts w:ascii="Cambria Math" w:eastAsia="宋体" w:hAnsi="Cambria Math" w:cs="Cambria Math"/>
-            <w:sz w:val="21"/>
-            <w:szCs w:val="21"/>
-          </w:rPr>
-          <m:t>10</m:t>
-        </m:r>
-      </m:oMath>
-      <w:r>
-        <w:rPr>
-          <w:rFonts w:ascii="Times New Roman" w:hAnsi="Times New Roman" w:eastAsia="宋体"/>
-          <w:sz w:val="21"/>
-          <w:szCs w:val="21"/>
-        </w:rPr>
-        <w:t>．</w:t>
+        <w:t>【分析】（1）由题意，根据组合数的定义以及计算，可得答案；</w:t>
+      </w:r>
+      <w:r>
+        <w:rPr>
+          <w:rFonts w:ascii="Times New Roman" w:hAnsi="Times New Roman" w:eastAsia="宋体"/>
+          <w:sz w:val="21"/>
+          <w:szCs w:val="21"/>
+        </w:rPr>
+        <w:t>（2）由题意，根据排列数的定义以及计算，可得答案；</w:t>
       </w:r>
     </w:p>
     <w:p>
@@ -7686,6 +7604,243 @@
           <w:sz w:val="21"/>
           <w:szCs w:val="21"/>
         </w:rPr>
+        <w:t>【详解】（1）以平面内</w:t>
+      </w:r>
+      <w:r>
+        <w:rPr>
+          <w:rFonts w:ascii="Times New Roman" w:eastAsia="宋体" w:hAnsi="Times New Roman" w:cs="Times New Roman"/>
+          <w:i/>
+          <w:sz w:val="21"/>
+          <w:szCs w:val="21"/>
+        </w:rPr>
+        <w:t>A</w:t>
+      </w:r>
+      <w:r>
+        <w:rPr>
+          <w:rFonts w:ascii="Times New Roman" w:hAnsi="Times New Roman" w:eastAsia="宋体"/>
+          <w:sz w:val="21"/>
+          <w:szCs w:val="21"/>
+        </w:rPr>
+        <w:t>，</w:t>
+      </w:r>
+      <w:r>
+        <w:rPr>
+          <w:rFonts w:ascii="Times New Roman" w:eastAsia="宋体" w:hAnsi="Times New Roman" w:cs="Times New Roman"/>
+          <w:i/>
+          <w:sz w:val="21"/>
+          <w:szCs w:val="21"/>
+        </w:rPr>
+        <w:t>B</w:t>
+      </w:r>
+      <w:r>
+        <w:rPr>
+          <w:rFonts w:ascii="Times New Roman" w:hAnsi="Times New Roman" w:eastAsia="宋体"/>
+          <w:sz w:val="21"/>
+          <w:szCs w:val="21"/>
+        </w:rPr>
+        <w:t>，</w:t>
+      </w:r>
+      <w:r>
+        <w:rPr>
+          <w:rFonts w:ascii="Times New Roman" w:eastAsia="宋体" w:hAnsi="Times New Roman" w:cs="Times New Roman"/>
+          <w:i/>
+          <w:sz w:val="21"/>
+          <w:szCs w:val="21"/>
+        </w:rPr>
+        <w:t>C</w:t>
+      </w:r>
+      <w:r>
+        <w:rPr>
+          <w:rFonts w:ascii="Times New Roman" w:hAnsi="Times New Roman" w:eastAsia="宋体"/>
+          <w:sz w:val="21"/>
+          <w:szCs w:val="21"/>
+        </w:rPr>
+        <w:t>，</w:t>
+      </w:r>
+      <w:r>
+        <w:rPr>
+          <w:rFonts w:ascii="Times New Roman" w:eastAsia="宋体" w:hAnsi="Times New Roman" w:cs="Times New Roman"/>
+          <w:i/>
+          <w:sz w:val="21"/>
+          <w:szCs w:val="21"/>
+        </w:rPr>
+        <w:t>D</w:t>
+      </w:r>
+      <w:r>
+        <w:rPr>
+          <w:rFonts w:ascii="Times New Roman" w:hAnsi="Times New Roman" w:eastAsia="宋体"/>
+          <w:sz w:val="21"/>
+          <w:szCs w:val="21"/>
+        </w:rPr>
+        <w:t>，</w:t>
+      </w:r>
+      <w:r>
+        <w:rPr>
+          <w:rFonts w:ascii="Times New Roman" w:eastAsia="宋体" w:hAnsi="Times New Roman" w:cs="Times New Roman"/>
+          <w:i/>
+          <w:sz w:val="21"/>
+          <w:szCs w:val="21"/>
+        </w:rPr>
+        <w:t>E</w:t>
+      </w:r>
+      <w:r>
+        <w:rPr>
+          <w:rFonts w:ascii="Times New Roman" w:hAnsi="Times New Roman" w:eastAsia="宋体"/>
+          <w:sz w:val="21"/>
+          <w:szCs w:val="21"/>
+        </w:rPr>
+        <w:t>中的2个点为端点的线段的条数，就是从5个不同元素中取出2个元素的组合数，即以2个点为端点的线段条数为</w:t>
+      </w:r>
+      <m:oMath>
+        <m:sSubSup>
+          <m:e>
+            <m:r>
+              <m:rPr>
+                <m:nor/>
+              </m:rPr>
+              <w:rPr>
+                <w:rFonts w:ascii="Cambria Math" w:eastAsia="宋体" w:hAnsi="Cambria Math" w:cs="Cambria Math"/>
+                <w:sz w:val="21"/>
+                <w:szCs w:val="21"/>
+              </w:rPr>
+              <m:t>C</m:t>
+            </m:r>
+          </m:e>
+          <m:sub>
+            <m:r>
+              <w:rPr>
+                <w:rFonts w:ascii="Cambria Math" w:eastAsia="宋体" w:hAnsi="Cambria Math" w:cs="Cambria Math"/>
+                <w:sz w:val="21"/>
+                <w:szCs w:val="21"/>
+              </w:rPr>
+              <m:t>5</m:t>
+            </m:r>
+          </m:sub>
+          <m:sup>
+            <m:r>
+              <w:rPr>
+                <w:rFonts w:ascii="Cambria Math" w:eastAsia="宋体" w:hAnsi="Cambria Math" w:cs="Cambria Math"/>
+                <w:sz w:val="21"/>
+                <w:szCs w:val="21"/>
+              </w:rPr>
+              <m:t>2</m:t>
+            </m:r>
+          </m:sup>
+        </m:sSubSup>
+      </m:oMath>
+      <w:r>
+        <w:rPr>
+          <w:rFonts w:ascii="Times New Roman" w:hAnsi="Times New Roman" w:eastAsia="宋体"/>
+          <w:sz w:val="21"/>
+          <w:szCs w:val="21"/>
+        </w:rPr>
+        <w:t xml:space="preserve"> </w:t>
+      </w:r>
+      <m:oMath>
+        <m:r>
+          <w:rPr>
+            <w:rFonts w:ascii="Cambria Math" w:eastAsia="宋体" w:hAnsi="Cambria Math" w:cs="Cambria Math"/>
+            <w:sz w:val="21"/>
+            <w:szCs w:val="21"/>
+          </w:rPr>
+          <m:t>=</m:t>
+        </m:r>
+        <m:f>
+          <m:num>
+            <m:r>
+              <w:rPr>
+                <w:rFonts w:ascii="Cambria Math" w:eastAsia="宋体" w:hAnsi="Cambria Math" w:cs="Cambria Math"/>
+                <w:sz w:val="21"/>
+                <w:szCs w:val="21"/>
+              </w:rPr>
+              <m:t>5</m:t>
+            </m:r>
+            <m:r>
+              <w:rPr>
+                <w:rFonts w:ascii="Cambria Math" w:eastAsia="宋体" w:hAnsi="Cambria Math" w:cs="Cambria Math"/>
+                <w:sz w:val="21"/>
+                <w:szCs w:val="21"/>
+              </w:rPr>
+              <m:t>×</m:t>
+            </m:r>
+            <m:r>
+              <w:rPr>
+                <w:rFonts w:ascii="Cambria Math" w:eastAsia="宋体" w:hAnsi="Cambria Math" w:cs="Cambria Math"/>
+                <w:sz w:val="21"/>
+                <w:szCs w:val="21"/>
+              </w:rPr>
+              <m:t>4</m:t>
+            </m:r>
+          </m:num>
+          <m:den>
+            <m:r>
+              <w:rPr>
+                <w:rFonts w:ascii="Cambria Math" w:eastAsia="宋体" w:hAnsi="Cambria Math" w:cs="Cambria Math"/>
+                <w:sz w:val="21"/>
+                <w:szCs w:val="21"/>
+              </w:rPr>
+              <m:t>1</m:t>
+            </m:r>
+            <m:r>
+              <w:rPr>
+                <w:rFonts w:ascii="Cambria Math" w:eastAsia="宋体" w:hAnsi="Cambria Math" w:cs="Cambria Math"/>
+                <w:sz w:val="21"/>
+                <w:szCs w:val="21"/>
+              </w:rPr>
+              <m:t>×</m:t>
+            </m:r>
+            <m:r>
+              <w:rPr>
+                <w:rFonts w:ascii="Cambria Math" w:eastAsia="宋体" w:hAnsi="Cambria Math" w:cs="Cambria Math"/>
+                <w:sz w:val="21"/>
+                <w:szCs w:val="21"/>
+              </w:rPr>
+              <m:t>2</m:t>
+            </m:r>
+          </m:den>
+        </m:f>
+        <m:r>
+          <w:rPr>
+            <w:rFonts w:ascii="Cambria Math" w:eastAsia="宋体" w:hAnsi="Cambria Math" w:cs="Cambria Math"/>
+            <w:sz w:val="21"/>
+            <w:szCs w:val="21"/>
+          </w:rPr>
+          <m:t>=</m:t>
+        </m:r>
+        <m:r>
+          <w:rPr>
+            <w:rFonts w:ascii="Cambria Math" w:eastAsia="宋体" w:hAnsi="Cambria Math" w:cs="Cambria Math"/>
+            <w:sz w:val="21"/>
+            <w:szCs w:val="21"/>
+          </w:rPr>
+          <m:t>10</m:t>
+        </m:r>
+      </m:oMath>
+      <w:r>
+        <w:rPr>
+          <w:rFonts w:ascii="Times New Roman" w:hAnsi="Times New Roman" w:eastAsia="宋体"/>
+          <w:sz w:val="21"/>
+          <w:szCs w:val="21"/>
+        </w:rPr>
+        <w:t>．</w:t>
+      </w:r>
+    </w:p>
+    <w:p>
+      <w:pPr>
+        <w:shd w:val="clear" w:color="auto" w:fill="auto"/>
+        <w:spacing w:line="300" w:lineRule="auto" w:before="0" w:after="0"/>
+        <w:jc w:val="left"/>
+        <w:rPr>
+          <w:sz w:val="21"/>
+          <w:szCs w:val="21"/>
+        </w:rPr>
+      </w:pPr>
+      <w:r>
+        <w:rPr>
+          <w:rFonts w:ascii="Times New Roman" w:hAnsi="Times New Roman" w:eastAsia="宋体"/>
+          <w:sz w:val="21"/>
+          <w:szCs w:val="21"/>
+        </w:rPr>
         <w:t>（2）以平面内</w:t>
       </w:r>
       <w:r>
@@ -7882,6 +8037,18 @@
         <w:spacing w:before="0" w:after="0" w:line="300" w:lineRule="auto"/>
         <w:jc w:val="left"/>
       </w:pPr>
+    </w:p>
+    <w:p>
+      <w:r>
+        <w:rPr>
+          <w:b/>
+          <w:bCs/>
+          <w:rFonts w:ascii="Times New Roman" w:hAnsi="Times New Roman" w:eastAsia="宋体"/>
+          <w:sz w:val="21"/>
+          <w:szCs w:val="21"/>
+        </w:rPr>
+        <w:t>3.1.3 组合与组合数：组合数公式与性质计算</w:t>
+      </w:r>
     </w:p>
     <w:p>
       <w:pPr>
@@ -9437,22 +9604,15 @@
       </w:pPr>
     </w:p>
     <w:p>
-      <w:pPr>
-        <w:shd w:val="clear" w:color="auto" w:fill="auto"/>
-        <w:spacing w:line="300" w:lineRule="auto" w:before="0" w:after="0"/>
-        <w:jc w:val="left"/>
-        <w:rPr>
-          <w:sz w:val="21"/>
-          <w:szCs w:val="21"/>
-        </w:rPr>
-      </w:pPr>
-      <w:r>
-        <w:rPr>
-          <w:rFonts w:ascii="Times New Roman" w:hAnsi="Times New Roman" w:eastAsia="宋体"/>
-          <w:sz w:val="21"/>
-          <w:szCs w:val="21"/>
-        </w:rPr>
-        <w:t>16．要把6名农业技术员分到3个乡支援工作，甲乡需要2名，乙乡需要3名，丙乡需要1名，共有多少种分配方案？</w:t>
+      <w:r>
+        <w:rPr>
+          <w:b/>
+          <w:bCs/>
+          <w:rFonts w:ascii="Times New Roman" w:hAnsi="Times New Roman" w:eastAsia="宋体"/>
+          <w:sz w:val="21"/>
+          <w:szCs w:val="21"/>
+        </w:rPr>
+        <w:t>3.1.3 组合与组合数：直接组合应用（分步选派）</w:t>
       </w:r>
     </w:p>
     <w:p>
@@ -9471,49 +9631,7 @@
           <w:sz w:val="21"/>
           <w:szCs w:val="21"/>
         </w:rPr>
-        <w:t>【答案】</w:t>
-      </w:r>
-      <m:oMath>
-        <m:r>
-          <w:rPr>
-            <w:rFonts w:ascii="Cambria Math" w:eastAsia="宋体" w:hAnsi="Cambria Math" w:cs="Cambria Math"/>
-            <w:sz w:val="21"/>
-            <w:szCs w:val="21"/>
-          </w:rPr>
-          <m:t>60</m:t>
-        </m:r>
-      </m:oMath>
-      <w:r>
-        <w:rPr>
-          <w:rFonts w:ascii="Times New Roman" w:hAnsi="Times New Roman" w:eastAsia="宋体"/>
-          <w:sz w:val="21"/>
-          <w:szCs w:val="21"/>
-        </w:rPr>
-        <w:t xml:space="preserve">　</w:t>
-      </w:r>
-      <w:r>
-        <w:rPr>
-          <w:rFonts w:ascii="Times New Roman" w:hAnsi="Times New Roman" w:eastAsia="宋体"/>
-          <w:sz w:val="21"/>
-          <w:szCs w:val="21"/>
-        </w:rPr>
-        <w:t>【难度】0.85</w:t>
-      </w:r>
-      <w:r>
-        <w:rPr>
-          <w:rFonts w:ascii="Times New Roman" w:hAnsi="Times New Roman" w:eastAsia="宋体"/>
-          <w:sz w:val="21"/>
-          <w:szCs w:val="21"/>
-        </w:rPr>
-        <w:t xml:space="preserve">　</w:t>
-      </w:r>
-      <w:r>
-        <w:rPr>
-          <w:rFonts w:ascii="Times New Roman" w:hAnsi="Times New Roman" w:eastAsia="宋体"/>
-          <w:sz w:val="21"/>
-          <w:szCs w:val="21"/>
-        </w:rPr>
-        <w:t>【知识点】实际问题中的组合计数问题</w:t>
+        <w:t>16．要把6名农业技术员分到3个乡支援工作，甲乡需要2名，乙乡需要3名，丙乡需要1名，共有多少种分配方案？</w:t>
       </w:r>
     </w:p>
     <w:p>
@@ -9532,7 +9650,49 @@
           <w:sz w:val="21"/>
           <w:szCs w:val="21"/>
         </w:rPr>
-        <w:t>【分析】由分步乘法计数原理结合组合知识得出分配方案的种数.</w:t>
+        <w:t>【答案】</w:t>
+      </w:r>
+      <m:oMath>
+        <m:r>
+          <w:rPr>
+            <w:rFonts w:ascii="Cambria Math" w:eastAsia="宋体" w:hAnsi="Cambria Math" w:cs="Cambria Math"/>
+            <w:sz w:val="21"/>
+            <w:szCs w:val="21"/>
+          </w:rPr>
+          <m:t>60</m:t>
+        </m:r>
+      </m:oMath>
+      <w:r>
+        <w:rPr>
+          <w:rFonts w:ascii="Times New Roman" w:hAnsi="Times New Roman" w:eastAsia="宋体"/>
+          <w:sz w:val="21"/>
+          <w:szCs w:val="21"/>
+        </w:rPr>
+        <w:t xml:space="preserve">　</w:t>
+      </w:r>
+      <w:r>
+        <w:rPr>
+          <w:rFonts w:ascii="Times New Roman" w:hAnsi="Times New Roman" w:eastAsia="宋体"/>
+          <w:sz w:val="21"/>
+          <w:szCs w:val="21"/>
+        </w:rPr>
+        <w:t>【难度】0.85</w:t>
+      </w:r>
+      <w:r>
+        <w:rPr>
+          <w:rFonts w:ascii="Times New Roman" w:hAnsi="Times New Roman" w:eastAsia="宋体"/>
+          <w:sz w:val="21"/>
+          <w:szCs w:val="21"/>
+        </w:rPr>
+        <w:t xml:space="preserve">　</w:t>
+      </w:r>
+      <w:r>
+        <w:rPr>
+          <w:rFonts w:ascii="Times New Roman" w:hAnsi="Times New Roman" w:eastAsia="宋体"/>
+          <w:sz w:val="21"/>
+          <w:szCs w:val="21"/>
+        </w:rPr>
+        <w:t>【知识点】实际问题中的组合计数问题</w:t>
       </w:r>
     </w:p>
     <w:p>
@@ -9551,6 +9711,25 @@
           <w:sz w:val="21"/>
           <w:szCs w:val="21"/>
         </w:rPr>
+        <w:t>【分析】由分步乘法计数原理结合组合知识得出分配方案的种数.</w:t>
+      </w:r>
+    </w:p>
+    <w:p>
+      <w:pPr>
+        <w:shd w:val="clear" w:color="auto" w:fill="auto"/>
+        <w:spacing w:line="300" w:lineRule="auto" w:before="0" w:after="0"/>
+        <w:jc w:val="left"/>
+        <w:rPr>
+          <w:sz w:val="21"/>
+          <w:szCs w:val="21"/>
+        </w:rPr>
+      </w:pPr>
+      <w:r>
+        <w:rPr>
+          <w:rFonts w:ascii="Times New Roman" w:hAnsi="Times New Roman" w:eastAsia="宋体"/>
+          <w:sz w:val="21"/>
+          <w:szCs w:val="21"/>
+        </w:rPr>
         <w:t>【详解】先把6名农业技术员中的2名分到甲乡有</w:t>
       </w:r>
       <m:oMath>
@@ -9733,6 +9912,19 @@
           <w:sz w:val="21"/>
         </w:rPr>
         <w:t xml:space="preserve">；</w:t>
+      </w:r>
+    </w:p>
+    <w:p/>
+    <w:p>
+      <w:r>
+        <w:rPr>
+          <w:b/>
+          <w:bCs/>
+          <w:rFonts w:ascii="Times New Roman" w:hAnsi="Times New Roman" w:eastAsia="宋体"/>
+          <w:sz w:val="21"/>
+          <w:szCs w:val="21"/>
+        </w:rPr>
+        <w:t>3.1.3 组合与组合数：几何组合（圆上点集）</w:t>
       </w:r>
     </w:p>
     <w:p>
@@ -10021,6 +10213,30 @@
         <w:spacing w:before="0" w:after="0" w:line="300" w:lineRule="auto"/>
         <w:jc w:val="left"/>
       </w:pPr>
+    </w:p>
+    <w:p>
+      <w:r>
+        <w:rPr>
+          <w:b/>
+          <w:bCs/>
+          <w:rFonts w:ascii="Times New Roman" w:hAnsi="Times New Roman" w:eastAsia="宋体"/>
+          <w:sz w:val="21"/>
+          <w:szCs w:val="21"/>
+        </w:rPr>
+        <w:t>3.3 二项式定理与杨辉三角</w:t>
+      </w:r>
+    </w:p>
+    <w:p>
+      <w:r>
+        <w:rPr>
+          <w:b/>
+          <w:bCs/>
+          <w:rFonts w:ascii="Times New Roman" w:hAnsi="Times New Roman" w:eastAsia="宋体"/>
+          <w:sz w:val="21"/>
+          <w:szCs w:val="21"/>
+        </w:rPr>
+        <w:t>3.3 二项式定理与杨辉三角：定理正用（直接展开）</w:t>
+      </w:r>
     </w:p>
     <w:p>
       <w:pPr>
@@ -12827,6 +13043,19 @@
         <w:t xml:space="preserve">；</w:t>
       </w:r>
     </w:p>
+    <w:p/>
+    <w:p>
+      <w:r>
+        <w:rPr>
+          <w:b/>
+          <w:bCs/>
+          <w:rFonts w:ascii="Times New Roman" w:hAnsi="Times New Roman" w:eastAsia="宋体"/>
+          <w:sz w:val="21"/>
+          <w:szCs w:val="21"/>
+        </w:rPr>
+        <w:t>3.3 二项式定理与杨辉三角：定理逆用（并项还原）</w:t>
+      </w:r>
+    </w:p>
     <w:p>
       <w:pPr>
         <w:shd w:val="clear" w:color="auto" w:fill="auto"/>
@@ -14099,6 +14328,19 @@
           </m:sup>
         </m:sSup>
       </m:oMath>
+    </w:p>
+    <w:p/>
+    <w:p>
+      <w:r>
+        <w:rPr>
+          <w:b/>
+          <w:bCs/>
+          <w:rFonts w:ascii="Times New Roman" w:hAnsi="Times New Roman" w:eastAsia="宋体"/>
+          <w:sz w:val="21"/>
+          <w:szCs w:val="21"/>
+        </w:rPr>
+        <w:t>3.3 二项式定理与杨辉三角：通项定指数（常数项等）</w:t>
+      </w:r>
     </w:p>
     <w:p>
       <w:pPr>
@@ -14937,6 +15179,19 @@
         </m:r>
       </m:oMath>
     </w:p>
+    <w:p/>
+    <w:p>
+      <w:r>
+        <w:rPr>
+          <w:b/>
+          <w:bCs/>
+          <w:rFonts w:ascii="Times New Roman" w:hAnsi="Times New Roman" w:eastAsia="宋体"/>
+          <w:sz w:val="21"/>
+          <w:szCs w:val="21"/>
+        </w:rPr>
+        <w:t>3.3 二项式定理与杨辉三角：通项定参（求a、n）</w:t>
+      </w:r>
+    </w:p>
     <w:p>
       <w:pPr>
         <w:shd w:val="clear" w:color="auto" w:fill="auto"/>
@@ -16205,6 +16460,19 @@
         <w:t xml:space="preserve">；</w:t>
       </w:r>
     </w:p>
+    <w:p/>
+    <w:p>
+      <w:r>
+        <w:rPr>
+          <w:b/>
+          <w:bCs/>
+          <w:rFonts w:ascii="Times New Roman" w:hAnsi="Times New Roman" w:eastAsia="宋体"/>
+          <w:sz w:val="21"/>
+          <w:szCs w:val="21"/>
+        </w:rPr>
+        <w:t>3.3 二项式定理与杨辉三角：多项式乘积系数</w:t>
+      </w:r>
+    </w:p>
     <w:p>
       <w:pPr>
         <w:shd w:val="clear" w:color="auto" w:fill="auto"/>
@@ -17500,6 +17768,19 @@
           <w:sz w:val="21"/>
         </w:rPr>
         <w:t xml:space="preserve">；</w:t>
+      </w:r>
+    </w:p>
+    <w:p/>
+    <w:p>
+      <w:r>
+        <w:rPr>
+          <w:b/>
+          <w:bCs/>
+          <w:rFonts w:ascii="Times New Roman" w:hAnsi="Times New Roman" w:eastAsia="宋体"/>
+          <w:sz w:val="21"/>
+          <w:szCs w:val="21"/>
+        </w:rPr>
+        <w:t>3.3 二项式定理与杨辉三角：二项式系数性质</w:t>
       </w:r>
     </w:p>
     <w:p>
@@ -18116,6 +18397,7 @@
         <w:t xml:space="preserve">；</w:t>
       </w:r>
     </w:p>
+    <w:p/>
     <w:p>
       <w:pPr>
         <w:shd w:val="clear" w:color="auto" w:fill="auto"/>
@@ -18608,6 +18890,18 @@
         <w:spacing w:before="0" w:after="0" w:line="300" w:lineRule="auto"/>
         <w:jc w:val="left"/>
       </w:pPr>
+    </w:p>
+    <w:p>
+      <w:r>
+        <w:rPr>
+          <w:b/>
+          <w:bCs/>
+          <w:rFonts w:ascii="Times New Roman" w:hAnsi="Times New Roman" w:eastAsia="宋体"/>
+          <w:sz w:val="21"/>
+          <w:szCs w:val="21"/>
+        </w:rPr>
+        <w:t>3.3 二项式定理与杨辉三角：赋值法系数和</w:t>
+      </w:r>
     </w:p>
     <w:p>
       <w:pPr>
@@ -19252,6 +19546,7 @@
         <w:t xml:space="preserve">；</w:t>
       </w:r>
     </w:p>
+    <w:p/>
     <w:p>
       <w:pPr>
         <w:shd w:val="clear" w:color="auto" w:fill="auto"/>
@@ -19836,6 +20131,19 @@
         <w:t xml:space="preserve">；</w:t>
       </w:r>
     </w:p>
+    <w:p/>
+    <w:p>
+      <w:r>
+        <w:rPr>
+          <w:b/>
+          <w:bCs/>
+          <w:rFonts w:ascii="Times New Roman" w:hAnsi="Times New Roman" w:eastAsia="宋体"/>
+          <w:sz w:val="21"/>
+          <w:szCs w:val="21"/>
+        </w:rPr>
+        <w:t>3.3 二项式定理与杨辉三角：近似计算</w:t>
+      </w:r>
+    </w:p>
     <w:p>
       <w:pPr>
         <w:shd w:val="clear" w:color="auto" w:fill="auto"/>
@@ -20478,6 +20786,19 @@
         <w:t xml:space="preserve">；</w:t>
       </w:r>
     </w:p>
+    <w:p/>
+    <w:p>
+      <w:r>
+        <w:rPr>
+          <w:b/>
+          <w:bCs/>
+          <w:rFonts w:ascii="Times New Roman" w:hAnsi="Times New Roman" w:eastAsia="宋体"/>
+          <w:sz w:val="21"/>
+          <w:szCs w:val="21"/>
+        </w:rPr>
+        <w:t>3.3 二项式定理与杨辉三角：赋值证恒等式</w:t>
+      </w:r>
+    </w:p>
     <w:p>
       <w:pPr>
         <w:shd w:val="clear" w:color="auto" w:fill="auto"/>
@@ -22180,6 +22501,13 @@
         <w:t xml:space="preserve">；</w:t>
       </w:r>
     </w:p>
+    <w:sectPr>
+      <w:footerReference w:type="default" r:id="rId9"/>
+      <w:pgSz w:w="11906" w:h="16838"/>
+      <w:pgMar w:top="720" w:right="720" w:bottom="720" w:left="720" w:header="720" w:footer="720" w:gutter="0"/>
+      <w:cols w:space="720"/>
+      <w:docGrid w:linePitch="360"/>
+    </w:sectPr>
   </w:body>
 </w:document>
 </file>
